--- a/Trabalho1/relatorio/Relatorio-T1-sort.c-esqueleto.docx
+++ b/Trabalho1/relatorio/Relatorio-T1-sort.c-esqueleto.docx
@@ -847,24 +847,720 @@
     </w:p>
     <w:p>
       <w:pPr>
-        <w:pStyle w:val="Normal"/>
-        <w:pBdr>
-          <w:top w:val="single" w:sz="4" w:space="0" w:color="AA0000"/>
-          <w:left w:val="single" w:sz="4" w:space="0" w:color="AA0000"/>
-          <w:bottom w:val="single" w:sz="4" w:space="0" w:color="AA0000"/>
-          <w:right w:val="single" w:sz="4" w:space="0" w:color="AA0000"/>
-        </w:pBdr>
-        <w:shd w:val="clear" w:fill="FFF3F3"/>
-        <w:spacing w:before="120" w:after="240"/>
-        <w:rPr/>
+        <w:spacing w:after="200" w:line="360" w:lineRule="auto"/>
+        <w:jc w:val="both"/>
+      </w:pPr>
+      <w:r>
+        <w:t xml:space="preserve">Mike Haertel estudou no St. Olaf College, em Minnesota. No verão de 1988, ele descobriu o Emacs e o GCC, escreveu para Richard Stallman, e a Free Software Foundation o contratou junto com o colega de faculdade Pete TerMaat (GNU's Bulletin v1n5, fonte primária).</w:t>
+      </w:r>
+    </w:p>
+    <w:p>
+      <w:pPr>
+        <w:spacing w:after="200" w:line="360" w:lineRule="auto"/>
+        <w:jc w:val="both"/>
+      </w:pPr>
+      <w:r>
+        <w:t xml:space="preserve">O primeiro projeto de Haertel na FSF foi um novo </w:t>
+      </w:r>
+      <w:r>
+        <w:rPr>
+          <w:rFonts w:ascii="Consolas" w:cs="Consolas" w:eastAsia="Consolas" w:hAnsi="Consolas"/>
+        </w:rPr>
+        <w:t xml:space="preserve">egrep</w:t>
+      </w:r>
+      <w:r>
+        <w:t xml:space="preserve">, com algoritmos próprios de casamento de padrões — Boyer-Moore, além de matchers DFA e kwset. Esse trabalho deu origem ao GNU grep. Haertel foi o autor principal do grep do fim dos anos 1980 até os anos 2000. Na mesma época, ele escreveu o GNU diff e o GNU sort — o cabeçalho de </w:t>
+      </w:r>
+      <w:r>
+        <w:rPr>
+          <w:rFonts w:ascii="Consolas" w:cs="Consolas" w:eastAsia="Consolas" w:hAnsi="Consolas"/>
+        </w:rPr>
+        <w:t xml:space="preserve">sort.c</w:t>
+      </w:r>
+      <w:r>
+        <w:t xml:space="preserve"> registra dezembro de 1988 como a data original, a mesma do arquivo estudado neste trabalho.</w:t>
+      </w:r>
+    </w:p>
+    <w:p>
+      <w:pPr>
+        <w:spacing w:after="200" w:line="360" w:lineRule="auto"/>
+        <w:jc w:val="both"/>
+      </w:pPr>
+      <w:r>
+        <w:t xml:space="preserve">Em 21 de agosto de 2010, Haertel publicou na lista </w:t>
+      </w:r>
+      <w:r>
+        <w:rPr>
+          <w:rFonts w:ascii="Consolas" w:cs="Consolas" w:eastAsia="Consolas" w:hAnsi="Consolas"/>
+        </w:rPr>
+        <w:t xml:space="preserve">freebsd-current</w:t>
+      </w:r>
+      <w:r>
+        <w:t xml:space="preserve"> uma explicação hoje clássica sobre a velocidade do GNU grep (fonte primária: lists.freebsd.org/pipermail/freebsd-current/2010-August/019310.html). Ele descreveu dois princípios: o grep evita examinar cada byte da entrada, e executa poucas instruções por byte quando examina. Com Boyer-Moore e um laço desenrolado, o grep processa menos de três instruções x86 por byte. Ele também usa </w:t>
+      </w:r>
+      <w:r>
+        <w:rPr>
+          <w:rFonts w:ascii="Consolas" w:cs="Consolas" w:eastAsia="Consolas" w:hAnsi="Consolas"/>
+        </w:rPr>
+        <w:t xml:space="preserve">mmap()</w:t>
+      </w:r>
+      <w:r>
+        <w:t xml:space="preserve"> no lugar de </w:t>
+      </w:r>
+      <w:r>
+        <w:rPr>
+          <w:rFonts w:ascii="Consolas" w:cs="Consolas" w:eastAsia="Consolas" w:hAnsi="Consolas"/>
+        </w:rPr>
+        <w:t xml:space="preserve">read()</w:t>
+      </w:r>
+      <w:r>
+        <w:t xml:space="preserve">, com ganho de mais de 20% medido por ele mesmo. Uma frase de Haertel resume a filosofia: “the key to making programs fast is to make them do practically nothing” — a chave para deixar programas rápidos é fazer com que eles não façam quase nada.</w:t>
+      </w:r>
+    </w:p>
+    <w:p>
+      <w:pPr>
+        <w:spacing w:after="200" w:line="360" w:lineRule="auto"/>
+        <w:jc w:val="both"/>
+      </w:pPr>
+      <w:r>
+        <w:t xml:space="preserve">Essa filosofia aparece direto no subconjunto de </w:t>
+      </w:r>
+      <w:r>
+        <w:rPr>
+          <w:rFonts w:ascii="Consolas" w:cs="Consolas" w:eastAsia="Consolas" w:hAnsi="Consolas"/>
+        </w:rPr>
+        <w:t xml:space="preserve">sort.c</w:t>
+      </w:r>
+      <w:r>
+        <w:t xml:space="preserve"> estudado neste trabalho. O buffer de </w:t>
+      </w:r>
+      <w:r>
+        <w:rPr>
+          <w:rFonts w:ascii="Consolas" w:cs="Consolas" w:eastAsia="Consolas" w:hAnsi="Consolas"/>
+        </w:rPr>
+        <w:t xml:space="preserve">try_growbuf</w:t>
+      </w:r>
+      <w:r>
+        <w:t xml:space="preserve"> cresce por blocos, em vez de realocar a cada linha. As funções </w:t>
+      </w:r>
+      <w:r>
+        <w:rPr>
+          <w:rFonts w:ascii="Consolas" w:cs="Consolas" w:eastAsia="Consolas" w:hAnsi="Consolas"/>
+        </w:rPr>
+        <w:t xml:space="preserve">begfield</w:t>
+      </w:r>
+      <w:r>
+        <w:t xml:space="preserve"> e </w:t>
+      </w:r>
+      <w:r>
+        <w:rPr>
+          <w:rFonts w:ascii="Consolas" w:cs="Consolas" w:eastAsia="Consolas" w:hAnsi="Consolas"/>
+        </w:rPr>
+        <w:t xml:space="preserve">limfield</w:t>
+      </w:r>
+      <w:r>
+        <w:t xml:space="preserve"> varrem o texto com ponteiro, sem copiar dados (ver Seção 4.1). São dois programas escritos em anos diferentes, mas pela mesma cabeça de engenharia.</w:t>
+      </w:r>
+    </w:p>
+    <w:p>
+      <w:pPr>
+        <w:spacing w:after="200" w:line="360" w:lineRule="auto"/>
+        <w:jc w:val="both"/>
+      </w:pPr>
+      <w:r>
+        <w:t xml:space="preserve">Depois do trabalho na FSF, Haertel migrou para arquitetura de processadores. Trabalhou na Intel, no projeto do Pentium 4, depois na AMD, e hoje está de volta à Intel como CPU architect.</w:t>
+      </w:r>
+    </w:p>
+    <w:p>
+      <w:pPr>
+        <w:spacing w:after="200" w:line="360" w:lineRule="auto"/>
+        <w:jc w:val="both"/>
+      </w:pPr>
+      <w:r>
+        <w:t xml:space="preserve">Paul Eggert nasceu em 4 de dezembro de 1954. Cursou Engenharia Elétrica na Rice University — a universidade não tinha departamento de Ciência da Computação na época — e se formou em 1975. Fez o doutorado em Ciência da Computação na UCLA, concluído em 1980 (página oficial UCLA Samueli; perfil detalhado: Rice Magazine, “The Time Zone Keeper”, primavera de 2025).</w:t>
+      </w:r>
+    </w:p>
+    <w:p>
+      <w:pPr>
+        <w:spacing w:after="200" w:line="360" w:lineRule="auto"/>
+        <w:jc w:val="both"/>
+      </w:pPr>
+      <w:r>
+        <w:t xml:space="preserve">Eggert deu aula na UC Santa Barbara por três anos. Depois foi para a indústria: cofundou startups e trabalhou na System Development Corporation. Mais tarde foi CTO da Twin Sun Inc., empresa de serviços técnicos em GNU, Linux e BSD para o mercado japonês. Hoje é Teaching Professor no Departamento de Ciência da Computação da UCLA.</w:t>
+      </w:r>
+    </w:p>
+    <w:p>
+      <w:pPr>
+        <w:spacing w:after="200" w:line="360" w:lineRule="auto"/>
+        <w:jc w:val="both"/>
+      </w:pPr>
+      <w:r>
+        <w:t xml:space="preserve">Além da manutenção de código, Eggert publicou trabalhos acadêmicos: “File Systems in User Space” (USENIX Winter 1993, com Douglas Stott Parker Jr.); “Monte Carlo arithmetic: how to gamble with floating point and win” (Computing in Science &amp; Engineering, 2000); “Perturbing and evaluating numerical programs without recompilation” (Software: Practice and Experience, 2005). Ele também é coautor de padrões da IETF: a RFC 8536 e a RFC 9636, sobre o formato do tz database (TZif), e a RFC 6557, sobre os procedimentos de manutenção do banco de dados.</w:t>
+      </w:r>
+    </w:p>
+    <w:p>
+      <w:pPr>
+        <w:spacing w:after="200" w:line="360" w:lineRule="auto"/>
+        <w:jc w:val="both"/>
+      </w:pPr>
+      <w:r>
+        <w:t xml:space="preserve">No início dos anos 1990, Eggert notou inconsistências de fuso horário enquanto fazia negócios em regiões diferentes. Corrigiu entradas pontuais — Taiwan, Indonésia — no tz database criado por Arthur David Olson, e depois decidiu terminar o trabalho por completo. Desde 2005 é o editor oficial do banco na IANA, sem remuneração, em paralelo às aulas. Seu método de pesquisa inclui almanaques de astrólogo, documentos legais, arquivos de governo e horários antigos de trem — o caso de Marrocos, por exemplo, muda o horário no Ramadã por observação astronômica. Eggert também criou a convenção de nomes usada até hoje, como </w:t>
+      </w:r>
+      <w:r>
+        <w:rPr>
+          <w:rFonts w:ascii="Consolas" w:cs="Consolas" w:eastAsia="Consolas" w:hAnsi="Consolas"/>
+        </w:rPr>
+        <w:t xml:space="preserve">America/New_York</w:t>
+      </w:r>
+      <w:r>
+        <w:t xml:space="preserve">.</w:t>
+      </w:r>
+    </w:p>
+    <w:p>
+      <w:pPr>
+        <w:spacing w:after="200" w:line="360" w:lineRule="auto"/>
+        <w:jc w:val="both"/>
+      </w:pPr>
+      <w:r>
+        <w:t xml:space="preserve">Além do tz database, Eggert contribui com Autoconf, Bison, Diffutils, GNU RCS (mantenedor desde 1989), gzip, Emacs, GCC, glibc, GNU tar e GNU Coreutils — onde mantém </w:t>
+      </w:r>
+      <w:r>
+        <w:rPr>
+          <w:rFonts w:ascii="Consolas" w:cs="Consolas" w:eastAsia="Consolas" w:hAnsi="Consolas"/>
+        </w:rPr>
+        <w:t xml:space="preserve">sort.c</w:t>
+      </w:r>
+      <w:r>
+        <w:t xml:space="preserve"> ao lado de Haertel. Em 2021 recebeu o FSF Award for the Advancement of Free Software; em 2012, o Lockheed Martin Excellence in Teaching Award. A imprensa já o chamou de “Time Zone King” — National Geographic, The Register e a revista da Rice University publicaram perfis sobre seu trabalho.</w:t>
+      </w:r>
+    </w:p>
+    <w:p>
+      <w:pPr>
+        <w:spacing w:after="200" w:line="360" w:lineRule="auto"/>
+        <w:jc w:val="both"/>
+      </w:pPr>
+      <w:r>
+        <w:t xml:space="preserve">Instituição em comum: os dois autores estão ligados ao GNU Project e à Free Software Foundation. O código estudado neste trabalho vive hoje sob o guarda-chuva do GNU Coreutils.</w:t>
+      </w:r>
+    </w:p>
+    <w:p>
+      <w:pPr>
+        <w:pStyle w:val="Normal"/>
+        <w:rPr/>
+      </w:pPr>
+      <w:r>
+        <w:rPr/>
+      </w:r>
+      <w:r>
+        <w:br w:type="page"/>
+      </w:r>
+    </w:p>
+    <w:p>
+      <w:pPr>
+        <w:pStyle w:val="Heading1"/>
+        <w:spacing w:before="0" w:after="160"/>
+        <w:rPr/>
+      </w:pPr>
+      <w:r>
+        <w:rPr/>
+        <w:t>3. Convenções de codificação</w:t>
+      </w:r>
+    </w:p>
+    <w:p>
+      <w:pPr>
+        <w:spacing w:after="200" w:line="360" w:lineRule="auto"/>
+        <w:jc w:val="both"/>
+      </w:pPr>
+      <w:r>
+        <w:t xml:space="preserve">O GNU Coding Standards define as convenções de formatação usadas em todo o projeto GNU. O subconjunto de </w:t>
+      </w:r>
+      <w:r>
+        <w:rPr>
+          <w:rFonts w:ascii="Consolas" w:cs="Consolas" w:eastAsia="Consolas" w:hAnsi="Consolas"/>
+        </w:rPr>
+        <w:t xml:space="preserve">sort.c</w:t>
+      </w:r>
+      <w:r>
+        <w:t xml:space="preserve"> segue essas regras com rigor. A Tabela 2 confronta cada regra do padrão, citada diretamente, com um trecho real do código.</w:t>
+      </w:r>
+    </w:p>
+    <w:p>
+      <w:pPr>
+        <w:spacing w:after="0" w:line="276" w:lineRule="auto"/>
+      </w:pPr>
+      <w:r>
+        <w:rPr>
+          <w:b/>
+          <w:bCs/>
+        </w:rPr>
+        <w:t xml:space="preserve">Regra do padrão (citação direta)</w:t>
+      </w:r>
+    </w:p>
+    <w:p>
+      <w:pPr>
+        <w:spacing w:after="0" w:line="276" w:lineRule="auto"/>
+      </w:pPr>
+      <w:r>
+        <w:rPr>
+          <w:b/>
+          <w:bCs/>
+        </w:rPr>
+        <w:t xml:space="preserve">Onde aparece no subconjunto</w:t>
+      </w:r>
+    </w:p>
+    <w:p>
+      <w:pPr>
+        <w:spacing w:after="0" w:line="276" w:lineRule="auto"/>
+      </w:pPr>
+      <w:r>
+        <w:rPr>
+          <w:sz w:val="20"/>
+          <w:szCs w:val="20"/>
+        </w:rPr>
+        <w:t xml:space="preserve">"keep the length of source lines to 79 characters or less"</w:t>
+      </w:r>
+    </w:p>
+    <w:p>
+      <w:pPr>
+        <w:spacing w:after="0" w:line="276" w:lineRule="auto"/>
+      </w:pPr>
+      <w:r>
+        <w:rPr>
+          <w:sz w:val="20"/>
+          <w:szCs w:val="20"/>
+        </w:rPr>
+        <w:t xml:space="preserve">linhas do subconjunto ficam em torno de 80 colunas</w:t>
+      </w:r>
+    </w:p>
+    <w:p>
+      <w:pPr>
+        <w:spacing w:after="0" w:line="276" w:lineRule="auto"/>
+      </w:pPr>
+      <w:r>
+        <w:rPr>
+          <w:sz w:val="20"/>
+          <w:szCs w:val="20"/>
+        </w:rPr>
+        <w:t xml:space="preserve">"put the open-brace that starts the body of a C function in column one"</w:t>
+      </w:r>
+    </w:p>
+    <w:p>
+      <w:pPr>
+        <w:spacing w:after="0" w:line="276" w:lineRule="auto"/>
+      </w:pPr>
+      <w:r>
+        <w:rPr>
+          <w:sz w:val="20"/>
+          <w:szCs w:val="20"/>
+        </w:rPr>
+        <w:t xml:space="preserve">tipo de retorno numa linha, assinatura na seguinte, </w:t>
+      </w:r>
+      <w:r>
+        <w:rPr>
+          <w:rFonts w:ascii="Consolas" w:cs="Consolas" w:eastAsia="Consolas" w:hAnsi="Consolas"/>
+          <w:sz w:val="18"/>
+          <w:szCs w:val="18"/>
+        </w:rPr>
+        <w:t xml:space="preserve">{</w:t>
+      </w:r>
+      <w:r>
+        <w:rPr>
+          <w:sz w:val="20"/>
+          <w:szCs w:val="20"/>
+        </w:rPr>
+        <w:t xml:space="preserve"> sozinha na coluna 0 (</w:t>
+      </w:r>
+      <w:r>
+        <w:rPr>
+          <w:rFonts w:ascii="Consolas" w:cs="Consolas" w:eastAsia="Consolas" w:hAnsi="Consolas"/>
+          <w:sz w:val="18"/>
+          <w:szCs w:val="18"/>
+        </w:rPr>
+        <w:t xml:space="preserve">try_growbuf, begfield, keycompare, sort()</w:t>
+      </w:r>
+      <w:r>
+        <w:rPr>
+          <w:sz w:val="20"/>
+          <w:szCs w:val="20"/>
+        </w:rPr>
+        <w:t xml:space="preserve">)</w:t>
+      </w:r>
+    </w:p>
+    <w:p>
+      <w:pPr>
+        <w:spacing w:after="0" w:line="276" w:lineRule="auto"/>
+      </w:pPr>
+      <w:r>
+        <w:rPr>
+          <w:sz w:val="20"/>
+          <w:szCs w:val="20"/>
+        </w:rPr>
+        <w:t xml:space="preserve">"spaces before the open-parentheses and after the commas"</w:t>
+      </w:r>
+    </w:p>
+    <w:p>
+      <w:pPr>
+        <w:spacing w:after="0" w:line="276" w:lineRule="auto"/>
+      </w:pPr>
+      <w:r>
+        <w:rPr>
+          <w:rFonts w:ascii="Consolas" w:cs="Consolas" w:eastAsia="Consolas" w:hAnsi="Consolas"/>
+          <w:sz w:val="18"/>
+          <w:szCs w:val="18"/>
+        </w:rPr>
+        <w:t xml:space="preserve">malloc (alloc)</w:t>
+      </w:r>
+      <w:r>
+        <w:rPr>
+          <w:sz w:val="20"/>
+          <w:szCs w:val="20"/>
+        </w:rPr>
+        <w:t xml:space="preserve"> e </w:t>
+      </w:r>
+      <w:r>
+        <w:rPr>
+          <w:rFonts w:ascii="Consolas" w:cs="Consolas" w:eastAsia="Consolas" w:hAnsi="Consolas"/>
+          <w:sz w:val="18"/>
+          <w:szCs w:val="18"/>
+        </w:rPr>
+        <w:t xml:space="preserve">memcpy (newbuf, oldbuf, buf-&gt;used)</w:t>
+      </w:r>
+    </w:p>
+    <w:p>
+      <w:pPr>
+        <w:spacing w:after="0" w:line="276" w:lineRule="auto"/>
+      </w:pPr>
+      <w:r>
+        <w:rPr>
+          <w:sz w:val="20"/>
+          <w:szCs w:val="20"/>
+        </w:rPr>
+        <w:t xml:space="preserve">"split it before an operator, not after one"</w:t>
+      </w:r>
+    </w:p>
+    <w:p>
+      <w:pPr>
+        <w:spacing w:after="0" w:line="276" w:lineRule="auto"/>
+      </w:pPr>
+      <w:r>
+        <w:rPr>
+          <w:rFonts w:ascii="Consolas" w:cs="Consolas" w:eastAsia="Consolas" w:hAnsi="Consolas"/>
+          <w:sz w:val="18"/>
+          <w:szCs w:val="18"/>
+        </w:rPr>
+        <w:t xml:space="preserve">sort.c:3007-3009</w:t>
+      </w:r>
+      <w:r>
+        <w:rPr>
+          <w:sz w:val="20"/>
+          <w:szCs w:val="20"/>
+        </w:rPr>
+        <w:t xml:space="preserve"> — ternário quebrado com </w:t>
+      </w:r>
+      <w:r>
+        <w:rPr>
+          <w:rFonts w:ascii="Consolas" w:cs="Consolas" w:eastAsia="Consolas" w:hAnsi="Consolas"/>
+          <w:sz w:val="18"/>
+          <w:szCs w:val="18"/>
+        </w:rPr>
+        <w:t xml:space="preserve">?</w:t>
+      </w:r>
+      <w:r>
+        <w:rPr>
+          <w:sz w:val="20"/>
+          <w:szCs w:val="20"/>
+        </w:rPr>
+        <w:t xml:space="preserve">/</w:t>
+      </w:r>
+      <w:r>
+        <w:rPr>
+          <w:rFonts w:ascii="Consolas" w:cs="Consolas" w:eastAsia="Consolas" w:hAnsi="Consolas"/>
+          <w:sz w:val="18"/>
+          <w:szCs w:val="18"/>
+        </w:rPr>
+        <w:t xml:space="preserve">:</w:t>
+      </w:r>
+      <w:r>
+        <w:rPr>
+          <w:sz w:val="20"/>
+          <w:szCs w:val="20"/>
+        </w:rPr>
+        <w:t xml:space="preserve"> no início da linha de continuação, dentro de </w:t>
+      </w:r>
+      <w:r>
+        <w:rPr>
+          <w:rFonts w:ascii="Consolas" w:cs="Consolas" w:eastAsia="Consolas" w:hAnsi="Consolas"/>
+          <w:sz w:val="18"/>
+          <w:szCs w:val="18"/>
+        </w:rPr>
+        <w:t xml:space="preserve">keycompare</w:t>
+      </w:r>
+    </w:p>
+    <w:p>
+      <w:pPr>
+        <w:spacing w:after="0" w:line="276" w:lineRule="auto"/>
+      </w:pPr>
+      <w:r>
+        <w:rPr>
+          <w:sz w:val="20"/>
+          <w:szCs w:val="20"/>
+        </w:rPr>
+        <w:t xml:space="preserve">template </w:t>
+      </w:r>
+      <w:r>
+        <w:rPr>
+          <w:rFonts w:ascii="Consolas" w:cs="Consolas" w:eastAsia="Consolas" w:hAnsi="Consolas"/>
+          <w:sz w:val="18"/>
+          <w:szCs w:val="18"/>
+        </w:rPr>
+        <w:t xml:space="preserve">do / { ... } / while (cond);</w:t>
+      </w:r>
+    </w:p>
+    <w:p>
+      <w:pPr>
+        <w:spacing w:after="0" w:line="276" w:lineRule="auto"/>
+      </w:pPr>
+      <w:r>
+        <w:rPr>
+          <w:rFonts w:ascii="Consolas" w:cs="Consolas" w:eastAsia="Consolas" w:hAnsi="Consolas"/>
+          <w:sz w:val="18"/>
+          <w:szCs w:val="18"/>
+        </w:rPr>
+        <w:t xml:space="preserve">sort.c:3090-3098</w:t>
+      </w:r>
+      <w:r>
+        <w:rPr>
+          <w:sz w:val="20"/>
+          <w:szCs w:val="20"/>
+        </w:rPr>
+        <w:t xml:space="preserve"> — do-while real dentro de </w:t>
+      </w:r>
+      <w:r>
+        <w:rPr>
+          <w:rFonts w:ascii="Consolas" w:cs="Consolas" w:eastAsia="Consolas" w:hAnsi="Consolas"/>
+          <w:sz w:val="18"/>
+          <w:szCs w:val="18"/>
+        </w:rPr>
+        <w:t xml:space="preserve">keycompare</w:t>
+      </w:r>
+    </w:p>
+    <w:p>
+      <w:pPr>
+        <w:spacing w:after="0" w:line="276" w:lineRule="auto"/>
+      </w:pPr>
+      <w:r>
+        <w:rPr>
+          <w:sz w:val="20"/>
+          <w:szCs w:val="20"/>
+        </w:rPr>
+        <w:t xml:space="preserve">"whatever style you use, please use it consistently"</w:t>
+      </w:r>
+    </w:p>
+    <w:p>
+      <w:pPr>
+        <w:spacing w:after="0" w:line="276" w:lineRule="auto"/>
+      </w:pPr>
+      <w:r>
+        <w:rPr>
+          <w:sz w:val="20"/>
+          <w:szCs w:val="20"/>
+        </w:rPr>
+        <w:t xml:space="preserve">mesmo estilo do início ao fim, ~2600 linhas entre try_growbuf e sort()</w:t>
+      </w:r>
+    </w:p>
+    <w:p>
+      <w:pPr>
+        <w:spacing w:after="240" w:before="200"/>
+        <w:jc w:val="center"/>
       </w:pPr>
       <w:r>
         <w:rPr>
           <w:i/>
           <w:iCs/>
-          <w:color w:val="AA0000"/>
-        </w:rPr>
-        <w:t>[ CONTEÚDO A DESENVOLVER (próxima mensagem) — Mike Haertel e Paul Eggert. Fontes já levantadas em CLAUDE.md, seção "Histórico dos autores". Sem figura necessária nesta seção. ]</w:t>
+          <w:sz w:val="20"/>
+          <w:szCs w:val="20"/>
+        </w:rPr>
+        <w:t xml:space="preserve">Tabela 2 — Regras do GNU Coding Standards confrontadas com o subconjunto</w:t>
+      </w:r>
+    </w:p>
+    <w:p>
+      <w:pPr>
+        <w:spacing w:after="200" w:line="360" w:lineRule="auto"/>
+        <w:jc w:val="both"/>
+      </w:pPr>
+      <w:r>
+        <w:t xml:space="preserve">Além das regras acima, o subconjunto segue outros quatro pontos de convenção.</w:t>
+      </w:r>
+    </w:p>
+    <w:p>
+      <w:pPr>
+        <w:spacing w:after="200" w:line="360" w:lineRule="auto"/>
+        <w:jc w:val="both"/>
+      </w:pPr>
+      <w:r>
+        <w:t xml:space="preserve">A indentação usa 2 espaços por nível. O código não usa tabs — a única exceção é o alinhamento da barra de continuação (</w:t>
+      </w:r>
+      <w:r>
+        <w:rPr>
+          <w:rFonts w:ascii="Consolas" w:cs="Consolas" w:eastAsia="Consolas" w:hAnsi="Consolas"/>
+        </w:rPr>
+        <w:t xml:space="preserve">\</w:t>
+      </w:r>
+      <w:r>
+        <w:t xml:space="preserve">) em macros de várias linhas, como </w:t>
+      </w:r>
+      <w:r>
+        <w:rPr>
+          <w:rFonts w:ascii="Consolas" w:cs="Consolas" w:eastAsia="Consolas" w:hAnsi="Consolas"/>
+        </w:rPr>
+        <w:t xml:space="preserve">CMP_WITH_IGNORE</w:t>
+      </w:r>
+      <w:r>
+        <w:t xml:space="preserve"> (</w:t>
+      </w:r>
+      <w:r>
+        <w:rPr>
+          <w:rFonts w:ascii="Consolas" w:cs="Consolas" w:eastAsia="Consolas" w:hAnsi="Consolas"/>
+        </w:rPr>
+        <w:t xml:space="preserve">sort.c:3052-3061</w:t>
+      </w:r>
+      <w:r>
+        <w:t xml:space="preserve">).</w:t>
+      </w:r>
+    </w:p>
+    <w:p>
+      <w:pPr>
+        <w:spacing w:after="200" w:line="360" w:lineRule="auto"/>
+        <w:jc w:val="both"/>
+      </w:pPr>
+      <w:r>
+        <w:t xml:space="preserve">Ponteiros colam o asterisco ao identificador, não ao tipo: </w:t>
+      </w:r>
+      <w:r>
+        <w:rPr>
+          <w:rFonts w:ascii="Consolas" w:cs="Consolas" w:eastAsia="Consolas" w:hAnsi="Consolas"/>
+        </w:rPr>
+        <w:t xml:space="preserve">char *ptr</w:t>
+      </w:r>
+      <w:r>
+        <w:t xml:space="preserve">, </w:t>
+      </w:r>
+      <w:r>
+        <w:rPr>
+          <w:rFonts w:ascii="Consolas" w:cs="Consolas" w:eastAsia="Consolas" w:hAnsi="Consolas"/>
+        </w:rPr>
+        <w:t xml:space="preserve">struct line *line</w:t>
+      </w:r>
+      <w:r>
+        <w:t xml:space="preserve"> (</w:t>
+      </w:r>
+      <w:r>
+        <w:rPr>
+          <w:rFonts w:ascii="Consolas" w:cs="Consolas" w:eastAsia="Consolas" w:hAnsi="Consolas"/>
+        </w:rPr>
+        <w:t xml:space="preserve">sort.c:1865</w:t>
+      </w:r>
+      <w:r>
+        <w:t xml:space="preserve">).</w:t>
+      </w:r>
+    </w:p>
+    <w:p>
+      <w:pPr>
+        <w:spacing w:after="200" w:line="360" w:lineRule="auto"/>
+        <w:jc w:val="both"/>
+      </w:pPr>
+      <w:r>
+        <w:t xml:space="preserve">Identificadores de funções e variáveis usam </w:t>
+      </w:r>
+      <w:r>
+        <w:rPr>
+          <w:rFonts w:ascii="Consolas" w:cs="Consolas" w:eastAsia="Consolas" w:hAnsi="Consolas"/>
+        </w:rPr>
+        <w:t xml:space="preserve">snake_case</w:t>
+      </w:r>
+      <w:r>
+        <w:t xml:space="preserve">: </w:t>
+      </w:r>
+      <w:r>
+        <w:rPr>
+          <w:rFonts w:ascii="Consolas" w:cs="Consolas" w:eastAsia="Consolas" w:hAnsi="Consolas"/>
+        </w:rPr>
+        <w:t xml:space="preserve">try_growbuf</w:t>
+      </w:r>
+      <w:r>
+        <w:t xml:space="preserve">, </w:t>
+      </w:r>
+      <w:r>
+        <w:rPr>
+          <w:rFonts w:ascii="Consolas" w:cs="Consolas" w:eastAsia="Consolas" w:hAnsi="Consolas"/>
+        </w:rPr>
+        <w:t xml:space="preserve">begfield</w:t>
+      </w:r>
+      <w:r>
+        <w:t xml:space="preserve">, </w:t>
+      </w:r>
+      <w:r>
+        <w:rPr>
+          <w:rFonts w:ascii="Consolas" w:cs="Consolas" w:eastAsia="Consolas" w:hAnsi="Consolas"/>
+        </w:rPr>
+        <w:t xml:space="preserve">new_linelim</w:t>
+      </w:r>
+      <w:r>
+        <w:t xml:space="preserve">. Macros e atributos usam MAIÚSCULO: </w:t>
+      </w:r>
+      <w:r>
+        <w:rPr>
+          <w:rFonts w:ascii="Consolas" w:cs="Consolas" w:eastAsia="Consolas" w:hAnsi="Consolas"/>
+        </w:rPr>
+        <w:t xml:space="preserve">ATTRIBUTE_PURE</w:t>
+      </w:r>
+      <w:r>
+        <w:t xml:space="preserve">, </w:t>
+      </w:r>
+      <w:r>
+        <w:rPr>
+          <w:rFonts w:ascii="Consolas" w:cs="Consolas" w:eastAsia="Consolas" w:hAnsi="Consolas"/>
+        </w:rPr>
+        <w:t xml:space="preserve">TAB_DEFAULT</w:t>
+      </w:r>
+      <w:r>
+        <w:t xml:space="preserve">. Nomes de </w:t>
+      </w:r>
+      <w:r>
+        <w:rPr>
+          <w:rFonts w:ascii="Consolas" w:cs="Consolas" w:eastAsia="Consolas" w:hAnsi="Consolas"/>
+        </w:rPr>
+        <w:t xml:space="preserve">struct</w:t>
+      </w:r>
+      <w:r>
+        <w:t xml:space="preserve"> ficam sempre em minúsculo.</w:t>
+      </w:r>
+    </w:p>
+    <w:p>
+      <w:pPr>
+        <w:spacing w:after="200" w:line="360" w:lineRule="auto"/>
+        <w:jc w:val="both"/>
+      </w:pPr>
+      <w:r>
+        <w:t xml:space="preserve">Cada função recebe um comentário em bloco antes da assinatura, descrevendo o que ela faz. Os nomes dos parâmetros aparecem em MAIÚSCULO dentro do texto do comentário — por exemplo, “Try to grow BUF according to POLICY”, antes de </w:t>
+      </w:r>
+      <w:r>
+        <w:rPr>
+          <w:rFonts w:ascii="Consolas" w:cs="Consolas" w:eastAsia="Consolas" w:hAnsi="Consolas"/>
+        </w:rPr>
+        <w:t xml:space="preserve">maybe_growbuf</w:t>
+      </w:r>
+      <w:r>
+        <w:t xml:space="preserve"> (</w:t>
+      </w:r>
+      <w:r>
+        <w:rPr>
+          <w:rFonts w:ascii="Consolas" w:cs="Consolas" w:eastAsia="Consolas" w:hAnsi="Consolas"/>
+        </w:rPr>
+        <w:t xml:space="preserve">sort.c:1838</w:t>
+      </w:r>
+      <w:r>
+        <w:t xml:space="preserve">).</w:t>
       </w:r>
     </w:p>
     <w:p>
@@ -887,29 +1583,2747 @@
       </w:pPr>
       <w:r>
         <w:rPr/>
-        <w:t>3. Convenções de codificação</w:t>
-      </w:r>
-    </w:p>
-    <w:p>
-      <w:pPr>
-        <w:pStyle w:val="Normal"/>
-        <w:pBdr>
-          <w:top w:val="single" w:sz="4" w:space="0" w:color="AA0000"/>
-          <w:left w:val="single" w:sz="4" w:space="0" w:color="AA0000"/>
-          <w:bottom w:val="single" w:sz="4" w:space="0" w:color="AA0000"/>
-          <w:right w:val="single" w:sz="4" w:space="0" w:color="AA0000"/>
-        </w:pBdr>
-        <w:shd w:val="clear" w:fill="FFF3F3"/>
-        <w:spacing w:before="120" w:after="240"/>
-        <w:rPr/>
+        <w:t>4. Idiomas e truques de programador C</w:t>
+      </w:r>
+    </w:p>
+    <w:p>
+      <w:pPr>
+        <w:pStyle w:val="Heading2"/>
+        <w:spacing w:before="320" w:after="160"/>
+        <w:rPr/>
+      </w:pPr>
+      <w:r>
+        <w:rPr/>
+        <w:t>4.1 Aritmética de ponteiros</w:t>
+      </w:r>
+    </w:p>
+    <w:p>
+      <w:pPr>
+        <w:spacing w:after="200" w:line="360" w:lineRule="auto"/>
+        <w:jc w:val="both"/>
+      </w:pPr>
+      <w:r>
+        <w:t xml:space="preserve">O </w:t>
+      </w:r>
+      <w:r>
+        <w:rPr>
+          <w:rFonts w:ascii="Consolas" w:cs="Consolas" w:eastAsia="Consolas" w:hAnsi="Consolas"/>
+        </w:rPr>
+        <w:t xml:space="preserve">struct buffer</w:t>
+      </w:r>
+      <w:r>
+        <w:t xml:space="preserve"> de </w:t>
+      </w:r>
+      <w:r>
+        <w:rPr>
+          <w:rFonts w:ascii="Consolas" w:cs="Consolas" w:eastAsia="Consolas" w:hAnsi="Consolas"/>
+        </w:rPr>
+        <w:t xml:space="preserve">sort.c</w:t>
+      </w:r>
+      <w:r>
+        <w:t xml:space="preserve"> guarda duas estruturas numa única alocação de memória. O texto das linhas cresce do início para o fim. A tabela </w:t>
+      </w:r>
+      <w:r>
+        <w:rPr>
+          <w:rFonts w:ascii="Consolas" w:cs="Consolas" w:eastAsia="Consolas" w:hAnsi="Consolas"/>
+        </w:rPr>
+        <w:t xml:space="preserve">struct line[]</w:t>
+      </w:r>
+      <w:r>
+        <w:t xml:space="preserve"> cresce do fim para o início. As duas se encontram no meio.</w:t>
+      </w:r>
+    </w:p>
+    <w:p>
+      <w:pPr>
+        <w:spacing w:after="200" w:line="360" w:lineRule="auto"/>
+        <w:jc w:val="both"/>
+      </w:pPr>
+      <w:r>
+        <w:t xml:space="preserve">Essa estrutura obriga todo acesso a usar aritmética de ponteiros — soma, subtração, incremento e decremento. Nenhuma parte do código usa um índice contado à parte. Um ponteiro guarda a posição e avança sozinho. A subtração de dois ponteiros já dá o tamanho de um trecho, sem chamar </w:t>
+      </w:r>
+      <w:r>
+        <w:rPr>
+          <w:rFonts w:ascii="Consolas" w:cs="Consolas" w:eastAsia="Consolas" w:hAnsi="Consolas"/>
+        </w:rPr>
+        <w:t xml:space="preserve">strlen</w:t>
+      </w:r>
+      <w:r>
+        <w:t xml:space="preserve"> ou rodar um laço extra.</w:t>
+      </w:r>
+    </w:p>
+    <w:p>
+      <w:pPr>
+        <w:spacing w:after="200" w:line="360" w:lineRule="auto"/>
+        <w:jc w:val="both"/>
+      </w:pPr>
+      <w:r>
+        <w:t xml:space="preserve">A função </w:t>
+      </w:r>
+      <w:r>
+        <w:rPr>
+          <w:rFonts w:ascii="Consolas" w:cs="Consolas" w:eastAsia="Consolas" w:hAnsi="Consolas"/>
+        </w:rPr>
+        <w:t xml:space="preserve">begfield</w:t>
+      </w:r>
+      <w:r>
+        <w:t xml:space="preserve"> (</w:t>
+      </w:r>
+      <w:r>
+        <w:rPr>
+          <w:rFonts w:ascii="Consolas" w:cs="Consolas" w:eastAsia="Consolas" w:hAnsi="Consolas"/>
+        </w:rPr>
+        <w:t xml:space="preserve">sort.c:1862-1903</w:t>
+      </w:r>
+      <w:r>
+        <w:t xml:space="preserve">) localiza o início de um campo de ordenação. A linha 1865 soma um ponteiro a um inteiro para montar o limite </w:t>
+      </w:r>
+      <w:r>
+        <w:rPr>
+          <w:rFonts w:ascii="Consolas" w:cs="Consolas" w:eastAsia="Consolas" w:hAnsi="Consolas"/>
+        </w:rPr>
+        <w:t xml:space="preserve">lim</w:t>
+      </w:r>
+      <w:r>
+        <w:t xml:space="preserve"> sem precisar de um segundo laço: </w:t>
+      </w:r>
+      <w:r>
+        <w:rPr>
+          <w:rFonts w:ascii="Consolas" w:cs="Consolas" w:eastAsia="Consolas" w:hAnsi="Consolas"/>
+        </w:rPr>
+        <w:t xml:space="preserve">char *ptr = line-&gt;text, *lim = ptr + line-&gt;length - 1;</w:t>
+      </w:r>
+      <w:r>
+        <w:t xml:space="preserve">. Os quatro laços </w:t>
+      </w:r>
+      <w:r>
+        <w:rPr>
+          <w:rFonts w:ascii="Consolas" w:cs="Consolas" w:eastAsia="Consolas" w:hAnsi="Consolas"/>
+        </w:rPr>
+        <w:t xml:space="preserve">while</w:t>
+      </w:r>
+      <w:r>
+        <w:t xml:space="preserve"> que seguem (linhas 1878, 1884, 1886 e 1893) usam </w:t>
+      </w:r>
+      <w:r>
+        <w:rPr>
+          <w:rFonts w:ascii="Consolas" w:cs="Consolas" w:eastAsia="Consolas" w:hAnsi="Consolas"/>
+        </w:rPr>
+        <w:t xml:space="preserve">++ptr</w:t>
+      </w:r>
+      <w:r>
+        <w:t xml:space="preserve"> — o próprio ponteiro funciona como contador. A linha 1896 subtrai dois ponteiros para saber quantos bytes restam, sem recalcular nada: </w:t>
+      </w:r>
+      <w:r>
+        <w:rPr>
+          <w:rFonts w:ascii="Consolas" w:cs="Consolas" w:eastAsia="Consolas" w:hAnsi="Consolas"/>
+        </w:rPr>
+        <w:t xml:space="preserve">size_t remaining_bytes = lim - ptr;</w:t>
+      </w:r>
+      <w:r>
+        <w:t xml:space="preserve">. A linha 1898 soma um inteiro ao ponteiro para pular SCHAR bytes de uma vez: </w:t>
+      </w:r>
+      <w:r>
+        <w:rPr>
+          <w:rFonts w:ascii="Consolas" w:cs="Consolas" w:eastAsia="Consolas" w:hAnsi="Consolas"/>
+        </w:rPr>
+        <w:t xml:space="preserve">ptr += schar;</w:t>
+      </w:r>
+      <w:r>
+        <w:t xml:space="preserve">.</w:t>
+      </w:r>
+    </w:p>
+    <w:p>
+      <w:pPr>
+        <w:spacing w:after="200" w:line="360" w:lineRule="auto"/>
+        <w:jc w:val="both"/>
+      </w:pPr>
+      <w:r>
+        <w:t xml:space="preserve">A função </w:t>
+      </w:r>
+      <w:r>
+        <w:rPr>
+          <w:rFonts w:ascii="Consolas" w:cs="Consolas" w:eastAsia="Consolas" w:hAnsi="Consolas"/>
+        </w:rPr>
+        <w:t xml:space="preserve">limfield</w:t>
+      </w:r>
+      <w:r>
+        <w:t xml:space="preserve"> (</w:t>
+      </w:r>
+      <w:r>
+        <w:rPr>
+          <w:rFonts w:ascii="Consolas" w:cs="Consolas" w:eastAsia="Consolas" w:hAnsi="Consolas"/>
+        </w:rPr>
+        <w:t xml:space="preserve">sort.c:1908-2010</w:t>
+      </w:r>
+      <w:r>
+        <w:t xml:space="preserve">) espelha o mesmo idioma para o fim do campo: a soma </w:t>
+      </w:r>
+      <w:r>
+        <w:rPr>
+          <w:rFonts w:ascii="Consolas" w:cs="Consolas" w:eastAsia="Consolas" w:hAnsi="Consolas"/>
+        </w:rPr>
+        <w:t xml:space="preserve">ptr + line-&gt;length - 1</w:t>
+      </w:r>
+      <w:r>
+        <w:t xml:space="preserve"> (linha 1912), a subtração </w:t>
+      </w:r>
+      <w:r>
+        <w:rPr>
+          <w:rFonts w:ascii="Consolas" w:cs="Consolas" w:eastAsia="Consolas" w:hAnsi="Consolas"/>
+        </w:rPr>
+        <w:t xml:space="preserve">lim - ptr</w:t>
+      </w:r>
+      <w:r>
+        <w:t xml:space="preserve"> (linhas 1928 e 2002) e a soma </w:t>
+      </w:r>
+      <w:r>
+        <w:rPr>
+          <w:rFonts w:ascii="Consolas" w:cs="Consolas" w:eastAsia="Consolas" w:hAnsi="Consolas"/>
+        </w:rPr>
+        <w:t xml:space="preserve">ptr += echar</w:t>
+      </w:r>
+      <w:r>
+        <w:t xml:space="preserve"> (linha 2004).</w:t>
+      </w:r>
+    </w:p>
+    <w:p>
+      <w:pPr>
+        <w:spacing w:after="200" w:line="360" w:lineRule="auto"/>
+        <w:jc w:val="both"/>
+      </w:pPr>
+      <w:r>
+        <w:t xml:space="preserve">A função </w:t>
+      </w:r>
+      <w:r>
+        <w:rPr>
+          <w:rFonts w:ascii="Consolas" w:cs="Consolas" w:eastAsia="Consolas" w:hAnsi="Consolas"/>
+        </w:rPr>
+        <w:t xml:space="preserve">fillbuf</w:t>
+      </w:r>
+      <w:r>
+        <w:t xml:space="preserve"> (</w:t>
+      </w:r>
+      <w:r>
+        <w:rPr>
+          <w:rFonts w:ascii="Consolas" w:cs="Consolas" w:eastAsia="Consolas" w:hAnsi="Consolas"/>
+        </w:rPr>
+        <w:t xml:space="preserve">sort.c:2018-2133</w:t>
+      </w:r>
+      <w:r>
+        <w:t xml:space="preserve">) é onde a aritmética de ponteiros aparece com mais densidade. A linha 2039 retoma a escrita exatamente onde a última leitura parou, sem guardar a posição numa variável separada: </w:t>
+      </w:r>
+      <w:r>
+        <w:rPr>
+          <w:rFonts w:ascii="Consolas" w:cs="Consolas" w:eastAsia="Consolas" w:hAnsi="Consolas"/>
+        </w:rPr>
+        <w:t xml:space="preserve">char *ptr = buf-&gt;buf + buf-&gt;used;</w:t>
+      </w:r>
+      <w:r>
+        <w:t xml:space="preserve">. A linha 2042 calcula, numa única expressão, o espaço livre entre a região de texto — que cresce para a frente — e a tabela de linhas — que cresce para trás: </w:t>
+      </w:r>
+      <w:r>
+        <w:rPr>
+          <w:rFonts w:ascii="Consolas" w:cs="Consolas" w:eastAsia="Consolas" w:hAnsi="Consolas"/>
+        </w:rPr>
+        <w:t xml:space="preserve">size_t avail = (char *) linelim - buf-&gt;nlines * line_bytes - ptr;</w:t>
+      </w:r>
+      <w:r>
+        <w:t xml:space="preserve">, misturando subtração de ponteiros, um cast e uma multiplicação.</w:t>
+      </w:r>
+    </w:p>
+    <w:p>
+      <w:pPr>
+        <w:spacing w:after="200" w:line="360" w:lineRule="auto"/>
+        <w:jc w:val="both"/>
+      </w:pPr>
+      <w:r>
+        <w:t xml:space="preserve">A linha 2080 é a prova direta de que os dois lados da alocação se encontram no meio: </w:t>
+      </w:r>
+      <w:r>
+        <w:rPr>
+          <w:rFonts w:ascii="Consolas" w:cs="Consolas" w:eastAsia="Consolas" w:hAnsi="Consolas"/>
+        </w:rPr>
+        <w:t xml:space="preserve">line--;</w:t>
+      </w:r>
+      <w:r>
+        <w:t xml:space="preserve"> decrementa o ponteiro da tabela a cada linha nova, em vez de incrementar um índice — a tabela de linhas é preenchida de trás para frente. A linha 2082 subtrai dois ponteiros para obter o tamanho da linha, sem chamar </w:t>
+      </w:r>
+      <w:r>
+        <w:rPr>
+          <w:rFonts w:ascii="Consolas" w:cs="Consolas" w:eastAsia="Consolas" w:hAnsi="Consolas"/>
+        </w:rPr>
+        <w:t xml:space="preserve">strlen</w:t>
+      </w:r>
+      <w:r>
+        <w:t xml:space="preserve">: </w:t>
+      </w:r>
+      <w:r>
+        <w:rPr>
+          <w:rFonts w:ascii="Consolas" w:cs="Consolas" w:eastAsia="Consolas" w:hAnsi="Consolas"/>
+        </w:rPr>
+        <w:t xml:space="preserve">line-&gt;length = ptr - line_start;</w:t>
+      </w:r>
+      <w:r>
+        <w:t xml:space="preserve">. E a linha 2114 subtrai dois ponteiros do tipo </w:t>
+      </w:r>
+      <w:r>
+        <w:rPr>
+          <w:rFonts w:ascii="Consolas" w:cs="Consolas" w:eastAsia="Consolas" w:hAnsi="Consolas"/>
+        </w:rPr>
+        <w:t xml:space="preserve">struct line *</w:t>
+      </w:r>
+      <w:r>
+        <w:t xml:space="preserve"> — não </w:t>
+      </w:r>
+      <w:r>
+        <w:rPr>
+          <w:rFonts w:ascii="Consolas" w:cs="Consolas" w:eastAsia="Consolas" w:hAnsi="Consolas"/>
+        </w:rPr>
+        <w:t xml:space="preserve">char *</w:t>
+      </w:r>
+      <w:r>
+        <w:t xml:space="preserve"> — para contar quantas linhas foram preenchidas nesta leitura: </w:t>
+      </w:r>
+      <w:r>
+        <w:rPr>
+          <w:rFonts w:ascii="Consolas" w:cs="Consolas" w:eastAsia="Consolas" w:hAnsi="Consolas"/>
+        </w:rPr>
+        <w:t xml:space="preserve">buf-&gt;nlines = buffer_linelim (buf) - line;</w:t>
+      </w:r>
+      <w:r>
+        <w:t xml:space="preserve">.</w:t>
+      </w:r>
+    </w:p>
+    <w:p>
+      <w:pPr>
+        <w:spacing w:after="200" w:line="360" w:lineRule="auto"/>
+        <w:jc w:val="both"/>
+      </w:pPr>
+      <w:r>
+        <w:t xml:space="preserve">A função </w:t>
+      </w:r>
+      <w:r>
+        <w:rPr>
+          <w:rFonts w:ascii="Consolas" w:cs="Consolas" w:eastAsia="Consolas" w:hAnsi="Consolas"/>
+        </w:rPr>
+        <w:t xml:space="preserve">keycompare</w:t>
+      </w:r>
+      <w:r>
+        <w:t xml:space="preserve"> (</w:t>
+      </w:r>
+      <w:r>
+        <w:rPr>
+          <w:rFonts w:ascii="Consolas" w:cs="Consolas" w:eastAsia="Consolas" w:hAnsi="Consolas"/>
+        </w:rPr>
+        <w:t xml:space="preserve">sort.c:2946-3136</w:t>
+      </w:r>
+      <w:r>
+        <w:t xml:space="preserve">) consome os ponteiros já calculados por </w:t>
+      </w:r>
+      <w:r>
+        <w:rPr>
+          <w:rFonts w:ascii="Consolas" w:cs="Consolas" w:eastAsia="Consolas" w:hAnsi="Consolas"/>
+        </w:rPr>
+        <w:t xml:space="preserve">begfield</w:t>
+      </w:r>
+      <w:r>
+        <w:t xml:space="preserve">, </w:t>
+      </w:r>
+      <w:r>
+        <w:rPr>
+          <w:rFonts w:ascii="Consolas" w:cs="Consolas" w:eastAsia="Consolas" w:hAnsi="Consolas"/>
+        </w:rPr>
+        <w:t xml:space="preserve">limfield</w:t>
+      </w:r>
+      <w:r>
+        <w:t xml:space="preserve"> e </w:t>
+      </w:r>
+      <w:r>
+        <w:rPr>
+          <w:rFonts w:ascii="Consolas" w:cs="Consolas" w:eastAsia="Consolas" w:hAnsi="Consolas"/>
+        </w:rPr>
+        <w:t xml:space="preserve">fillbuf</w:t>
+      </w:r>
+      <w:r>
+        <w:t xml:space="preserve">. A linha 2970 repete o mesmo idioma de subtração para medir o tamanho do campo: </w:t>
+      </w:r>
+      <w:r>
+        <w:rPr>
+          <w:rFonts w:ascii="Consolas" w:cs="Consolas" w:eastAsia="Consolas" w:hAnsi="Consolas"/>
+        </w:rPr>
+        <w:t xml:space="preserve">size_t lena = lima - texta;</w:t>
+      </w:r>
+      <w:r>
+        <w:t xml:space="preserve">.</w:t>
+      </w:r>
+    </w:p>
+    <w:p>
+      <w:pPr>
+        <w:spacing w:after="200" w:line="360" w:lineRule="auto"/>
+        <w:jc w:val="both"/>
+      </w:pPr>
+      <w:r>
+        <w:t xml:space="preserve">A função </w:t>
+      </w:r>
+      <w:r>
+        <w:rPr>
+          <w:rFonts w:ascii="Consolas" w:cs="Consolas" w:eastAsia="Consolas" w:hAnsi="Consolas"/>
+        </w:rPr>
+        <w:t xml:space="preserve">sort()</w:t>
+      </w:r>
+      <w:r>
+        <w:t xml:space="preserve"> (</w:t>
+      </w:r>
+      <w:r>
+        <w:rPr>
+          <w:rFonts w:ascii="Consolas" w:cs="Consolas" w:eastAsia="Consolas" w:hAnsi="Consolas"/>
+        </w:rPr>
+        <w:t xml:space="preserve">sort.c:4314-4441</w:t>
+      </w:r>
+      <w:r>
+        <w:t xml:space="preserve">) percorre o array de ponteiros </w:t>
+      </w:r>
+      <w:r>
+        <w:rPr>
+          <w:rFonts w:ascii="Consolas" w:cs="Consolas" w:eastAsia="Consolas" w:hAnsi="Consolas"/>
+        </w:rPr>
+        <w:t xml:space="preserve">char *const *files</w:t>
+      </w:r>
+      <w:r>
+        <w:t xml:space="preserve"> — a mesma forma do </w:t>
+      </w:r>
+      <w:r>
+        <w:rPr>
+          <w:rFonts w:ascii="Consolas" w:cs="Consolas" w:eastAsia="Consolas" w:hAnsi="Consolas"/>
+        </w:rPr>
+        <w:t xml:space="preserve">argv</w:t>
+      </w:r>
+      <w:r>
+        <w:t xml:space="preserve"> de </w:t>
+      </w:r>
+      <w:r>
+        <w:rPr>
+          <w:rFonts w:ascii="Consolas" w:cs="Consolas" w:eastAsia="Consolas" w:hAnsi="Consolas"/>
+        </w:rPr>
+        <w:t xml:space="preserve">main</w:t>
+      </w:r>
+      <w:r>
+        <w:t xml:space="preserve"> — incrementando o próprio ponteiro em vez de indexar </w:t>
+      </w:r>
+      <w:r>
+        <w:rPr>
+          <w:rFonts w:ascii="Consolas" w:cs="Consolas" w:eastAsia="Consolas" w:hAnsi="Consolas"/>
+        </w:rPr>
+        <w:t xml:space="preserve">files[i]</w:t>
+      </w:r>
+      <w:r>
+        <w:t xml:space="preserve"> (linhas 4330 e 4357). Ela também reusa a tabela de linhas “de trás para frente” construída por </w:t>
+      </w:r>
+      <w:r>
+        <w:rPr>
+          <w:rFonts w:ascii="Consolas" w:cs="Consolas" w:eastAsia="Consolas" w:hAnsi="Consolas"/>
+        </w:rPr>
+        <w:t xml:space="preserve">fillbuf</w:t>
+      </w:r>
+      <w:r>
+        <w:t xml:space="preserve">: </w:t>
+      </w:r>
+      <w:r>
+        <w:rPr>
+          <w:rFonts w:ascii="Consolas" w:cs="Consolas" w:eastAsia="Consolas" w:hAnsi="Consolas"/>
+        </w:rPr>
+        <w:t xml:space="preserve">line - buf.nlines</w:t>
+      </w:r>
+      <w:r>
+        <w:t xml:space="preserve">, </w:t>
+      </w:r>
+      <w:r>
+        <w:rPr>
+          <w:rFonts w:ascii="Consolas" w:cs="Consolas" w:eastAsia="Consolas" w:hAnsi="Consolas"/>
+        </w:rPr>
+        <w:t xml:space="preserve">line - 1</w:t>
+      </w:r>
+      <w:r>
+        <w:t xml:space="preserve"> e </w:t>
+      </w:r>
+      <w:r>
+        <w:rPr>
+          <w:rFonts w:ascii="Consolas" w:cs="Consolas" w:eastAsia="Consolas" w:hAnsi="Consolas"/>
+        </w:rPr>
+        <w:t xml:space="preserve">line - i - 1</w:t>
+      </w:r>
+      <w:r>
+        <w:t xml:space="preserve"> (linhas 4407, 4413 e 4409). Isso confirma que o padrão não é um truque isolado de uma função — é uma decisão estrutural do arquivo inteiro.</w:t>
+      </w:r>
+    </w:p>
+    <w:p>
+      <w:pPr>
+        <w:pStyle w:val="Heading2"/>
+        <w:spacing w:before="320" w:after="160"/>
+        <w:rPr/>
+      </w:pPr>
+      <w:r>
+        <w:rPr/>
+        <w:t>4.2 Contagem regressiva</w:t>
+      </w:r>
+    </w:p>
+    <w:p>
+      <w:pPr>
+        <w:spacing w:after="200" w:line="360" w:lineRule="auto"/>
+        <w:jc w:val="both"/>
+      </w:pPr>
+      <w:r>
+        <w:t xml:space="preserve">O enunciado da disciplina cita a contagem regressiva como um dos idiomas típicos da programação em C. O subconjunto de </w:t>
+      </w:r>
+      <w:r>
+        <w:rPr>
+          <w:rFonts w:ascii="Consolas" w:cs="Consolas" w:eastAsia="Consolas" w:hAnsi="Consolas"/>
+        </w:rPr>
+        <w:t xml:space="preserve">sort.c</w:t>
+      </w:r>
+      <w:r>
+        <w:t xml:space="preserve"> usa esse idioma em </w:t>
+      </w:r>
+      <w:r>
+        <w:rPr>
+          <w:rFonts w:ascii="Consolas" w:cs="Consolas" w:eastAsia="Consolas" w:hAnsi="Consolas"/>
+        </w:rPr>
+        <w:t xml:space="preserve">begfield</w:t>
+      </w:r>
+      <w:r>
+        <w:t xml:space="preserve"> e </w:t>
+      </w:r>
+      <w:r>
+        <w:rPr>
+          <w:rFonts w:ascii="Consolas" w:cs="Consolas" w:eastAsia="Consolas" w:hAnsi="Consolas"/>
+        </w:rPr>
+        <w:t xml:space="preserve">limfield</w:t>
+      </w:r>
+      <w:r>
+        <w:t xml:space="preserve">: </w:t>
+      </w:r>
+      <w:r>
+        <w:rPr>
+          <w:rFonts w:ascii="Consolas" w:cs="Consolas" w:eastAsia="Consolas" w:hAnsi="Consolas"/>
+        </w:rPr>
+        <w:t xml:space="preserve">while (ptr &lt; lim &amp;&amp; sword--)</w:t>
+      </w:r>
+      <w:r>
+        <w:t xml:space="preserve"> (</w:t>
+      </w:r>
+      <w:r>
+        <w:rPr>
+          <w:rFonts w:ascii="Consolas" w:cs="Consolas" w:eastAsia="Consolas" w:hAnsi="Consolas"/>
+        </w:rPr>
+        <w:t xml:space="preserve">sort.c:1873</w:t>
+      </w:r>
+      <w:r>
+        <w:t xml:space="preserve"> e </w:t>
+      </w:r>
+      <w:r>
+        <w:rPr>
+          <w:rFonts w:ascii="Consolas" w:cs="Consolas" w:eastAsia="Consolas" w:hAnsi="Consolas"/>
+        </w:rPr>
+        <w:t xml:space="preserve">1881</w:t>
+      </w:r>
+      <w:r>
+        <w:t xml:space="preserve">) e </w:t>
+      </w:r>
+      <w:r>
+        <w:rPr>
+          <w:rFonts w:ascii="Consolas" w:cs="Consolas" w:eastAsia="Consolas" w:hAnsi="Consolas"/>
+        </w:rPr>
+        <w:t xml:space="preserve">while (ptr &lt; lim &amp;&amp; eword--)</w:t>
+      </w:r>
+      <w:r>
+        <w:t xml:space="preserve"> (</w:t>
+      </w:r>
+      <w:r>
+        <w:rPr>
+          <w:rFonts w:ascii="Consolas" w:cs="Consolas" w:eastAsia="Consolas" w:hAnsi="Consolas"/>
+        </w:rPr>
+        <w:t xml:space="preserve">sort.c:1926</w:t>
+      </w:r>
+      <w:r>
+        <w:t xml:space="preserve"> e </w:t>
+      </w:r>
+      <w:r>
+        <w:rPr>
+          <w:rFonts w:ascii="Consolas" w:cs="Consolas" w:eastAsia="Consolas" w:hAnsi="Consolas"/>
+        </w:rPr>
+        <w:t xml:space="preserve">1934</w:t>
+      </w:r>
+      <w:r>
+        <w:t xml:space="preserve">).</w:t>
+      </w:r>
+    </w:p>
+    <w:p>
+      <w:pPr>
+        <w:spacing w:after="200" w:line="360" w:lineRule="auto"/>
+        <w:jc w:val="both"/>
+      </w:pPr>
+      <w:r>
+        <w:t xml:space="preserve">O decremento acontece dentro da própria condição do </w:t>
+      </w:r>
+      <w:r>
+        <w:rPr>
+          <w:rFonts w:ascii="Consolas" w:cs="Consolas" w:eastAsia="Consolas" w:hAnsi="Consolas"/>
+        </w:rPr>
+        <w:t xml:space="preserve">while</w:t>
+      </w:r>
+      <w:r>
+        <w:t xml:space="preserve">. A avaliação por curto-circuito só executa o decremento quando </w:t>
+      </w:r>
+      <w:r>
+        <w:rPr>
+          <w:rFonts w:ascii="Consolas" w:cs="Consolas" w:eastAsia="Consolas" w:hAnsi="Consolas"/>
+        </w:rPr>
+        <w:t xml:space="preserve">ptr &lt; lim</w:t>
+      </w:r>
+      <w:r>
+        <w:t xml:space="preserve"> já é verdade. Essa construção dispensa uma variável de controle separada e uma linha a mais de código.</w:t>
+      </w:r>
+    </w:p>
+    <w:p>
+      <w:pPr>
+        <w:pStyle w:val="Heading2"/>
+        <w:spacing w:before="320" w:after="160"/>
+        <w:rPr/>
+      </w:pPr>
+      <w:r>
+        <w:rPr/>
+        <w:t>4.3 Desvio incondicional</w:t>
+      </w:r>
+    </w:p>
+    <w:p>
+      <w:pPr>
+        <w:spacing w:after="200" w:line="360" w:lineRule="auto"/>
+        <w:jc w:val="both"/>
+      </w:pPr>
+      <w:r>
+        <w:t xml:space="preserve">O arquivo </w:t>
+      </w:r>
+      <w:r>
+        <w:rPr>
+          <w:rFonts w:ascii="Consolas" w:cs="Consolas" w:eastAsia="Consolas" w:hAnsi="Consolas"/>
+        </w:rPr>
+        <w:t xml:space="preserve">sort.c</w:t>
+      </w:r>
+      <w:r>
+        <w:t xml:space="preserve"> inteiro — 5154 linhas — tem apenas dois </w:t>
+      </w:r>
+      <w:r>
+        <w:rPr>
+          <w:rFonts w:ascii="Consolas" w:cs="Consolas" w:eastAsia="Consolas" w:hAnsi="Consolas"/>
+        </w:rPr>
+        <w:t xml:space="preserve">goto</w:t>
+      </w:r>
+      <w:r>
+        <w:t xml:space="preserve">. Um fica dentro de </w:t>
+      </w:r>
+      <w:r>
+        <w:rPr>
+          <w:rFonts w:ascii="Consolas" w:cs="Consolas" w:eastAsia="Consolas" w:hAnsi="Consolas"/>
+        </w:rPr>
+        <w:t xml:space="preserve">check()</w:t>
+      </w:r>
+      <w:r>
+        <w:t xml:space="preserve"> (</w:t>
+      </w:r>
+      <w:r>
+        <w:rPr>
+          <w:rFonts w:ascii="Consolas" w:cs="Consolas" w:eastAsia="Consolas" w:hAnsi="Consolas"/>
+        </w:rPr>
+        <w:t xml:space="preserve">sort.c:3272</w:t>
+      </w:r>
+      <w:r>
+        <w:t xml:space="preserve">), fora do subconjunto estudado. O outro fica dentro de </w:t>
+      </w:r>
+      <w:r>
+        <w:rPr>
+          <w:rFonts w:ascii="Consolas" w:cs="Consolas" w:eastAsia="Consolas" w:hAnsi="Consolas"/>
+        </w:rPr>
+        <w:t xml:space="preserve">sort()</w:t>
+      </w:r>
+      <w:r>
+        <w:t xml:space="preserve"> (</w:t>
+      </w:r>
+      <w:r>
+        <w:rPr>
+          <w:rFonts w:ascii="Consolas" w:cs="Consolas" w:eastAsia="Consolas" w:hAnsi="Consolas"/>
+        </w:rPr>
+        <w:t xml:space="preserve">sort.c:4418</w:t>
+      </w:r>
+      <w:r>
+        <w:t xml:space="preserve">, rótulo </w:t>
+      </w:r>
+      <w:r>
+        <w:rPr>
+          <w:rFonts w:ascii="Consolas" w:cs="Consolas" w:eastAsia="Consolas" w:hAnsi="Consolas"/>
+        </w:rPr>
+        <w:t xml:space="preserve">finish</w:t>
+      </w:r>
+      <w:r>
+        <w:t xml:space="preserve">), dentro do subconjunto.</w:t>
+      </w:r>
+    </w:p>
+    <w:p>
+      <w:pPr>
+        <w:spacing w:after="200" w:line="360" w:lineRule="auto"/>
+        <w:jc w:val="both"/>
+      </w:pPr>
+      <w:r>
+        <w:t xml:space="preserve">Esse </w:t>
+      </w:r>
+      <w:r>
+        <w:rPr>
+          <w:rFonts w:ascii="Consolas" w:cs="Consolas" w:eastAsia="Consolas" w:hAnsi="Consolas"/>
+        </w:rPr>
+        <w:t xml:space="preserve">goto</w:t>
+      </w:r>
+      <w:r>
+        <w:t xml:space="preserve"> controla a finalização da função. Quando </w:t>
+      </w:r>
+      <w:r>
+        <w:rPr>
+          <w:rFonts w:ascii="Consolas" w:cs="Consolas" w:eastAsia="Consolas" w:hAnsi="Consolas"/>
+        </w:rPr>
+        <w:t xml:space="preserve">sort()</w:t>
+      </w:r>
+      <w:r>
+        <w:t xml:space="preserve"> já escreveu a saída final diretamente — sem passar por arquivo temporário —, o </w:t>
+      </w:r>
+      <w:r>
+        <w:rPr>
+          <w:rFonts w:ascii="Consolas" w:cs="Consolas" w:eastAsia="Consolas" w:hAnsi="Consolas"/>
+        </w:rPr>
+        <w:t xml:space="preserve">goto finish</w:t>
+      </w:r>
+      <w:r>
+        <w:t xml:space="preserve"> pula direto para o bloco que libera o buffer e espera os processos filhos, sem repetir esse código em outro ponto da função. É um uso disciplinado de desvio incondicional: evita duplicar a lógica de encerramento, sem criar um fluxo confuso.</w:t>
+      </w:r>
+    </w:p>
+    <w:p>
+      <w:pPr>
+        <w:pStyle w:val="Heading2"/>
+        <w:spacing w:before="320" w:after="160"/>
+        <w:rPr/>
+      </w:pPr>
+      <w:r>
+        <w:rPr/>
+        <w:t>4.4 Outros truques</w:t>
+      </w:r>
+    </w:p>
+    <w:p>
+      <w:pPr>
+        <w:spacing w:after="200" w:line="360" w:lineRule="auto"/>
+        <w:jc w:val="both"/>
+      </w:pPr>
+      <w:r>
+        <w:t xml:space="preserve">Truque 1 — tabelas indexadas por byte, em vez de comparação em cadeia. O arquivo define </w:t>
+      </w:r>
+      <w:r>
+        <w:rPr>
+          <w:rFonts w:ascii="Consolas" w:cs="Consolas" w:eastAsia="Consolas" w:hAnsi="Consolas"/>
+        </w:rPr>
+        <w:t xml:space="preserve">UCHAR_LIM</w:t>
+      </w:r>
+      <w:r>
+        <w:t xml:space="preserve"> como </w:t>
+      </w:r>
+      <w:r>
+        <w:rPr>
+          <w:rFonts w:ascii="Consolas" w:cs="Consolas" w:eastAsia="Consolas" w:hAnsi="Consolas"/>
+        </w:rPr>
+        <w:t xml:space="preserve">UCHAR_MAX + 1</w:t>
+      </w:r>
+      <w:r>
+        <w:t xml:space="preserve"> (</w:t>
+      </w:r>
+      <w:r>
+        <w:rPr>
+          <w:rFonts w:ascii="Consolas" w:cs="Consolas" w:eastAsia="Consolas" w:hAnsi="Consolas"/>
+        </w:rPr>
+        <w:t xml:space="preserve">sort.c:83</w:t>
+      </w:r>
+      <w:r>
+        <w:t xml:space="preserve">) e a tabela </w:t>
+      </w:r>
+      <w:r>
+        <w:rPr>
+          <w:rFonts w:ascii="Consolas" w:cs="Consolas" w:eastAsia="Consolas" w:hAnsi="Consolas"/>
+        </w:rPr>
+        <w:t xml:space="preserve">static bool blanks[UCHAR_LIM]</w:t>
+      </w:r>
+      <w:r>
+        <w:t xml:space="preserve"> (</w:t>
+      </w:r>
+      <w:r>
+        <w:rPr>
+          <w:rFonts w:ascii="Consolas" w:cs="Consolas" w:eastAsia="Consolas" w:hAnsi="Consolas"/>
+        </w:rPr>
+        <w:t xml:space="preserve">sort.c:270</w:t>
+      </w:r>
+      <w:r>
+        <w:t xml:space="preserve">). A expressão </w:t>
+      </w:r>
+      <w:r>
+        <w:rPr>
+          <w:rFonts w:ascii="Consolas" w:cs="Consolas" w:eastAsia="Consolas" w:hAnsi="Consolas"/>
+        </w:rPr>
+        <w:t xml:space="preserve">blanks[to_uchar (*ptr)]</w:t>
+      </w:r>
+      <w:r>
+        <w:t xml:space="preserve">, usada em </w:t>
+      </w:r>
+      <w:r>
+        <w:rPr>
+          <w:rFonts w:ascii="Consolas" w:cs="Consolas" w:eastAsia="Consolas" w:hAnsi="Consolas"/>
+        </w:rPr>
+        <w:t xml:space="preserve">begfield</w:t>
+      </w:r>
+      <w:r>
+        <w:t xml:space="preserve"> e </w:t>
+      </w:r>
+      <w:r>
+        <w:rPr>
+          <w:rFonts w:ascii="Consolas" w:cs="Consolas" w:eastAsia="Consolas" w:hAnsi="Consolas"/>
+        </w:rPr>
+        <w:t xml:space="preserve">limfield</w:t>
+      </w:r>
+      <w:r>
+        <w:t xml:space="preserve"> (por exemplo </w:t>
+      </w:r>
+      <w:r>
+        <w:rPr>
+          <w:rFonts w:ascii="Consolas" w:cs="Consolas" w:eastAsia="Consolas" w:hAnsi="Consolas"/>
+        </w:rPr>
+        <w:t xml:space="preserve">sort.c:1883, 1892</w:t>
+      </w:r>
+      <w:r>
+        <w:t xml:space="preserve"> e </w:t>
+      </w:r>
+      <w:r>
+        <w:rPr>
+          <w:rFonts w:ascii="Consolas" w:cs="Consolas" w:eastAsia="Consolas" w:hAnsi="Consolas"/>
+        </w:rPr>
+        <w:t xml:space="preserve">1936</w:t>
+      </w:r>
+      <w:r>
+        <w:t xml:space="preserve">), vira uma única leitura de memória em vez de comparar o caractere contra espaço e tab um a um. Essa troca de branches por tabela de consulta é exatamente o que o critério da disciplina pede: reduzir o número de instruções executadas.</w:t>
+      </w:r>
+    </w:p>
+    <w:p>
+      <w:pPr>
+        <w:spacing w:after="200" w:line="360" w:lineRule="auto"/>
+        <w:jc w:val="both"/>
+      </w:pPr>
+      <w:r>
+        <w:t xml:space="preserve">Esse truque depende de </w:t>
+      </w:r>
+      <w:r>
+        <w:rPr>
+          <w:rFonts w:ascii="Consolas" w:cs="Consolas" w:eastAsia="Consolas" w:hAnsi="Consolas"/>
+        </w:rPr>
+        <w:t xml:space="preserve">to_uchar()</w:t>
+      </w:r>
+      <w:r>
+        <w:t xml:space="preserve">, definida em </w:t>
+      </w:r>
+      <w:r>
+        <w:rPr>
+          <w:rFonts w:ascii="Consolas" w:cs="Consolas" w:eastAsia="Consolas" w:hAnsi="Consolas"/>
+        </w:rPr>
+        <w:t xml:space="preserve">system.h</w:t>
+      </w:r>
+      <w:r>
+        <w:t xml:space="preserve"> do coreutils como </w:t>
+      </w:r>
+      <w:r>
+        <w:rPr>
+          <w:rFonts w:ascii="Consolas" w:cs="Consolas" w:eastAsia="Consolas" w:hAnsi="Consolas"/>
+        </w:rPr>
+        <w:t xml:space="preserve">static inline unsigned char to_uchar (char ch) { return ch; }</w:t>
+      </w:r>
+      <w:r>
+        <w:t xml:space="preserve">. O comentário original explica o motivo: converter um caractere possivelmente com sinal para um caractere sem sinal é mais seguro do que um cast direto, porque captura erros de tipo que o cast não captura (fonte: system.h, coreutils 8.23). Sem essa conversão, um byte maior ou igual a 128 num </w:t>
+      </w:r>
+      <w:r>
+        <w:rPr>
+          <w:rFonts w:ascii="Consolas" w:cs="Consolas" w:eastAsia="Consolas" w:hAnsi="Consolas"/>
+        </w:rPr>
+        <w:t xml:space="preserve">char</w:t>
+      </w:r>
+      <w:r>
+        <w:t xml:space="preserve"> com sinal vira um índice negativo ao acessar </w:t>
+      </w:r>
+      <w:r>
+        <w:rPr>
+          <w:rFonts w:ascii="Consolas" w:cs="Consolas" w:eastAsia="Consolas" w:hAnsi="Consolas"/>
+        </w:rPr>
+        <w:t xml:space="preserve">blanks[]</w:t>
+      </w:r>
+      <w:r>
+        <w:t xml:space="preserve"> — um comportamento indefinido que corrompe memória. É um dos erros clássicos de programador C iniciante, e o código o evita de forma sistemática.</w:t>
+      </w:r>
+    </w:p>
+    <w:p>
+      <w:pPr>
+        <w:spacing w:after="200" w:line="360" w:lineRule="auto"/>
+        <w:jc w:val="both"/>
+      </w:pPr>
+      <w:r>
+        <w:t xml:space="preserve">Truque 2 — crescimento geométrico do buffer. A função </w:t>
+      </w:r>
+      <w:r>
+        <w:rPr>
+          <w:rFonts w:ascii="Consolas" w:cs="Consolas" w:eastAsia="Consolas" w:hAnsi="Consolas"/>
+        </w:rPr>
+        <w:t xml:space="preserve">maybe_growbuf</w:t>
+      </w:r>
+      <w:r>
+        <w:t xml:space="preserve"> (</w:t>
+      </w:r>
+      <w:r>
+        <w:rPr>
+          <w:rFonts w:ascii="Consolas" w:cs="Consolas" w:eastAsia="Consolas" w:hAnsi="Consolas"/>
+        </w:rPr>
+        <w:t xml:space="preserve">sort.c:1840-1857</w:t>
+      </w:r>
+      <w:r>
+        <w:t xml:space="preserve">) triplica o tamanho do buffer, em vez de crescer sob demanda a cada linha: </w:t>
+      </w:r>
+      <w:r>
+        <w:rPr>
+          <w:rFonts w:ascii="Consolas" w:cs="Consolas" w:eastAsia="Consolas" w:hAnsi="Consolas"/>
+        </w:rPr>
+        <w:t xml:space="preserve">if (buf-&gt;alloc &lt;= policy-&gt;limit / 3) alloc = buf-&gt;alloc * 3;</w:t>
+      </w:r>
+      <w:r>
+        <w:t xml:space="preserve">. Um realloc a cada poucas linhas, em vez de a cada linha, muda o custo total de O(n²) para O(n) amortizado — a mesma ideia por trás do crescimento de um </w:t>
+      </w:r>
+      <w:r>
+        <w:rPr>
+          <w:rFonts w:ascii="Consolas" w:cs="Consolas" w:eastAsia="Consolas" w:hAnsi="Consolas"/>
+        </w:rPr>
+        <w:t xml:space="preserve">std::vector</w:t>
+      </w:r>
+      <w:r>
+        <w:t xml:space="preserve"> em C++ ou de uma lista em Python, aqui implementada à mão em C.</w:t>
+      </w:r>
+    </w:p>
+    <w:p>
+      <w:pPr>
+        <w:spacing w:after="200" w:line="360" w:lineRule="auto"/>
+        <w:jc w:val="both"/>
+      </w:pPr>
+      <w:r>
+        <w:t xml:space="preserve">Truque 3 — small-buffer optimization, para evitar o heap no caso comum. Dentro de </w:t>
+      </w:r>
+      <w:r>
+        <w:rPr>
+          <w:rFonts w:ascii="Consolas" w:cs="Consolas" w:eastAsia="Consolas" w:hAnsi="Consolas"/>
+        </w:rPr>
+        <w:t xml:space="preserve">keycompare</w:t>
+      </w:r>
+      <w:r>
+        <w:t xml:space="preserve"> (</w:t>
+      </w:r>
+      <w:r>
+        <w:rPr>
+          <w:rFonts w:ascii="Consolas" w:cs="Consolas" w:eastAsia="Consolas" w:hAnsi="Consolas"/>
+        </w:rPr>
+        <w:t xml:space="preserve">sort.c:2985-3000</w:t>
+      </w:r>
+      <w:r>
+        <w:t xml:space="preserve">), a linha </w:t>
+      </w:r>
+      <w:r>
+        <w:rPr>
+          <w:rFonts w:ascii="Consolas" w:cs="Consolas" w:eastAsia="Consolas" w:hAnsi="Consolas"/>
+        </w:rPr>
+        <w:t xml:space="preserve">char stackbuf[4000];</w:t>
+      </w:r>
+      <w:r>
+        <w:t xml:space="preserve"> reserva espaço na pilha. Se a chave de ordenação cabe nesses 4000 bytes, o código usa o espaço da pilha; só aloca no heap quando a chave é maior. Como </w:t>
+      </w:r>
+      <w:r>
+        <w:rPr>
+          <w:rFonts w:ascii="Consolas" w:cs="Consolas" w:eastAsia="Consolas" w:hAnsi="Consolas"/>
+        </w:rPr>
+        <w:t xml:space="preserve">keycompare</w:t>
+      </w:r>
+      <w:r>
+        <w:t xml:space="preserve"> roda uma vez por par de linhas comparadas, essa escolha evita um </w:t>
+      </w:r>
+      <w:r>
+        <w:rPr>
+          <w:rFonts w:ascii="Consolas" w:cs="Consolas" w:eastAsia="Consolas" w:hAnsi="Consolas"/>
+        </w:rPr>
+        <w:t xml:space="preserve">malloc</w:t>
+      </w:r>
+      <w:r>
+        <w:t xml:space="preserve"> e um </w:t>
+      </w:r>
+      <w:r>
+        <w:rPr>
+          <w:rFonts w:ascii="Consolas" w:cs="Consolas" w:eastAsia="Consolas" w:hAnsi="Consolas"/>
+        </w:rPr>
+        <w:t xml:space="preserve">free</w:t>
+      </w:r>
+      <w:r>
+        <w:t xml:space="preserve"> por comparação no caso comum — linhas curtas. A mesma função também usa o texto como buffer mutável: grava um caractere nulo temporário (</w:t>
+      </w:r>
+      <w:r>
+        <w:rPr>
+          <w:rFonts w:ascii="Consolas" w:cs="Consolas" w:eastAsia="Consolas" w:hAnsi="Consolas"/>
+        </w:rPr>
+        <w:t xml:space="preserve">ta[tlena] = '\0';</w:t>
+      </w:r>
+      <w:r>
+        <w:t xml:space="preserve">) e depois restaura o byte original, evitando copiar a chave para um buffer separado.</w:t>
+      </w:r>
+    </w:p>
+    <w:p>
+      <w:pPr>
+        <w:spacing w:after="200" w:line="360" w:lineRule="auto"/>
+        <w:jc w:val="both"/>
+      </w:pPr>
+      <w:r>
+        <w:t xml:space="preserve">Truque 4 — macro segura com </w:t>
+      </w:r>
+      <w:r>
+        <w:rPr>
+          <w:rFonts w:ascii="Consolas" w:cs="Consolas" w:eastAsia="Consolas" w:hAnsi="Consolas"/>
+        </w:rPr>
+        <w:t xml:space="preserve">do { ... } while (0)</w:t>
+      </w:r>
+      <w:r>
+        <w:t xml:space="preserve">. A macro </w:t>
+      </w:r>
+      <w:r>
+        <w:rPr>
+          <w:rFonts w:ascii="Consolas" w:cs="Consolas" w:eastAsia="Consolas" w:hAnsi="Consolas"/>
+        </w:rPr>
+        <w:t xml:space="preserve">CMP_WITH_IGNORE</w:t>
+      </w:r>
+      <w:r>
+        <w:t xml:space="preserve"> (</w:t>
+      </w:r>
+      <w:r>
+        <w:rPr>
+          <w:rFonts w:ascii="Consolas" w:cs="Consolas" w:eastAsia="Consolas" w:hAnsi="Consolas"/>
+        </w:rPr>
+        <w:t xml:space="preserve">sort.c:3052-3074</w:t>
+      </w:r>
+      <w:r>
+        <w:t xml:space="preserve">) embrulha um bloco com </w:t>
+      </w:r>
+      <w:r>
+        <w:rPr>
+          <w:rFonts w:ascii="Consolas" w:cs="Consolas" w:eastAsia="Consolas" w:hAnsi="Consolas"/>
+        </w:rPr>
+        <w:t xml:space="preserve">if</w:t>
+      </w:r>
+      <w:r>
+        <w:t xml:space="preserve"> e </w:t>
+      </w:r>
+      <w:r>
+        <w:rPr>
+          <w:rFonts w:ascii="Consolas" w:cs="Consolas" w:eastAsia="Consolas" w:hAnsi="Consolas"/>
+        </w:rPr>
+        <w:t xml:space="preserve">while</w:t>
+      </w:r>
+      <w:r>
+        <w:t xml:space="preserve"> aninhados dentro desse padrão. Isso permite chamar a macro como uma instrução única, com ponto e vírgula no final — </w:t>
+      </w:r>
+      <w:r>
+        <w:rPr>
+          <w:rFonts w:ascii="Consolas" w:cs="Consolas" w:eastAsia="Consolas" w:hAnsi="Consolas"/>
+        </w:rPr>
+        <w:t xml:space="preserve">CMP_WITH_IGNORE (a, b);</w:t>
+      </w:r>
+      <w:r>
+        <w:t xml:space="preserve"> —, sem os bugs clássicos de macro com várias instruções, como um </w:t>
+      </w:r>
+      <w:r>
+        <w:rPr>
+          <w:rFonts w:ascii="Consolas" w:cs="Consolas" w:eastAsia="Consolas" w:hAnsi="Consolas"/>
+        </w:rPr>
+        <w:t xml:space="preserve">else</w:t>
+      </w:r>
+      <w:r>
+        <w:t xml:space="preserve"> que gruda no </w:t>
+      </w:r>
+      <w:r>
+        <w:rPr>
+          <w:rFonts w:ascii="Consolas" w:cs="Consolas" w:eastAsia="Consolas" w:hAnsi="Consolas"/>
+        </w:rPr>
+        <w:t xml:space="preserve">if</w:t>
+      </w:r>
+      <w:r>
+        <w:t xml:space="preserve"> errado.</w:t>
+      </w:r>
+    </w:p>
+    <w:p>
+      <w:pPr>
+        <w:spacing w:after="200" w:line="360" w:lineRule="auto"/>
+        <w:jc w:val="both"/>
+      </w:pPr>
+      <w:r>
+        <w:t xml:space="preserve">Truque 5 — o atributo </w:t>
+      </w:r>
+      <w:r>
+        <w:rPr>
+          <w:rFonts w:ascii="Consolas" w:cs="Consolas" w:eastAsia="Consolas" w:hAnsi="Consolas"/>
+        </w:rPr>
+        <w:t xml:space="preserve">ATTRIBUTE_PURE</w:t>
+      </w:r>
+      <w:r>
+        <w:t xml:space="preserve">. A função </w:t>
+      </w:r>
+      <w:r>
+        <w:rPr>
+          <w:rFonts w:ascii="Consolas" w:cs="Consolas" w:eastAsia="Consolas" w:hAnsi="Consolas"/>
+        </w:rPr>
+        <w:t xml:space="preserve">limfield</w:t>
+      </w:r>
+      <w:r>
+        <w:t xml:space="preserve"> leva esse atributo na linha 1908. Ele corresponde ao atributo </w:t>
+      </w:r>
+      <w:r>
+        <w:rPr>
+          <w:rFonts w:ascii="Consolas" w:cs="Consolas" w:eastAsia="Consolas" w:hAnsi="Consolas"/>
+        </w:rPr>
+        <w:t xml:space="preserve">pure</w:t>
+      </w:r>
+      <w:r>
+        <w:t xml:space="preserve"> do GCC: diz ao compilador que a função não tem efeitos colaterais e que o retorno depende só dos parâmetros. Com essa informação, o compilador pode eliminar chamadas repetidas — common subexpression elimination — e otimizar laços, do mesmo jeito que faria com um operador aritmético (GCC, Common Function Attributes). É uma redução de instruções decidida em tempo de compilação, não em tempo de execução — e se encaixa direto na definição do critério da disciplina.</w:t>
+      </w:r>
+    </w:p>
+    <w:p>
+      <w:pPr>
+        <w:pStyle w:val="Normal"/>
+        <w:rPr/>
+      </w:pPr>
+      <w:r>
+        <w:rPr/>
+      </w:r>
+      <w:r>
+        <w:br w:type="page"/>
+      </w:r>
+    </w:p>
+    <w:p>
+      <w:pPr>
+        <w:pStyle w:val="Heading1"/>
+        <w:spacing w:before="0" w:after="160"/>
+        <w:rPr/>
+      </w:pPr>
+      <w:r>
+        <w:rPr/>
+        <w:t>5. Divisão em blocos</w:t>
+      </w:r>
+    </w:p>
+    <w:p>
+      <w:pPr>
+        <w:pStyle w:val="Heading2"/>
+        <w:spacing w:before="320" w:after="160"/>
+        <w:rPr/>
+      </w:pPr>
+      <w:r>
+        <w:rPr/>
+        <w:t>5.1 Dependências</w:t>
+      </w:r>
+    </w:p>
+    <w:p>
+      <w:pPr>
+        <w:spacing w:after="200" w:line="360" w:lineRule="auto"/>
+        <w:jc w:val="both"/>
+      </w:pPr>
+      <w:r>
+        <w:t xml:space="preserve">As 7 funções do subconjunto dependem umas das outras assim: </w:t>
+      </w:r>
+      <w:r>
+        <w:rPr>
+          <w:rFonts w:ascii="Consolas" w:cs="Consolas" w:eastAsia="Consolas" w:hAnsi="Consolas"/>
+        </w:rPr>
+        <w:t xml:space="preserve">sort()</w:t>
+      </w:r>
+      <w:r>
+        <w:t xml:space="preserve"> chama </w:t>
+      </w:r>
+      <w:r>
+        <w:rPr>
+          <w:rFonts w:ascii="Consolas" w:cs="Consolas" w:eastAsia="Consolas" w:hAnsi="Consolas"/>
+        </w:rPr>
+        <w:t xml:space="preserve">fillbuf()</w:t>
+      </w:r>
+      <w:r>
+        <w:t xml:space="preserve">, que chama </w:t>
+      </w:r>
+      <w:r>
+        <w:rPr>
+          <w:rFonts w:ascii="Consolas" w:cs="Consolas" w:eastAsia="Consolas" w:hAnsi="Consolas"/>
+        </w:rPr>
+        <w:t xml:space="preserve">begfield()</w:t>
+      </w:r>
+      <w:r>
+        <w:t xml:space="preserve">, </w:t>
+      </w:r>
+      <w:r>
+        <w:rPr>
+          <w:rFonts w:ascii="Consolas" w:cs="Consolas" w:eastAsia="Consolas" w:hAnsi="Consolas"/>
+        </w:rPr>
+        <w:t xml:space="preserve">limfield()</w:t>
+      </w:r>
+      <w:r>
+        <w:t xml:space="preserve"> e </w:t>
+      </w:r>
+      <w:r>
+        <w:rPr>
+          <w:rFonts w:ascii="Consolas" w:cs="Consolas" w:eastAsia="Consolas" w:hAnsi="Consolas"/>
+        </w:rPr>
+        <w:t xml:space="preserve">maybe_growbuf()</w:t>
+      </w:r>
+      <w:r>
+        <w:t xml:space="preserve"> — que por sua vez chama </w:t>
+      </w:r>
+      <w:r>
+        <w:rPr>
+          <w:rFonts w:ascii="Consolas" w:cs="Consolas" w:eastAsia="Consolas" w:hAnsi="Consolas"/>
+        </w:rPr>
+        <w:t xml:space="preserve">try_growbuf()</w:t>
+      </w:r>
+      <w:r>
+        <w:t xml:space="preserve">. Em paralelo, </w:t>
+      </w:r>
+      <w:r>
+        <w:rPr>
+          <w:rFonts w:ascii="Consolas" w:cs="Consolas" w:eastAsia="Consolas" w:hAnsi="Consolas"/>
+        </w:rPr>
+        <w:t xml:space="preserve">compare()</w:t>
+      </w:r>
+      <w:r>
+        <w:t xml:space="preserve"> chama </w:t>
+      </w:r>
+      <w:r>
+        <w:rPr>
+          <w:rFonts w:ascii="Consolas" w:cs="Consolas" w:eastAsia="Consolas" w:hAnsi="Consolas"/>
+        </w:rPr>
+        <w:t xml:space="preserve">keycompare()</w:t>
+      </w:r>
+      <w:r>
+        <w:t xml:space="preserve">, que também chama </w:t>
+      </w:r>
+      <w:r>
+        <w:rPr>
+          <w:rFonts w:ascii="Consolas" w:cs="Consolas" w:eastAsia="Consolas" w:hAnsi="Consolas"/>
+        </w:rPr>
+        <w:t xml:space="preserve">begfield()</w:t>
+      </w:r>
+      <w:r>
+        <w:t xml:space="preserve"> e </w:t>
+      </w:r>
+      <w:r>
+        <w:rPr>
+          <w:rFonts w:ascii="Consolas" w:cs="Consolas" w:eastAsia="Consolas" w:hAnsi="Consolas"/>
+        </w:rPr>
+        <w:t xml:space="preserve">limfield()</w:t>
+      </w:r>
+      <w:r>
+        <w:t xml:space="preserve">. As duas funções de aritmética de ponteiros, portanto, são consumidas tanto na leitura do arquivo quanto na comparação entre linhas.</w:t>
+      </w:r>
+    </w:p>
+    <w:p>
+      <w:pPr>
+        <w:spacing w:after="200" w:line="360" w:lineRule="auto"/>
+        <w:jc w:val="both"/>
+      </w:pPr>
+      <w:r>
+        <w:t xml:space="preserve">Além dessas dependências internas, as 7 funções dependem de identificadores de três origens: a biblioteca padrão de C, os módulos internos do GNU Coreutils e da gnulib, e outras funções do próprio </w:t>
+      </w:r>
+      <w:r>
+        <w:rPr>
+          <w:rFonts w:ascii="Consolas" w:cs="Consolas" w:eastAsia="Consolas" w:hAnsi="Consolas"/>
+        </w:rPr>
+        <w:t xml:space="preserve">sort.c</w:t>
+      </w:r>
+      <w:r>
+        <w:t xml:space="preserve"> que ficam fora do subconjunto. A Tabela 3 lista cada origem, com a linha do primeiro uso dentro do subconjunto.</w:t>
+      </w:r>
+    </w:p>
+    <w:p>
+      <w:pPr>
+        <w:spacing w:after="0" w:line="276" w:lineRule="auto"/>
+      </w:pPr>
+      <w:r>
+        <w:rPr>
+          <w:b/>
+          <w:bCs/>
+        </w:rPr>
+        <w:t xml:space="preserve">Origem</w:t>
+      </w:r>
+    </w:p>
+    <w:p>
+      <w:pPr>
+        <w:spacing w:after="0" w:line="276" w:lineRule="auto"/>
+      </w:pPr>
+      <w:r>
+        <w:rPr>
+          <w:b/>
+          <w:bCs/>
+        </w:rPr>
+        <w:t xml:space="preserve">Identificador</w:t>
+      </w:r>
+    </w:p>
+    <w:p>
+      <w:pPr>
+        <w:spacing w:after="0" w:line="276" w:lineRule="auto"/>
+      </w:pPr>
+      <w:r>
+        <w:rPr>
+          <w:b/>
+          <w:bCs/>
+        </w:rPr>
+        <w:t xml:space="preserve">Linha</w:t>
+      </w:r>
+    </w:p>
+    <w:p>
+      <w:pPr>
+        <w:spacing w:after="0" w:line="276" w:lineRule="auto"/>
+      </w:pPr>
+      <w:r>
+        <w:rPr>
+          <w:sz w:val="20"/>
+          <w:szCs w:val="20"/>
+        </w:rPr>
+        <w:t xml:space="preserve">&lt;string.h&gt; / &lt;stdlib.h&gt;</w:t>
+      </w:r>
+    </w:p>
+    <w:p>
+      <w:pPr>
+        <w:spacing w:after="0" w:line="276" w:lineRule="auto"/>
+      </w:pPr>
+      <w:r>
+        <w:rPr>
+          <w:rFonts w:ascii="Consolas" w:cs="Consolas" w:eastAsia="Consolas" w:hAnsi="Consolas"/>
+          <w:sz w:val="18"/>
+          <w:szCs w:val="18"/>
+        </w:rPr>
+        <w:t xml:space="preserve">malloc, free, memcpy, memchr, memmove, memcmp</w:t>
+      </w:r>
+    </w:p>
+    <w:p>
+      <w:pPr>
+        <w:spacing w:after="0" w:line="276" w:lineRule="auto"/>
+      </w:pPr>
+      <w:r>
+        <w:rPr>
+          <w:sz w:val="20"/>
+          <w:szCs w:val="20"/>
+        </w:rPr>
+        <w:t xml:space="preserve">1808, 1832, 1816, 1875, 2032, 3101</w:t>
+      </w:r>
+    </w:p>
+    <w:p>
+      <w:pPr>
+        <w:spacing w:after="0" w:line="276" w:lineRule="auto"/>
+      </w:pPr>
+      <w:r>
+        <w:rPr>
+          <w:sz w:val="20"/>
+          <w:szCs w:val="20"/>
+        </w:rPr>
+        <w:t xml:space="preserve">&lt;stdio.h&gt;</w:t>
+      </w:r>
+    </w:p>
+    <w:p>
+      <w:pPr>
+        <w:spacing w:after="0" w:line="276" w:lineRule="auto"/>
+      </w:pPr>
+      <w:r>
+        <w:rPr>
+          <w:rFonts w:ascii="Consolas" w:cs="Consolas" w:eastAsia="Consolas" w:hAnsi="Consolas"/>
+          <w:sz w:val="18"/>
+          <w:szCs w:val="18"/>
+        </w:rPr>
+        <w:t xml:space="preserve">fread, ferror, feof</w:t>
+      </w:r>
+    </w:p>
+    <w:p>
+      <w:pPr>
+        <w:spacing w:after="0" w:line="276" w:lineRule="auto"/>
+      </w:pPr>
+      <w:r>
+        <w:rPr>
+          <w:sz w:val="20"/>
+          <w:szCs w:val="20"/>
+        </w:rPr>
+        <w:t xml:space="preserve">2053, 2060, 2062</w:t>
+      </w:r>
+    </w:p>
+    <w:p>
+      <w:pPr>
+        <w:spacing w:after="0" w:line="276" w:lineRule="auto"/>
+      </w:pPr>
+      <w:r>
+        <w:rPr>
+          <w:sz w:val="20"/>
+          <w:szCs w:val="20"/>
+        </w:rPr>
+        <w:t xml:space="preserve">gnulib/coreutils (system.h e módulos)</w:t>
+      </w:r>
+    </w:p>
+    <w:p>
+      <w:pPr>
+        <w:spacing w:after="0" w:line="276" w:lineRule="auto"/>
+      </w:pPr>
+      <w:r>
+        <w:rPr>
+          <w:rFonts w:ascii="Consolas" w:cs="Consolas" w:eastAsia="Consolas" w:hAnsi="Consolas"/>
+          <w:sz w:val="18"/>
+          <w:szCs w:val="18"/>
+        </w:rPr>
+        <w:t xml:space="preserve">to_uchar, ATTRIBUTE_PURE, MAX, MIN, NONZERO, _GL_CMP, xmalloc, xpalloc, xmemcoll0, filenvercmp</w:t>
+      </w:r>
+    </w:p>
+    <w:p>
+      <w:pPr>
+        <w:spacing w:after="0" w:line="276" w:lineRule="auto"/>
+      </w:pPr>
+      <w:r>
+        <w:rPr>
+          <w:sz w:val="20"/>
+          <w:szCs w:val="20"/>
+        </w:rPr>
+        <w:t xml:space="preserve">1883, 1908, 2083, 3084, 3038, 3104, 3000, 2129, 3042, 3032</w:t>
+      </w:r>
+    </w:p>
+    <w:p>
+      <w:pPr>
+        <w:spacing w:after="0" w:line="276" w:lineRule="auto"/>
+      </w:pPr>
+      <w:r>
+        <w:rPr>
+          <w:sz w:val="20"/>
+          <w:szCs w:val="20"/>
+        </w:rPr>
+        <w:t xml:space="preserve">sort.c — funções auxiliares fora do subconjunto</w:t>
+      </w:r>
+    </w:p>
+    <w:p>
+      <w:pPr>
+        <w:spacing w:after="0" w:line="276" w:lineRule="auto"/>
+      </w:pPr>
+      <w:r>
+        <w:rPr>
+          <w:rFonts w:ascii="Consolas" w:cs="Consolas" w:eastAsia="Consolas" w:hAnsi="Consolas"/>
+          <w:sz w:val="18"/>
+          <w:szCs w:val="18"/>
+        </w:rPr>
+        <w:t xml:space="preserve">buffer_linelim, line_aligned_size, sort_die, key_numeric, numcompare, general_numcompare, human_numcompare, getmonth, compare_random, diff_reversed</w:t>
+      </w:r>
+    </w:p>
+    <w:p>
+      <w:pPr>
+        <w:spacing w:after="0" w:line="276" w:lineRule="auto"/>
+      </w:pPr>
+      <w:r>
+        <w:rPr>
+          <w:sz w:val="20"/>
+          <w:szCs w:val="20"/>
+        </w:rPr>
+        <w:t xml:space="preserve">1813, 1805, 2061, 2973, 3022, 3024, 3026, 3028, 3030, 3135</w:t>
+      </w:r>
+    </w:p>
+    <w:p>
+      <w:pPr>
+        <w:spacing w:after="0" w:line="276" w:lineRule="auto"/>
+      </w:pPr>
+      <w:r>
+        <w:rPr>
+          <w:sz w:val="20"/>
+          <w:szCs w:val="20"/>
+        </w:rPr>
+        <w:t xml:space="preserve">sort.c — maquinaria de threads/merge (só chamada por sort())</w:t>
+      </w:r>
+    </w:p>
+    <w:p>
+      <w:pPr>
+        <w:spacing w:after="0" w:line="276" w:lineRule="auto"/>
+      </w:pPr>
+      <w:r>
+        <w:rPr>
+          <w:rFonts w:ascii="Consolas" w:cs="Consolas" w:eastAsia="Consolas" w:hAnsi="Consolas"/>
+          <w:sz w:val="18"/>
+          <w:szCs w:val="18"/>
+        </w:rPr>
+        <w:t xml:space="preserve">xfopen, sort_buffer_policy, initbuf, create_temp, queue_init, merge_tree_init, sortlines, sequential_sort, write_unique, merge_tree_destroy, queue_destroy, xfclose, xnmalloc, merge, reap_all</w:t>
+      </w:r>
+    </w:p>
+    <w:p>
+      <w:pPr>
+        <w:spacing w:after="0" w:line="276" w:lineRule="auto"/>
+      </w:pPr>
+      <w:r>
+        <w:rPr>
+          <w:sz w:val="20"/>
+          <w:szCs w:val="20"/>
+        </w:rPr>
+        <w:t xml:space="preserve">4331, 4352, 4354, 4387, 4394, 4396, 4398, 4406, 4409, 4401, 4402, 4379, 4429, 4436, 4440</w:t>
+      </w:r>
+    </w:p>
+    <w:p>
+      <w:pPr>
+        <w:spacing w:after="240" w:before="200"/>
+        <w:jc w:val="center"/>
       </w:pPr>
       <w:r>
         <w:rPr>
           <w:i/>
           <w:iCs/>
-          <w:color w:val="AA0000"/>
-        </w:rPr>
-        <w:t>[ CONTEÚDO A DESENVOLVER — convenções de identação, chaves, espaçamento, identificadores (GNU Coding Standards). Fonte: CLAUDE.md, seção "Convenções de codificação". Sem figura necessária; pode citar 2–3 trechos curtos de código inline (não precisa de bloco separado). ]</w:t>
+          <w:sz w:val="20"/>
+          <w:szCs w:val="20"/>
+        </w:rPr>
+        <w:t xml:space="preserve">Tabela 3 — Dependências externas do subconjunto, por origem</w:t>
+      </w:r>
+    </w:p>
+    <w:p>
+      <w:pPr>
+        <w:spacing w:after="200" w:line="360" w:lineRule="auto"/>
+        <w:jc w:val="both"/>
+      </w:pPr>
+      <w:r>
+        <w:t xml:space="preserve">A última linha da Tabela 3 lista a maquinaria de threads e merge externo. Essas funções ficam fora do subconjunto porque implementam o merge sort externo completo — com múltiplas threads e arquivos temporários —, complexo demais para uma apresentação de 10 minutos.</w:t>
+      </w:r>
+    </w:p>
+    <w:p>
+      <w:pPr>
+        <w:spacing w:after="200" w:line="360" w:lineRule="auto"/>
+        <w:jc w:val="both"/>
+      </w:pPr>
+      <w:r>
+        <w:t xml:space="preserve">O algoritmo que essa maquinaria implementa é descrito por Donald E. Knuth em The Art of Computer Programming, Volume 3: Sorting and Searching (2ª edição, Addison-Wesley, 1998), na Seção 5.4, “External Sorting”, especificamente na subseção “Multiway Merging and Replacement Selection”. </w:t>
+      </w:r>
+      <w:r>
+        <w:rPr>
+          <w:rFonts w:ascii="Consolas" w:cs="Consolas" w:eastAsia="Consolas" w:hAnsi="Consolas"/>
+        </w:rPr>
+        <w:t xml:space="preserve">sort()</w:t>
+      </w:r>
+      <w:r>
+        <w:t xml:space="preserve"> despacha exatamente entre os dois casos que Knuth descreve: ordenar em memória quando os dados cabem no buffer, ou fazer merge sort externo por arquivos temporários quando não cabem.</w:t>
+      </w:r>
+    </w:p>
+    <w:p>
+      <w:pPr>
+        <w:pStyle w:val="Heading2"/>
+        <w:spacing w:before="320" w:after="160"/>
+        <w:rPr/>
+      </w:pPr>
+      <w:r>
+        <w:rPr/>
+        <w:t>5.2 Blocos propostos</w:t>
+      </w:r>
+    </w:p>
+    <w:p>
+      <w:pPr>
+        <w:spacing w:after="200" w:line="360" w:lineRule="auto"/>
+        <w:jc w:val="both"/>
+      </w:pPr>
+      <w:r>
+        <w:t xml:space="preserve">O subconjunto se divide em blocos de responsabilidade menores que uma função inteira. A Tabela 4 lista cada bloco, no mesmo formato da Tabela 2 do modelo do echo.c.</w:t>
+      </w:r>
+    </w:p>
+    <w:p>
+      <w:pPr>
+        <w:spacing w:after="0" w:line="276" w:lineRule="auto"/>
+      </w:pPr>
+      <w:r>
+        <w:rPr>
+          <w:b/>
+          <w:bCs/>
+        </w:rPr>
+        <w:t xml:space="preserve">Função</w:t>
+      </w:r>
+    </w:p>
+    <w:p>
+      <w:pPr>
+        <w:spacing w:after="0" w:line="276" w:lineRule="auto"/>
+      </w:pPr>
+      <w:r>
+        <w:rPr>
+          <w:b/>
+          <w:bCs/>
+        </w:rPr>
+        <w:t xml:space="preserve">Sub-bloco</w:t>
+      </w:r>
+    </w:p>
+    <w:p>
+      <w:pPr>
+        <w:spacing w:after="0" w:line="276" w:lineRule="auto"/>
+      </w:pPr>
+      <w:r>
+        <w:rPr>
+          <w:b/>
+          <w:bCs/>
+        </w:rPr>
+        <w:t xml:space="preserve">Linhas</w:t>
+      </w:r>
+    </w:p>
+    <w:p>
+      <w:pPr>
+        <w:spacing w:after="0" w:line="276" w:lineRule="auto"/>
+      </w:pPr>
+      <w:r>
+        <w:rPr>
+          <w:b/>
+          <w:bCs/>
+        </w:rPr>
+        <w:t xml:space="preserve">Responsabilidade</w:t>
+      </w:r>
+    </w:p>
+    <w:p>
+      <w:pPr>
+        <w:spacing w:after="0" w:line="276" w:lineRule="auto"/>
+      </w:pPr>
+      <w:r>
+        <w:rPr>
+          <w:rFonts w:ascii="Consolas" w:cs="Consolas" w:eastAsia="Consolas" w:hAnsi="Consolas"/>
+          <w:sz w:val="18"/>
+          <w:szCs w:val="18"/>
+        </w:rPr>
+        <w:t xml:space="preserve">try_growbuf</w:t>
+      </w:r>
+    </w:p>
+    <w:p>
+      <w:pPr>
+        <w:spacing w:after="0" w:line="276" w:lineRule="auto"/>
+      </w:pPr>
+      <w:r>
+        <w:rPr>
+          <w:sz w:val="20"/>
+          <w:szCs w:val="20"/>
+        </w:rPr>
+        <w:t xml:space="preserve">validação + alocação</w:t>
+      </w:r>
+    </w:p>
+    <w:p>
+      <w:pPr>
+        <w:spacing w:after="0" w:line="276" w:lineRule="auto"/>
+      </w:pPr>
+      <w:r>
+        <w:rPr>
+          <w:sz w:val="20"/>
+          <w:szCs w:val="20"/>
+        </w:rPr>
+        <w:t xml:space="preserve">1805-1810</w:t>
+      </w:r>
+    </w:p>
+    <w:p>
+      <w:pPr>
+        <w:spacing w:after="0" w:line="276" w:lineRule="auto"/>
+      </w:pPr>
+      <w:r>
+        <w:rPr>
+          <w:sz w:val="20"/>
+          <w:szCs w:val="20"/>
+        </w:rPr>
+        <w:t xml:space="preserve">confere se o novo tamanho é válido e maior que o atual; aloca o novo buffer</w:t>
+      </w:r>
+    </w:p>
+    <w:p>
+      <w:pPr>
+        <w:spacing w:after="0" w:line="276" w:lineRule="auto"/>
+      </w:pPr>
+      <w:r>
+        <w:rPr>
+          <w:rFonts w:ascii="Consolas" w:cs="Consolas" w:eastAsia="Consolas" w:hAnsi="Consolas"/>
+          <w:sz w:val="18"/>
+          <w:szCs w:val="18"/>
+        </w:rPr>
+        <w:t xml:space="preserve">try_growbuf</w:t>
+      </w:r>
+    </w:p>
+    <w:p>
+      <w:pPr>
+        <w:spacing w:after="0" w:line="276" w:lineRule="auto"/>
+      </w:pPr>
+      <w:r>
+        <w:rPr>
+          <w:sz w:val="20"/>
+          <w:szCs w:val="20"/>
+        </w:rPr>
+        <w:t xml:space="preserve">cópia e realocação de ponteiros</w:t>
+      </w:r>
+    </w:p>
+    <w:p>
+      <w:pPr>
+        <w:spacing w:after="0" w:line="276" w:lineRule="auto"/>
+      </w:pPr>
+      <w:r>
+        <w:rPr>
+          <w:sz w:val="20"/>
+          <w:szCs w:val="20"/>
+        </w:rPr>
+        <w:t xml:space="preserve">1812-1830</w:t>
+      </w:r>
+    </w:p>
+    <w:p>
+      <w:pPr>
+        <w:spacing w:after="0" w:line="276" w:lineRule="auto"/>
+      </w:pPr>
+      <w:r>
+        <w:rPr>
+          <w:sz w:val="20"/>
+          <w:szCs w:val="20"/>
+        </w:rPr>
+        <w:t xml:space="preserve">copia texto e tabela de linhas pro novo buffer; corrige os ponteiros internos de cada struct line</w:t>
+      </w:r>
+    </w:p>
+    <w:p>
+      <w:pPr>
+        <w:spacing w:after="0" w:line="276" w:lineRule="auto"/>
+      </w:pPr>
+      <w:r>
+        <w:rPr>
+          <w:rFonts w:ascii="Consolas" w:cs="Consolas" w:eastAsia="Consolas" w:hAnsi="Consolas"/>
+          <w:sz w:val="18"/>
+          <w:szCs w:val="18"/>
+        </w:rPr>
+        <w:t xml:space="preserve">try_growbuf</w:t>
+      </w:r>
+    </w:p>
+    <w:p>
+      <w:pPr>
+        <w:spacing w:after="0" w:line="276" w:lineRule="auto"/>
+      </w:pPr>
+      <w:r>
+        <w:rPr>
+          <w:sz w:val="20"/>
+          <w:szCs w:val="20"/>
+        </w:rPr>
+        <w:t xml:space="preserve">troca e limpeza</w:t>
+      </w:r>
+    </w:p>
+    <w:p>
+      <w:pPr>
+        <w:spacing w:after="0" w:line="276" w:lineRule="auto"/>
+      </w:pPr>
+      <w:r>
+        <w:rPr>
+          <w:sz w:val="20"/>
+          <w:szCs w:val="20"/>
+        </w:rPr>
+        <w:t xml:space="preserve">1832-1836</w:t>
+      </w:r>
+    </w:p>
+    <w:p>
+      <w:pPr>
+        <w:spacing w:after="0" w:line="276" w:lineRule="auto"/>
+      </w:pPr>
+      <w:r>
+        <w:rPr>
+          <w:sz w:val="20"/>
+          <w:szCs w:val="20"/>
+        </w:rPr>
+        <w:t xml:space="preserve">libera o buffer antigo, atualiza </w:t>
+      </w:r>
+      <w:r>
+        <w:rPr>
+          <w:rFonts w:ascii="Consolas" w:cs="Consolas" w:eastAsia="Consolas" w:hAnsi="Consolas"/>
+          <w:sz w:val="18"/>
+          <w:szCs w:val="18"/>
+        </w:rPr>
+        <w:t xml:space="preserve">buf-&gt;buf</w:t>
+      </w:r>
+      <w:r>
+        <w:rPr>
+          <w:sz w:val="20"/>
+          <w:szCs w:val="20"/>
+        </w:rPr>
+        <w:t xml:space="preserve">/</w:t>
+      </w:r>
+      <w:r>
+        <w:rPr>
+          <w:rFonts w:ascii="Consolas" w:cs="Consolas" w:eastAsia="Consolas" w:hAnsi="Consolas"/>
+          <w:sz w:val="18"/>
+          <w:szCs w:val="18"/>
+        </w:rPr>
+        <w:t xml:space="preserve">buf-&gt;alloc</w:t>
+      </w:r>
+    </w:p>
+    <w:p>
+      <w:pPr>
+        <w:spacing w:after="0" w:line="276" w:lineRule="auto"/>
+      </w:pPr>
+      <w:r>
+        <w:rPr>
+          <w:rFonts w:ascii="Consolas" w:cs="Consolas" w:eastAsia="Consolas" w:hAnsi="Consolas"/>
+          <w:sz w:val="18"/>
+          <w:szCs w:val="18"/>
+        </w:rPr>
+        <w:t xml:space="preserve">maybe_growbuf</w:t>
+      </w:r>
+    </w:p>
+    <w:p>
+      <w:pPr>
+        <w:spacing w:after="0" w:line="276" w:lineRule="auto"/>
+      </w:pPr>
+      <w:r>
+        <w:rPr>
+          <w:sz w:val="20"/>
+          <w:szCs w:val="20"/>
+        </w:rPr>
+        <w:t xml:space="preserve">política de crescimento</w:t>
+      </w:r>
+    </w:p>
+    <w:p>
+      <w:pPr>
+        <w:spacing w:after="0" w:line="276" w:lineRule="auto"/>
+      </w:pPr>
+      <w:r>
+        <w:rPr>
+          <w:sz w:val="20"/>
+          <w:szCs w:val="20"/>
+        </w:rPr>
+        <w:t xml:space="preserve">1843-1857</w:t>
+      </w:r>
+    </w:p>
+    <w:p>
+      <w:pPr>
+        <w:spacing w:after="0" w:line="276" w:lineRule="auto"/>
+      </w:pPr>
+      <w:r>
+        <w:rPr>
+          <w:sz w:val="20"/>
+          <w:szCs w:val="20"/>
+        </w:rPr>
+        <w:t xml:space="preserve">decide se vale a pena crescer, triplica ou vai direto ao limite, chama try_growbuf e marca falha se malloc negar</w:t>
+      </w:r>
+    </w:p>
+    <w:p>
+      <w:pPr>
+        <w:spacing w:after="0" w:line="276" w:lineRule="auto"/>
+      </w:pPr>
+      <w:r>
+        <w:rPr>
+          <w:rFonts w:ascii="Consolas" w:cs="Consolas" w:eastAsia="Consolas" w:hAnsi="Consolas"/>
+          <w:sz w:val="18"/>
+          <w:szCs w:val="18"/>
+        </w:rPr>
+        <w:t xml:space="preserve">begfield</w:t>
+      </w:r>
+    </w:p>
+    <w:p>
+      <w:pPr>
+        <w:spacing w:after="0" w:line="276" w:lineRule="auto"/>
+      </w:pPr>
+      <w:r>
+        <w:rPr>
+          <w:sz w:val="20"/>
+          <w:szCs w:val="20"/>
+        </w:rPr>
+        <w:t xml:space="preserve">pula SWORD campos</w:t>
+      </w:r>
+    </w:p>
+    <w:p>
+      <w:pPr>
+        <w:spacing w:after="0" w:line="276" w:lineRule="auto"/>
+      </w:pPr>
+      <w:r>
+        <w:rPr>
+          <w:sz w:val="20"/>
+          <w:szCs w:val="20"/>
+        </w:rPr>
+        <w:t xml:space="preserve">1872-1887</w:t>
+      </w:r>
+    </w:p>
+    <w:p>
+      <w:pPr>
+        <w:spacing w:after="0" w:line="276" w:lineRule="auto"/>
+      </w:pPr>
+      <w:r>
+        <w:rPr>
+          <w:sz w:val="20"/>
+          <w:szCs w:val="20"/>
+        </w:rPr>
+        <w:t xml:space="preserve">dois caminhos: delimitador -t via memchr, ou blanks via varredura byte a byte</w:t>
+      </w:r>
+    </w:p>
+    <w:p>
+      <w:pPr>
+        <w:spacing w:after="0" w:line="276" w:lineRule="auto"/>
+      </w:pPr>
+      <w:r>
+        <w:rPr>
+          <w:rFonts w:ascii="Consolas" w:cs="Consolas" w:eastAsia="Consolas" w:hAnsi="Consolas"/>
+          <w:sz w:val="18"/>
+          <w:szCs w:val="18"/>
+        </w:rPr>
+        <w:t xml:space="preserve">begfield</w:t>
+      </w:r>
+    </w:p>
+    <w:p>
+      <w:pPr>
+        <w:spacing w:after="0" w:line="276" w:lineRule="auto"/>
+      </w:pPr>
+      <w:r>
+        <w:rPr>
+          <w:sz w:val="20"/>
+          <w:szCs w:val="20"/>
+        </w:rPr>
+        <w:t xml:space="preserve">ajustes finais</w:t>
+      </w:r>
+    </w:p>
+    <w:p>
+      <w:pPr>
+        <w:spacing w:after="0" w:line="276" w:lineRule="auto"/>
+      </w:pPr>
+      <w:r>
+        <w:rPr>
+          <w:sz w:val="20"/>
+          <w:szCs w:val="20"/>
+        </w:rPr>
+        <w:t xml:space="preserve">1891-1900</w:t>
+      </w:r>
+    </w:p>
+    <w:p>
+      <w:pPr>
+        <w:spacing w:after="0" w:line="276" w:lineRule="auto"/>
+      </w:pPr>
+      <w:r>
+        <w:rPr>
+          <w:sz w:val="20"/>
+          <w:szCs w:val="20"/>
+        </w:rPr>
+        <w:t xml:space="preserve">pula blanks iniciais se -b; avança SCHAR bytes sem passar do limite</w:t>
+      </w:r>
+    </w:p>
+    <w:p>
+      <w:pPr>
+        <w:spacing w:after="0" w:line="276" w:lineRule="auto"/>
+      </w:pPr>
+      <w:r>
+        <w:rPr>
+          <w:rFonts w:ascii="Consolas" w:cs="Consolas" w:eastAsia="Consolas" w:hAnsi="Consolas"/>
+          <w:sz w:val="18"/>
+          <w:szCs w:val="18"/>
+        </w:rPr>
+        <w:t xml:space="preserve">limfield</w:t>
+      </w:r>
+    </w:p>
+    <w:p>
+      <w:pPr>
+        <w:spacing w:after="0" w:line="276" w:lineRule="auto"/>
+      </w:pPr>
+      <w:r>
+        <w:rPr>
+          <w:sz w:val="20"/>
+          <w:szCs w:val="20"/>
+        </w:rPr>
+        <w:t xml:space="preserve">pula EWORD campos</w:t>
+      </w:r>
+    </w:p>
+    <w:p>
+      <w:pPr>
+        <w:spacing w:after="0" w:line="276" w:lineRule="auto"/>
+      </w:pPr>
+      <w:r>
+        <w:rPr>
+          <w:sz w:val="20"/>
+          <w:szCs w:val="20"/>
+        </w:rPr>
+        <w:t xml:space="preserve">1925-1940</w:t>
+      </w:r>
+    </w:p>
+    <w:p>
+      <w:pPr>
+        <w:spacing w:after="0" w:line="276" w:lineRule="auto"/>
+      </w:pPr>
+      <w:r>
+        <w:rPr>
+          <w:sz w:val="20"/>
+          <w:szCs w:val="20"/>
+        </w:rPr>
+        <w:t xml:space="preserve">espelha begfield pro fim do campo</w:t>
+      </w:r>
+    </w:p>
+    <w:p>
+      <w:pPr>
+        <w:spacing w:after="0" w:line="276" w:lineRule="auto"/>
+      </w:pPr>
+      <w:r>
+        <w:rPr>
+          <w:rFonts w:ascii="Consolas" w:cs="Consolas" w:eastAsia="Consolas" w:hAnsi="Consolas"/>
+          <w:sz w:val="18"/>
+          <w:szCs w:val="18"/>
+        </w:rPr>
+        <w:t xml:space="preserve">limfield</w:t>
+      </w:r>
+    </w:p>
+    <w:p>
+      <w:pPr>
+        <w:spacing w:after="0" w:line="276" w:lineRule="auto"/>
+      </w:pPr>
+      <w:r>
+        <w:rPr>
+          <w:sz w:val="20"/>
+          <w:szCs w:val="20"/>
+        </w:rPr>
+        <w:t xml:space="preserve">código morto documentado</w:t>
+      </w:r>
+    </w:p>
+    <w:p>
+      <w:pPr>
+        <w:spacing w:after="0" w:line="276" w:lineRule="auto"/>
+      </w:pPr>
+      <w:r>
+        <w:rPr>
+          <w:sz w:val="20"/>
+          <w:szCs w:val="20"/>
+        </w:rPr>
+        <w:t xml:space="preserve">1942-1991</w:t>
+      </w:r>
+    </w:p>
+    <w:p>
+      <w:pPr>
+        <w:spacing w:after="0" w:line="276" w:lineRule="auto"/>
+      </w:pPr>
+      <w:r>
+        <w:rPr>
+          <w:sz w:val="20"/>
+          <w:szCs w:val="20"/>
+        </w:rPr>
+        <w:t xml:space="preserve">bloco #ifdef POSIX_UNSPECIFIED: bug de interpretação relatado em 1996, nunca compilado por padrão</w:t>
+      </w:r>
+    </w:p>
+    <w:p>
+      <w:pPr>
+        <w:spacing w:after="0" w:line="276" w:lineRule="auto"/>
+      </w:pPr>
+      <w:r>
+        <w:rPr>
+          <w:rFonts w:ascii="Consolas" w:cs="Consolas" w:eastAsia="Consolas" w:hAnsi="Consolas"/>
+          <w:sz w:val="18"/>
+          <w:szCs w:val="18"/>
+        </w:rPr>
+        <w:t xml:space="preserve">limfield</w:t>
+      </w:r>
+    </w:p>
+    <w:p>
+      <w:pPr>
+        <w:spacing w:after="0" w:line="276" w:lineRule="auto"/>
+      </w:pPr>
+      <w:r>
+        <w:rPr>
+          <w:sz w:val="20"/>
+          <w:szCs w:val="20"/>
+        </w:rPr>
+        <w:t xml:space="preserve">avança ECHAR bytes</w:t>
+      </w:r>
+    </w:p>
+    <w:p>
+      <w:pPr>
+        <w:spacing w:after="0" w:line="276" w:lineRule="auto"/>
+      </w:pPr>
+      <w:r>
+        <w:rPr>
+          <w:sz w:val="20"/>
+          <w:szCs w:val="20"/>
+        </w:rPr>
+        <w:t xml:space="preserve">1993-2006</w:t>
+      </w:r>
+    </w:p>
+    <w:p>
+      <w:pPr>
+        <w:spacing w:after="0" w:line="276" w:lineRule="auto"/>
+      </w:pPr>
+      <w:r>
+        <w:rPr>
+          <w:sz w:val="20"/>
+          <w:szCs w:val="20"/>
+        </w:rPr>
+        <w:t xml:space="preserve">mesmo idioma de begfield, pro fim do campo</w:t>
+      </w:r>
+    </w:p>
+    <w:p>
+      <w:pPr>
+        <w:spacing w:after="0" w:line="276" w:lineRule="auto"/>
+      </w:pPr>
+      <w:r>
+        <w:rPr>
+          <w:rFonts w:ascii="Consolas" w:cs="Consolas" w:eastAsia="Consolas" w:hAnsi="Consolas"/>
+          <w:sz w:val="18"/>
+          <w:szCs w:val="18"/>
+        </w:rPr>
+        <w:t xml:space="preserve">fillbuf</w:t>
+      </w:r>
+    </w:p>
+    <w:p>
+      <w:pPr>
+        <w:spacing w:after="0" w:line="276" w:lineRule="auto"/>
+      </w:pPr>
+      <w:r>
+        <w:rPr>
+          <w:sz w:val="20"/>
+          <w:szCs w:val="20"/>
+        </w:rPr>
+        <w:t xml:space="preserve">reaproveita sobra do buffer</w:t>
+      </w:r>
+    </w:p>
+    <w:p>
+      <w:pPr>
+        <w:spacing w:after="0" w:line="276" w:lineRule="auto"/>
+      </w:pPr>
+      <w:r>
+        <w:rPr>
+          <w:sz w:val="20"/>
+          <w:szCs w:val="20"/>
+        </w:rPr>
+        <w:t xml:space="preserve">2030-2035</w:t>
+      </w:r>
+    </w:p>
+    <w:p>
+      <w:pPr>
+        <w:spacing w:after="0" w:line="276" w:lineRule="auto"/>
+      </w:pPr>
+      <w:r>
+        <w:rPr>
+          <w:sz w:val="20"/>
+          <w:szCs w:val="20"/>
+        </w:rPr>
+        <w:t xml:space="preserve">mistura pro início o que sobrou da leitura anterior</w:t>
+      </w:r>
+    </w:p>
+    <w:p>
+      <w:pPr>
+        <w:spacing w:after="0" w:line="276" w:lineRule="auto"/>
+      </w:pPr>
+      <w:r>
+        <w:rPr>
+          <w:rFonts w:ascii="Consolas" w:cs="Consolas" w:eastAsia="Consolas" w:hAnsi="Consolas"/>
+          <w:sz w:val="18"/>
+          <w:szCs w:val="18"/>
+        </w:rPr>
+        <w:t xml:space="preserve">fillbuf</w:t>
+      </w:r>
+    </w:p>
+    <w:p>
+      <w:pPr>
+        <w:spacing w:after="0" w:line="276" w:lineRule="auto"/>
+      </w:pPr>
+      <w:r>
+        <w:rPr>
+          <w:sz w:val="20"/>
+          <w:szCs w:val="20"/>
+        </w:rPr>
+        <w:t xml:space="preserve">laço de leitura</w:t>
+      </w:r>
+    </w:p>
+    <w:p>
+      <w:pPr>
+        <w:spacing w:after="0" w:line="276" w:lineRule="auto"/>
+      </w:pPr>
+      <w:r>
+        <w:rPr>
+          <w:sz w:val="20"/>
+          <w:szCs w:val="20"/>
+        </w:rPr>
+        <w:t xml:space="preserve">2037-2132</w:t>
+      </w:r>
+    </w:p>
+    <w:p>
+      <w:pPr>
+        <w:spacing w:after="0" w:line="276" w:lineRule="auto"/>
+      </w:pPr>
+      <w:r>
+        <w:rPr>
+          <w:sz w:val="20"/>
+          <w:szCs w:val="20"/>
+        </w:rPr>
+        <w:t xml:space="preserve">lê blocos, localiza \n com memchr, preenche a tabela de trás pra frente, pré-computa a 1ª chave</w:t>
+      </w:r>
+    </w:p>
+    <w:p>
+      <w:pPr>
+        <w:spacing w:after="0" w:line="276" w:lineRule="auto"/>
+      </w:pPr>
+      <w:r>
+        <w:rPr>
+          <w:rFonts w:ascii="Consolas" w:cs="Consolas" w:eastAsia="Consolas" w:hAnsi="Consolas"/>
+          <w:sz w:val="18"/>
+          <w:szCs w:val="18"/>
+        </w:rPr>
+        <w:t xml:space="preserve">fillbuf</w:t>
+      </w:r>
+    </w:p>
+    <w:p>
+      <w:pPr>
+        <w:spacing w:after="0" w:line="276" w:lineRule="auto"/>
+      </w:pPr>
+      <w:r>
+        <w:rPr>
+          <w:sz w:val="20"/>
+          <w:szCs w:val="20"/>
+        </w:rPr>
+        <w:t xml:space="preserve">EOF e crescimento</w:t>
+      </w:r>
+    </w:p>
+    <w:p>
+      <w:pPr>
+        <w:spacing w:after="0" w:line="276" w:lineRule="auto"/>
+      </w:pPr>
+      <w:r>
+        <w:rPr>
+          <w:sz w:val="20"/>
+          <w:szCs w:val="20"/>
+        </w:rPr>
+        <w:t xml:space="preserve">2058-2069, 2124-2131</w:t>
+      </w:r>
+    </w:p>
+    <w:p>
+      <w:pPr>
+        <w:spacing w:after="0" w:line="276" w:lineRule="auto"/>
+      </w:pPr>
+      <w:r>
+        <w:rPr>
+          <w:sz w:val="20"/>
+          <w:szCs w:val="20"/>
+        </w:rPr>
+        <w:t xml:space="preserve">trata fim de arquivo/erro; cresce via maybe_growbuf/xpalloc se necessário</w:t>
+      </w:r>
+    </w:p>
+    <w:p>
+      <w:pPr>
+        <w:spacing w:after="0" w:line="276" w:lineRule="auto"/>
+      </w:pPr>
+      <w:r>
+        <w:rPr>
+          <w:rFonts w:ascii="Consolas" w:cs="Consolas" w:eastAsia="Consolas" w:hAnsi="Consolas"/>
+          <w:sz w:val="18"/>
+          <w:szCs w:val="18"/>
+        </w:rPr>
+        <w:t xml:space="preserve">keycompare</w:t>
+      </w:r>
+    </w:p>
+    <w:p>
+      <w:pPr>
+        <w:spacing w:after="0" w:line="276" w:lineRule="auto"/>
+      </w:pPr>
+      <w:r>
+        <w:rPr>
+          <w:sz w:val="20"/>
+          <w:szCs w:val="20"/>
+        </w:rPr>
+        <w:t xml:space="preserve">prepara campo atual</w:t>
+      </w:r>
+    </w:p>
+    <w:p>
+      <w:pPr>
+        <w:spacing w:after="0" w:line="276" w:lineRule="auto"/>
+      </w:pPr>
+      <w:r>
+        <w:rPr>
+          <w:sz w:val="20"/>
+          <w:szCs w:val="20"/>
+        </w:rPr>
+        <w:t xml:space="preserve">2949-2971</w:t>
+      </w:r>
+    </w:p>
+    <w:p>
+      <w:pPr>
+        <w:spacing w:after="0" w:line="276" w:lineRule="auto"/>
+      </w:pPr>
+      <w:r>
+        <w:rPr>
+          <w:sz w:val="20"/>
+          <w:szCs w:val="20"/>
+        </w:rPr>
+        <w:t xml:space="preserve">usa posição já calculada (1ª chave) ou recalcula; mede o tamanho do campo</w:t>
+      </w:r>
+    </w:p>
+    <w:p>
+      <w:pPr>
+        <w:spacing w:after="0" w:line="276" w:lineRule="auto"/>
+      </w:pPr>
+      <w:r>
+        <w:rPr>
+          <w:rFonts w:ascii="Consolas" w:cs="Consolas" w:eastAsia="Consolas" w:hAnsi="Consolas"/>
+          <w:sz w:val="18"/>
+          <w:szCs w:val="18"/>
+        </w:rPr>
+        <w:t xml:space="preserve">keycompare</w:t>
+      </w:r>
+    </w:p>
+    <w:p>
+      <w:pPr>
+        <w:spacing w:after="0" w:line="276" w:lineRule="auto"/>
+      </w:pPr>
+      <w:r>
+        <w:rPr>
+          <w:sz w:val="20"/>
+          <w:szCs w:val="20"/>
+        </w:rPr>
+        <w:t xml:space="preserve">despacho por tipo de chave</w:t>
+      </w:r>
+    </w:p>
+    <w:p>
+      <w:pPr>
+        <w:spacing w:after="0" w:line="276" w:lineRule="auto"/>
+      </w:pPr>
+      <w:r>
+        <w:rPr>
+          <w:sz w:val="20"/>
+          <w:szCs w:val="20"/>
+        </w:rPr>
+        <w:t xml:space="preserve">2973-3043</w:t>
+      </w:r>
+    </w:p>
+    <w:p>
+      <w:pPr>
+        <w:spacing w:after="0" w:line="276" w:lineRule="auto"/>
+      </w:pPr>
+      <w:r>
+        <w:rPr>
+          <w:sz w:val="20"/>
+          <w:szCs w:val="20"/>
+        </w:rPr>
+        <w:t xml:space="preserve">copia com tradução/ignore e despacha pro comparador certo: numérico, geral, humano, mês, aleatório, versão ou locale</w:t>
+      </w:r>
+    </w:p>
+    <w:p>
+      <w:pPr>
+        <w:spacing w:after="0" w:line="276" w:lineRule="auto"/>
+      </w:pPr>
+      <w:r>
+        <w:rPr>
+          <w:rFonts w:ascii="Consolas" w:cs="Consolas" w:eastAsia="Consolas" w:hAnsi="Consolas"/>
+          <w:sz w:val="18"/>
+          <w:szCs w:val="18"/>
+        </w:rPr>
+        <w:t xml:space="preserve">keycompare</w:t>
+      </w:r>
+    </w:p>
+    <w:p>
+      <w:pPr>
+        <w:spacing w:after="0" w:line="276" w:lineRule="auto"/>
+      </w:pPr>
+      <w:r>
+        <w:rPr>
+          <w:sz w:val="20"/>
+          <w:szCs w:val="20"/>
+        </w:rPr>
+        <w:t xml:space="preserve">comparação por ignore-set</w:t>
+      </w:r>
+    </w:p>
+    <w:p>
+      <w:pPr>
+        <w:spacing w:after="0" w:line="276" w:lineRule="auto"/>
+      </w:pPr>
+      <w:r>
+        <w:rPr>
+          <w:sz w:val="20"/>
+          <w:szCs w:val="20"/>
+        </w:rPr>
+        <w:t xml:space="preserve">3050-3081</w:t>
+      </w:r>
+    </w:p>
+    <w:p>
+      <w:pPr>
+        <w:spacing w:after="0" w:line="276" w:lineRule="auto"/>
+      </w:pPr>
+      <w:r>
+        <w:rPr>
+          <w:sz w:val="20"/>
+          <w:szCs w:val="20"/>
+        </w:rPr>
+        <w:t xml:space="preserve">macro CMP_WITH_IGNORE quando só há -i/-d sem tradução</w:t>
+      </w:r>
+    </w:p>
+    <w:p>
+      <w:pPr>
+        <w:spacing w:after="0" w:line="276" w:lineRule="auto"/>
+      </w:pPr>
+      <w:r>
+        <w:rPr>
+          <w:rFonts w:ascii="Consolas" w:cs="Consolas" w:eastAsia="Consolas" w:hAnsi="Consolas"/>
+          <w:sz w:val="18"/>
+          <w:szCs w:val="18"/>
+        </w:rPr>
+        <w:t xml:space="preserve">keycompare</w:t>
+      </w:r>
+    </w:p>
+    <w:p>
+      <w:pPr>
+        <w:spacing w:after="0" w:line="276" w:lineRule="auto"/>
+      </w:pPr>
+      <w:r>
+        <w:rPr>
+          <w:sz w:val="20"/>
+          <w:szCs w:val="20"/>
+        </w:rPr>
+        <w:t xml:space="preserve">comparação simples</w:t>
+      </w:r>
+    </w:p>
+    <w:p>
+      <w:pPr>
+        <w:spacing w:after="0" w:line="276" w:lineRule="auto"/>
+      </w:pPr>
+      <w:r>
+        <w:rPr>
+          <w:sz w:val="20"/>
+          <w:szCs w:val="20"/>
+        </w:rPr>
+        <w:t xml:space="preserve">3082-3105</w:t>
+      </w:r>
+    </w:p>
+    <w:p>
+      <w:pPr>
+        <w:spacing w:after="0" w:line="276" w:lineRule="auto"/>
+      </w:pPr>
+      <w:r>
+        <w:rPr>
+          <w:sz w:val="20"/>
+          <w:szCs w:val="20"/>
+        </w:rPr>
+        <w:t xml:space="preserve">sem tradução nem ignore: memcmp direto</w:t>
+      </w:r>
+    </w:p>
+    <w:p>
+      <w:pPr>
+        <w:spacing w:after="0" w:line="276" w:lineRule="auto"/>
+      </w:pPr>
+      <w:r>
+        <w:rPr>
+          <w:rFonts w:ascii="Consolas" w:cs="Consolas" w:eastAsia="Consolas" w:hAnsi="Consolas"/>
+          <w:sz w:val="18"/>
+          <w:szCs w:val="18"/>
+        </w:rPr>
+        <w:t xml:space="preserve">keycompare</w:t>
+      </w:r>
+    </w:p>
+    <w:p>
+      <w:pPr>
+        <w:spacing w:after="0" w:line="276" w:lineRule="auto"/>
+      </w:pPr>
+      <w:r>
+        <w:rPr>
+          <w:sz w:val="20"/>
+          <w:szCs w:val="20"/>
+        </w:rPr>
+        <w:t xml:space="preserve">decide continuar ou parar</w:t>
+      </w:r>
+    </w:p>
+    <w:p>
+      <w:pPr>
+        <w:spacing w:after="0" w:line="276" w:lineRule="auto"/>
+      </w:pPr>
+      <w:r>
+        <w:rPr>
+          <w:sz w:val="20"/>
+          <w:szCs w:val="20"/>
+        </w:rPr>
+        <w:t xml:space="preserve">3107-3133</w:t>
+      </w:r>
+    </w:p>
+    <w:p>
+      <w:pPr>
+        <w:spacing w:after="0" w:line="276" w:lineRule="auto"/>
+      </w:pPr>
+      <w:r>
+        <w:rPr>
+          <w:sz w:val="20"/>
+          <w:szCs w:val="20"/>
+        </w:rPr>
+        <w:t xml:space="preserve">para na primeira chave com diferença; senão avança pra próxima -k</w:t>
+      </w:r>
+    </w:p>
+    <w:p>
+      <w:pPr>
+        <w:spacing w:after="0" w:line="276" w:lineRule="auto"/>
+      </w:pPr>
+      <w:r>
+        <w:rPr>
+          <w:rFonts w:ascii="Consolas" w:cs="Consolas" w:eastAsia="Consolas" w:hAnsi="Consolas"/>
+          <w:sz w:val="18"/>
+          <w:szCs w:val="18"/>
+        </w:rPr>
+        <w:t xml:space="preserve">compare</w:t>
+      </w:r>
+    </w:p>
+    <w:p>
+      <w:pPr>
+        <w:spacing w:after="0" w:line="276" w:lineRule="auto"/>
+      </w:pPr>
+      <w:r>
+        <w:rPr>
+          <w:sz w:val="20"/>
+          <w:szCs w:val="20"/>
+        </w:rPr>
+        <w:t xml:space="preserve">tenta pelas chaves</w:t>
+      </w:r>
+    </w:p>
+    <w:p>
+      <w:pPr>
+        <w:spacing w:after="0" w:line="276" w:lineRule="auto"/>
+      </w:pPr>
+      <w:r>
+        <w:rPr>
+          <w:sz w:val="20"/>
+          <w:szCs w:val="20"/>
+        </w:rPr>
+        <w:t xml:space="preserve">3150-3155</w:t>
+      </w:r>
+    </w:p>
+    <w:p>
+      <w:pPr>
+        <w:spacing w:after="0" w:line="276" w:lineRule="auto"/>
+      </w:pPr>
+      <w:r>
+        <w:rPr>
+          <w:sz w:val="20"/>
+          <w:szCs w:val="20"/>
+        </w:rPr>
+        <w:t xml:space="preserve">delega pra keycompare; retorna cedo se houver diferença (ou -u/-s)</w:t>
+      </w:r>
+    </w:p>
+    <w:p>
+      <w:pPr>
+        <w:spacing w:after="0" w:line="276" w:lineRule="auto"/>
+      </w:pPr>
+      <w:r>
+        <w:rPr>
+          <w:rFonts w:ascii="Consolas" w:cs="Consolas" w:eastAsia="Consolas" w:hAnsi="Consolas"/>
+          <w:sz w:val="18"/>
+          <w:szCs w:val="18"/>
+        </w:rPr>
+        <w:t xml:space="preserve">compare</w:t>
+      </w:r>
+    </w:p>
+    <w:p>
+      <w:pPr>
+        <w:spacing w:after="0" w:line="276" w:lineRule="auto"/>
+      </w:pPr>
+      <w:r>
+        <w:rPr>
+          <w:sz w:val="20"/>
+          <w:szCs w:val="20"/>
+        </w:rPr>
+        <w:t xml:space="preserve">fallback pra linha inteira</w:t>
+      </w:r>
+    </w:p>
+    <w:p>
+      <w:pPr>
+        <w:spacing w:after="0" w:line="276" w:lineRule="auto"/>
+      </w:pPr>
+      <w:r>
+        <w:rPr>
+          <w:sz w:val="20"/>
+          <w:szCs w:val="20"/>
+        </w:rPr>
+        <w:t xml:space="preserve">3159-3178</w:t>
+      </w:r>
+    </w:p>
+    <w:p>
+      <w:pPr>
+        <w:spacing w:after="0" w:line="276" w:lineRule="auto"/>
+      </w:pPr>
+      <w:r>
+        <w:rPr>
+          <w:sz w:val="20"/>
+          <w:szCs w:val="20"/>
+        </w:rPr>
+        <w:t xml:space="preserve">sem chaves ou empate nelas: compara a linha toda</w:t>
+      </w:r>
+    </w:p>
+    <w:p>
+      <w:pPr>
+        <w:spacing w:after="0" w:line="276" w:lineRule="auto"/>
+      </w:pPr>
+      <w:r>
+        <w:rPr>
+          <w:rFonts w:ascii="Consolas" w:cs="Consolas" w:eastAsia="Consolas" w:hAnsi="Consolas"/>
+          <w:sz w:val="18"/>
+          <w:szCs w:val="18"/>
+        </w:rPr>
+        <w:t xml:space="preserve">sort()</w:t>
+      </w:r>
+    </w:p>
+    <w:p>
+      <w:pPr>
+        <w:spacing w:after="0" w:line="276" w:lineRule="auto"/>
+      </w:pPr>
+      <w:r>
+        <w:rPr>
+          <w:sz w:val="20"/>
+          <w:szCs w:val="20"/>
+        </w:rPr>
+        <w:t xml:space="preserve">prepara buffer/política</w:t>
+      </w:r>
+    </w:p>
+    <w:p>
+      <w:pPr>
+        <w:spacing w:after="0" w:line="276" w:lineRule="auto"/>
+      </w:pPr>
+      <w:r>
+        <w:rPr>
+          <w:sz w:val="20"/>
+          <w:szCs w:val="20"/>
+        </w:rPr>
+        <w:t xml:space="preserve">4323-4358</w:t>
+      </w:r>
+    </w:p>
+    <w:p>
+      <w:pPr>
+        <w:spacing w:after="0" w:line="276" w:lineRule="auto"/>
+      </w:pPr>
+      <w:r>
+        <w:rPr>
+          <w:sz w:val="20"/>
+          <w:szCs w:val="20"/>
+        </w:rPr>
+        <w:t xml:space="preserve">calcula bytes_per_line; inicializa buffer só na primeira vez</w:t>
+      </w:r>
+    </w:p>
+    <w:p>
+      <w:pPr>
+        <w:spacing w:after="0" w:line="276" w:lineRule="auto"/>
+      </w:pPr>
+      <w:r>
+        <w:rPr>
+          <w:rFonts w:ascii="Consolas" w:cs="Consolas" w:eastAsia="Consolas" w:hAnsi="Consolas"/>
+          <w:sz w:val="18"/>
+          <w:szCs w:val="18"/>
+        </w:rPr>
+        <w:t xml:space="preserve">sort()</w:t>
+      </w:r>
+    </w:p>
+    <w:p>
+      <w:pPr>
+        <w:spacing w:after="0" w:line="276" w:lineRule="auto"/>
+      </w:pPr>
+      <w:r>
+        <w:rPr>
+          <w:sz w:val="20"/>
+          <w:szCs w:val="20"/>
+        </w:rPr>
+        <w:t xml:space="preserve">laço de leitura via fillbuf</w:t>
+      </w:r>
+    </w:p>
+    <w:p>
+      <w:pPr>
+        <w:spacing w:after="0" w:line="276" w:lineRule="auto"/>
+      </w:pPr>
+      <w:r>
+        <w:rPr>
+          <w:sz w:val="20"/>
+          <w:szCs w:val="20"/>
+        </w:rPr>
+        <w:t xml:space="preserve">4360-4419</w:t>
+      </w:r>
+    </w:p>
+    <w:p>
+      <w:pPr>
+        <w:spacing w:after="0" w:line="276" w:lineRule="auto"/>
+      </w:pPr>
+      <w:r>
+        <w:rPr>
+          <w:sz w:val="20"/>
+          <w:szCs w:val="20"/>
+        </w:rPr>
+        <w:t xml:space="preserve">decide concatenar o próximo arquivo, escolhe destino, despacha pro sort paralelo ou sequencial</w:t>
+      </w:r>
+    </w:p>
+    <w:p>
+      <w:pPr>
+        <w:spacing w:after="0" w:line="276" w:lineRule="auto"/>
+      </w:pPr>
+      <w:r>
+        <w:rPr>
+          <w:rFonts w:ascii="Consolas" w:cs="Consolas" w:eastAsia="Consolas" w:hAnsi="Consolas"/>
+          <w:sz w:val="18"/>
+          <w:szCs w:val="18"/>
+        </w:rPr>
+        <w:t xml:space="preserve">sort()</w:t>
+      </w:r>
+    </w:p>
+    <w:p>
+      <w:pPr>
+        <w:spacing w:after="0" w:line="276" w:lineRule="auto"/>
+      </w:pPr>
+      <w:r>
+        <w:rPr>
+          <w:sz w:val="20"/>
+          <w:szCs w:val="20"/>
+        </w:rPr>
+        <w:t xml:space="preserve">finalização (goto finish)</w:t>
+      </w:r>
+    </w:p>
+    <w:p>
+      <w:pPr>
+        <w:spacing w:after="0" w:line="276" w:lineRule="auto"/>
+      </w:pPr>
+      <w:r>
+        <w:rPr>
+          <w:sz w:val="20"/>
+          <w:szCs w:val="20"/>
+        </w:rPr>
+        <w:t xml:space="preserve">4417-4441</w:t>
+      </w:r>
+    </w:p>
+    <w:p>
+      <w:pPr>
+        <w:spacing w:after="0" w:line="276" w:lineRule="auto"/>
+      </w:pPr>
+      <w:r>
+        <w:rPr>
+          <w:sz w:val="20"/>
+          <w:szCs w:val="20"/>
+        </w:rPr>
+        <w:t xml:space="preserve">libera o buffer; junta temporários se necessário; espera os processos filhos</w:t>
+      </w:r>
+    </w:p>
+    <w:p>
+      <w:pPr>
+        <w:spacing w:after="240" w:before="200"/>
+        <w:jc w:val="center"/>
+      </w:pPr>
+      <w:r>
+        <w:rPr>
+          <w:i/>
+          <w:iCs/>
+          <w:sz w:val="20"/>
+          <w:szCs w:val="20"/>
+        </w:rPr>
+        <w:t xml:space="preserve">Tabela 4 — Blocos de responsabilidade do subconjunto</w:t>
+      </w:r>
+    </w:p>
+    <w:p>
+      <w:pPr>
+        <w:spacing w:after="200" w:line="360" w:lineRule="auto"/>
+        <w:jc w:val="both"/>
+      </w:pPr>
+      <w:r>
+        <w:t xml:space="preserve">Um achado vale destaque: dentro de </w:t>
+      </w:r>
+      <w:r>
+        <w:rPr>
+          <w:rFonts w:ascii="Consolas" w:cs="Consolas" w:eastAsia="Consolas" w:hAnsi="Consolas"/>
+        </w:rPr>
+        <w:t xml:space="preserve">limfield</w:t>
+      </w:r>
+      <w:r>
+        <w:t xml:space="preserve">, o bloco das linhas 1942 a 1991 é código morto, nunca compilado por padrão — está dentro de </w:t>
+      </w:r>
+      <w:r>
+        <w:rPr>
+          <w:rFonts w:ascii="Consolas" w:cs="Consolas" w:eastAsia="Consolas" w:hAnsi="Consolas"/>
+        </w:rPr>
+        <w:t xml:space="preserve">#ifdef POSIX_UNSPECIFIED</w:t>
+      </w:r>
+      <w:r>
+        <w:t xml:space="preserve">. O comentário original registra um bug de interpretação relatado por e-mail em 1996, traduzido para a terminologia do POSIX por Paul Eggert. Os mantenedores decidiram não resolver a ambiguidade, e o bloco ficou desativado. É uma boa curiosidade histórica para a apresentação.</w:t>
       </w:r>
     </w:p>
     <w:p>
@@ -932,7 +4346,16 @@
       </w:pPr>
       <w:r>
         <w:rPr/>
-        <w:t>4. Idiomas e truques de programador C</w:t>
+        <w:t>6. Cenário principal</w:t>
+      </w:r>
+    </w:p>
+    <w:p>
+      <w:pPr>
+        <w:spacing w:after="200" w:line="360" w:lineRule="auto"/>
+        <w:jc w:val="both"/>
+      </w:pPr>
+      <w:r>
+        <w:t xml:space="preserve">As seções anteriores descreveram os idiomas, os truques e a divisão em blocos do subconjunto. Esta seção mostra dois diagramas que resumem a estrutura estática e o comportamento dinâmico do código durante uma execução real do programa.</w:t>
       </w:r>
     </w:p>
     <w:p>
@@ -943,29 +4366,212 @@
       </w:pPr>
       <w:r>
         <w:rPr/>
-        <w:t>4.1 Aritmética de ponteiros</w:t>
-      </w:r>
-    </w:p>
-    <w:p>
-      <w:pPr>
-        <w:pStyle w:val="Normal"/>
-        <w:pBdr>
-          <w:top w:val="single" w:sz="4" w:space="0" w:color="AA0000"/>
-          <w:left w:val="single" w:sz="4" w:space="0" w:color="AA0000"/>
-          <w:bottom w:val="single" w:sz="4" w:space="0" w:color="AA0000"/>
-          <w:right w:val="single" w:sz="4" w:space="0" w:color="AA0000"/>
-        </w:pBdr>
-        <w:shd w:val="clear" w:fill="FFF3F3"/>
-        <w:spacing w:before="120" w:after="240"/>
-        <w:rPr/>
+        <w:t>6.1 Diagrama estático</w:t>
+      </w:r>
+    </w:p>
+    <w:p>
+      <w:pPr>
+        <w:spacing w:after="200" w:line="360" w:lineRule="auto"/>
+        <w:jc w:val="both"/>
+      </w:pPr>
+      <w:r>
+        <w:t xml:space="preserve">A Figura 1 mostra o grafo de chamadas entre as 7 funções do subconjunto. Diferente do diagrama do modelo — que relaciona um arquivo às suas bibliotecas —, este diagrama relaciona as funções entre si, porque as 7 funções estudadas estão espalhadas por um único arquivo de 5154 linhas: um grafo de chamadas conta uma história mais útil nesse caso.</w:t>
+      </w:r>
+    </w:p>
+    <w:p>
+      <w:pPr>
+        <w:spacing w:after="200" w:line="360" w:lineRule="auto"/>
+        <w:jc w:val="both"/>
+      </w:pPr>
+      <w:r>
+        <w:t xml:space="preserve">O diagrama mostra duas árvores de entrada. </w:t>
+      </w:r>
+      <w:r>
+        <w:rPr>
+          <w:rFonts w:ascii="Consolas" w:cs="Consolas" w:eastAsia="Consolas" w:hAnsi="Consolas"/>
+        </w:rPr>
+        <w:t xml:space="preserve">sort()</w:t>
+      </w:r>
+      <w:r>
+        <w:t xml:space="preserve"> é chamada por </w:t>
+      </w:r>
+      <w:r>
+        <w:rPr>
+          <w:rFonts w:ascii="Consolas" w:cs="Consolas" w:eastAsia="Consolas" w:hAnsi="Consolas"/>
+        </w:rPr>
+        <w:t xml:space="preserve">main()</w:t>
+      </w:r>
+      <w:r>
+        <w:t xml:space="preserve">, fora do subconjunto, e chama </w:t>
+      </w:r>
+      <w:r>
+        <w:rPr>
+          <w:rFonts w:ascii="Consolas" w:cs="Consolas" w:eastAsia="Consolas" w:hAnsi="Consolas"/>
+        </w:rPr>
+        <w:t xml:space="preserve">fillbuf()</w:t>
+      </w:r>
+      <w:r>
+        <w:t xml:space="preserve">, que por sua vez chama </w:t>
+      </w:r>
+      <w:r>
+        <w:rPr>
+          <w:rFonts w:ascii="Consolas" w:cs="Consolas" w:eastAsia="Consolas" w:hAnsi="Consolas"/>
+        </w:rPr>
+        <w:t xml:space="preserve">maybe_growbuf()</w:t>
+      </w:r>
+      <w:r>
+        <w:t xml:space="preserve"> — que chama </w:t>
+      </w:r>
+      <w:r>
+        <w:rPr>
+          <w:rFonts w:ascii="Consolas" w:cs="Consolas" w:eastAsia="Consolas" w:hAnsi="Consolas"/>
+        </w:rPr>
+        <w:t xml:space="preserve">try_growbuf()</w:t>
+      </w:r>
+      <w:r>
+        <w:t xml:space="preserve"> — e pré-computa a primeira chave via </w:t>
+      </w:r>
+      <w:r>
+        <w:rPr>
+          <w:rFonts w:ascii="Consolas" w:cs="Consolas" w:eastAsia="Consolas" w:hAnsi="Consolas"/>
+        </w:rPr>
+        <w:t xml:space="preserve">begfield()</w:t>
+      </w:r>
+      <w:r>
+        <w:t xml:space="preserve">/</w:t>
+      </w:r>
+      <w:r>
+        <w:rPr>
+          <w:rFonts w:ascii="Consolas" w:cs="Consolas" w:eastAsia="Consolas" w:hAnsi="Consolas"/>
+        </w:rPr>
+        <w:t xml:space="preserve">limfield()</w:t>
+      </w:r>
+      <w:r>
+        <w:t xml:space="preserve">. </w:t>
+      </w:r>
+      <w:r>
+        <w:rPr>
+          <w:rFonts w:ascii="Consolas" w:cs="Consolas" w:eastAsia="Consolas" w:hAnsi="Consolas"/>
+        </w:rPr>
+        <w:t xml:space="preserve">compare()</w:t>
+      </w:r>
+      <w:r>
+        <w:t xml:space="preserve"> é chamada por </w:t>
+      </w:r>
+      <w:r>
+        <w:rPr>
+          <w:rFonts w:ascii="Consolas" w:cs="Consolas" w:eastAsia="Consolas" w:hAnsi="Consolas"/>
+        </w:rPr>
+        <w:t xml:space="preserve">sortlines()</w:t>
+      </w:r>
+      <w:r>
+        <w:t xml:space="preserve">/</w:t>
+      </w:r>
+      <w:r>
+        <w:rPr>
+          <w:rFonts w:ascii="Consolas" w:cs="Consolas" w:eastAsia="Consolas" w:hAnsi="Consolas"/>
+        </w:rPr>
+        <w:t xml:space="preserve">sequential_sort()</w:t>
+      </w:r>
+      <w:r>
+        <w:t xml:space="preserve">, também fora do subconjunto, e chama </w:t>
+      </w:r>
+      <w:r>
+        <w:rPr>
+          <w:rFonts w:ascii="Consolas" w:cs="Consolas" w:eastAsia="Consolas" w:hAnsi="Consolas"/>
+        </w:rPr>
+        <w:t xml:space="preserve">keycompare()</w:t>
+      </w:r>
+      <w:r>
+        <w:t xml:space="preserve">, que reusa os mesmos </w:t>
+      </w:r>
+      <w:r>
+        <w:rPr>
+          <w:rFonts w:ascii="Consolas" w:cs="Consolas" w:eastAsia="Consolas" w:hAnsi="Consolas"/>
+        </w:rPr>
+        <w:t xml:space="preserve">begfield()</w:t>
+      </w:r>
+      <w:r>
+        <w:t xml:space="preserve">/</w:t>
+      </w:r>
+      <w:r>
+        <w:rPr>
+          <w:rFonts w:ascii="Consolas" w:cs="Consolas" w:eastAsia="Consolas" w:hAnsi="Consolas"/>
+        </w:rPr>
+        <w:t xml:space="preserve">limfield()</w:t>
+      </w:r>
+      <w:r>
+        <w:t xml:space="preserve"> para as chaves seguintes.</w:t>
+      </w:r>
+    </w:p>
+    <w:p>
+      <w:pPr>
+        <w:spacing w:after="200" w:line="360" w:lineRule="auto"/>
+        <w:jc w:val="both"/>
+      </w:pPr>
+      <w:r>
+        <w:t xml:space="preserve">O cruzamento em X no meio do diagrama é o achado central da Seção 4.1: as duas funções de aritmética de ponteiros atendem tanto à leitura do arquivo quanto à comparação entre linhas.</w:t>
+      </w:r>
+    </w:p>
+    <w:p>
+      <w:pPr>
+        <w:spacing w:after="0" w:before="120"/>
+        <w:jc w:val="center"/>
+      </w:pPr>
+      <w:r>
+        <w:drawing>
+          <wp:inline distT="0" distB="0" distL="0" distR="0">
+            <wp:extent cx="5391150" cy="2390775"/>
+            <wp:effectExtent t="0" r="0" b="0" l="0"/>
+            <wp:docPr id="1" name="" descr="" title=""/>
+            <wp:cNvGraphicFramePr>
+              <a:graphicFrameLocks xmlns:a="http://schemas.openxmlformats.org/drawingml/2006/main" noChangeAspect="1"/>
+            </wp:cNvGraphicFramePr>
+            <a:graphic xmlns:a="http://schemas.openxmlformats.org/drawingml/2006/main">
+              <a:graphicData uri="http://schemas.openxmlformats.org/drawingml/2006/picture">
+                <pic:pic xmlns:pic="http://schemas.openxmlformats.org/drawingml/2006/picture">
+                  <pic:nvPicPr>
+                    <pic:cNvPr id="0" name="" descr=""/>
+                    <pic:cNvPicPr>
+                      <a:picLocks noChangeAspect="1" noChangeArrowheads="1"/>
+                    </pic:cNvPicPr>
+                  </pic:nvPicPr>
+                  <pic:blipFill>
+                    <a:blip r:embed="rId5" cstate="none"/>
+                    <a:srcRect/>
+                    <a:stretch>
+                      <a:fillRect/>
+                    </a:stretch>
+                  </pic:blipFill>
+                  <pic:spPr bwMode="auto">
+                    <a:xfrm>
+                      <a:off x="0" y="0"/>
+                      <a:ext cx="5391150" cy="2390775"/>
+                    </a:xfrm>
+                    <a:prstGeom prst="rect">
+                      <a:avLst/>
+                    </a:prstGeom>
+                  </pic:spPr>
+                </pic:pic>
+              </a:graphicData>
+            </a:graphic>
+          </wp:inline>
+        </w:drawing>
+      </w:r>
+    </w:p>
+    <w:p>
+      <w:pPr>
+        <w:spacing w:after="240" w:before="200"/>
+        <w:jc w:val="center"/>
       </w:pPr>
       <w:r>
         <w:rPr>
           <w:i/>
           <w:iCs/>
-          <w:color w:val="AA0000"/>
-        </w:rPr>
-        <w:t>[ CONTEÚDO A DESENVOLVER — begfield/limfield/fillbuf. Fonte: CLAUDE.md, seção "Aritmética de ponteiros". Inserir trecho de código de begfield (Código-fonte do Anexo 2) como ilustração. ]</w:t>
+          <w:sz w:val="20"/>
+          <w:szCs w:val="20"/>
+        </w:rPr>
+        <w:t xml:space="preserve">Figura 1 — Grafo de chamadas do subconjunto estudado</w:t>
       </w:r>
     </w:p>
     <w:p>
@@ -976,95 +4582,1312 @@
       </w:pPr>
       <w:r>
         <w:rPr/>
-        <w:t>4.2 Contagem regressiva</w:t>
-      </w:r>
-    </w:p>
-    <w:p>
-      <w:pPr>
-        <w:pStyle w:val="Normal"/>
-        <w:pBdr>
-          <w:top w:val="single" w:sz="4" w:space="0" w:color="AA0000"/>
-          <w:left w:val="single" w:sz="4" w:space="0" w:color="AA0000"/>
-          <w:bottom w:val="single" w:sz="4" w:space="0" w:color="AA0000"/>
-          <w:right w:val="single" w:sz="4" w:space="0" w:color="AA0000"/>
-        </w:pBdr>
-        <w:shd w:val="clear" w:fill="FFF3F3"/>
-        <w:spacing w:before="120" w:after="240"/>
-        <w:rPr/>
+        <w:t>6.2 Diagrama dinâmico</w:t>
+      </w:r>
+    </w:p>
+    <w:p>
+      <w:pPr>
+        <w:spacing w:after="200" w:line="360" w:lineRule="auto"/>
+        <w:jc w:val="both"/>
+      </w:pPr>
+      <w:r>
+        <w:t xml:space="preserve">A Figura 2 é um diagrama de atividades UML do fluxo real de </w:t>
+      </w:r>
+      <w:r>
+        <w:rPr>
+          <w:rFonts w:ascii="Consolas" w:cs="Consolas" w:eastAsia="Consolas" w:hAnsi="Consolas"/>
+        </w:rPr>
+        <w:t xml:space="preserve">sort()</w:t>
+      </w:r>
+      <w:r>
+        <w:t xml:space="preserve"> durante uma execução. O círculo preto marca o início; o círculo com anel marca o fim. Os losangos marcam decisões: se há chaves </w:t>
+      </w:r>
+      <w:r>
+        <w:rPr>
+          <w:rFonts w:ascii="Consolas" w:cs="Consolas" w:eastAsia="Consolas" w:hAnsi="Consolas"/>
+        </w:rPr>
+        <w:t xml:space="preserve">-k</w:t>
+      </w:r>
+      <w:r>
+        <w:t xml:space="preserve"> definidas, se o bloco lido tem mais de uma linha, se </w:t>
+      </w:r>
+      <w:r>
+        <w:rPr>
+          <w:rFonts w:ascii="Consolas" w:cs="Consolas" w:eastAsia="Consolas" w:hAnsi="Consolas"/>
+        </w:rPr>
+        <w:t xml:space="preserve">nthreads</w:t>
+      </w:r>
+      <w:r>
+        <w:t xml:space="preserve"> é maior que 1, se ainda há dados para ler, e se a saída foi gravada direto no arquivo final.</w:t>
+      </w:r>
+    </w:p>
+    <w:p>
+      <w:pPr>
+        <w:spacing w:after="200" w:line="360" w:lineRule="auto"/>
+        <w:jc w:val="both"/>
+      </w:pPr>
+      <w:r>
+        <w:t xml:space="preserve">As caixas de borda mais grossa — </w:t>
+      </w:r>
+      <w:r>
+        <w:rPr>
+          <w:rFonts w:ascii="Consolas" w:cs="Consolas" w:eastAsia="Consolas" w:hAnsi="Consolas"/>
+        </w:rPr>
+        <w:t xml:space="preserve">fillbuf()</w:t>
+      </w:r>
+      <w:r>
+        <w:t xml:space="preserve"> e </w:t>
+      </w:r>
+      <w:r>
+        <w:rPr>
+          <w:rFonts w:ascii="Consolas" w:cs="Consolas" w:eastAsia="Consolas" w:hAnsi="Consolas"/>
+        </w:rPr>
+        <w:t xml:space="preserve">sequential_sort()</w:t>
+      </w:r>
+      <w:r>
+        <w:t xml:space="preserve">→</w:t>
+      </w:r>
+      <w:r>
+        <w:rPr>
+          <w:rFonts w:ascii="Consolas" w:cs="Consolas" w:eastAsia="Consolas" w:hAnsi="Consolas"/>
+        </w:rPr>
+        <w:t xml:space="preserve">compare()</w:t>
+      </w:r>
+      <w:r>
+        <w:t xml:space="preserve">→</w:t>
+      </w:r>
+      <w:r>
+        <w:rPr>
+          <w:rFonts w:ascii="Consolas" w:cs="Consolas" w:eastAsia="Consolas" w:hAnsi="Consolas"/>
+        </w:rPr>
+        <w:t xml:space="preserve">keycompare()</w:t>
+      </w:r>
+      <w:r>
+        <w:t xml:space="preserve"> — marcam onde o subconjunto estudado entra na execução. As caixas tracejadas — </w:t>
+      </w:r>
+      <w:r>
+        <w:rPr>
+          <w:rFonts w:ascii="Consolas" w:cs="Consolas" w:eastAsia="Consolas" w:hAnsi="Consolas"/>
+        </w:rPr>
+        <w:t xml:space="preserve">sortlines()</w:t>
+      </w:r>
+      <w:r>
+        <w:t xml:space="preserve"> e </w:t>
+      </w:r>
+      <w:r>
+        <w:rPr>
+          <w:rFonts w:ascii="Consolas" w:cs="Consolas" w:eastAsia="Consolas" w:hAnsi="Consolas"/>
+        </w:rPr>
+        <w:t xml:space="preserve">merge()</w:t>
+      </w:r>
+      <w:r>
+        <w:t xml:space="preserve"> — marcam a maquinaria de threads e merge externo que fica fora do subconjunto.</w:t>
+      </w:r>
+    </w:p>
+    <w:p>
+      <w:pPr>
+        <w:spacing w:after="200" w:line="360" w:lineRule="auto"/>
+        <w:jc w:val="both"/>
+      </w:pPr>
+      <w:r>
+        <w:t xml:space="preserve">O laço de volta, rotulado “próximo bloco/arquivo”, mostra </w:t>
+      </w:r>
+      <w:r>
+        <w:rPr>
+          <w:rFonts w:ascii="Consolas" w:cs="Consolas" w:eastAsia="Consolas" w:hAnsi="Consolas"/>
+        </w:rPr>
+        <w:t xml:space="preserve">sort()</w:t>
+      </w:r>
+      <w:r>
+        <w:t xml:space="preserve"> reconsumindo </w:t>
+      </w:r>
+      <w:r>
+        <w:rPr>
+          <w:rFonts w:ascii="Consolas" w:cs="Consolas" w:eastAsia="Consolas" w:hAnsi="Consolas"/>
+        </w:rPr>
+        <w:t xml:space="preserve">fillbuf()</w:t>
+      </w:r>
+      <w:r>
+        <w:t xml:space="preserve"> até esgotar toda a entrada. A geometria do diagrama foi conferida linha a linha contra o código-fonte antes de ser desenhada — não é um fluxo inventado.</w:t>
+      </w:r>
+    </w:p>
+    <w:p>
+      <w:pPr>
+        <w:spacing w:after="0" w:before="120"/>
+        <w:jc w:val="center"/>
+      </w:pPr>
+      <w:r>
+        <w:drawing>
+          <wp:inline distT="0" distB="0" distL="0" distR="0">
+            <wp:extent cx="3600450" cy="5057775"/>
+            <wp:effectExtent t="0" r="0" b="0" l="0"/>
+            <wp:docPr id="1" name="" descr="" title=""/>
+            <wp:cNvGraphicFramePr>
+              <a:graphicFrameLocks xmlns:a="http://schemas.openxmlformats.org/drawingml/2006/main" noChangeAspect="1"/>
+            </wp:cNvGraphicFramePr>
+            <a:graphic xmlns:a="http://schemas.openxmlformats.org/drawingml/2006/main">
+              <a:graphicData uri="http://schemas.openxmlformats.org/drawingml/2006/picture">
+                <pic:pic xmlns:pic="http://schemas.openxmlformats.org/drawingml/2006/picture">
+                  <pic:nvPicPr>
+                    <pic:cNvPr id="0" name="" descr=""/>
+                    <pic:cNvPicPr>
+                      <a:picLocks noChangeAspect="1" noChangeArrowheads="1"/>
+                    </pic:cNvPicPr>
+                  </pic:nvPicPr>
+                  <pic:blipFill>
+                    <a:blip r:embed="rId6" cstate="none"/>
+                    <a:srcRect/>
+                    <a:stretch>
+                      <a:fillRect/>
+                    </a:stretch>
+                  </pic:blipFill>
+                  <pic:spPr bwMode="auto">
+                    <a:xfrm>
+                      <a:off x="0" y="0"/>
+                      <a:ext cx="3600450" cy="5057775"/>
+                    </a:xfrm>
+                    <a:prstGeom prst="rect">
+                      <a:avLst/>
+                    </a:prstGeom>
+                  </pic:spPr>
+                </pic:pic>
+              </a:graphicData>
+            </a:graphic>
+          </wp:inline>
+        </w:drawing>
+      </w:r>
+    </w:p>
+    <w:p>
+      <w:pPr>
+        <w:spacing w:after="240" w:before="200"/>
+        <w:jc w:val="center"/>
       </w:pPr>
       <w:r>
         <w:rPr>
           <w:i/>
           <w:iCs/>
-          <w:color w:val="AA0000"/>
-        </w:rPr>
-        <w:t>[ CONTEÚDO A DESENVOLVER — while (ptr &lt; lim &amp;&amp; sword--), mesmo idioma citado no modelo do echo.c. ]</w:t>
-      </w:r>
-    </w:p>
-    <w:p>
-      <w:pPr>
-        <w:pStyle w:val="Heading2"/>
-        <w:spacing w:before="320" w:after="160"/>
-        <w:rPr/>
-      </w:pPr>
-      <w:r>
-        <w:rPr/>
-        <w:t>4.3 Desvio incondicional</w:t>
-      </w:r>
-    </w:p>
-    <w:p>
-      <w:pPr>
-        <w:pStyle w:val="Normal"/>
-        <w:pBdr>
-          <w:top w:val="single" w:sz="4" w:space="0" w:color="AA0000"/>
-          <w:left w:val="single" w:sz="4" w:space="0" w:color="AA0000"/>
-          <w:bottom w:val="single" w:sz="4" w:space="0" w:color="AA0000"/>
-          <w:right w:val="single" w:sz="4" w:space="0" w:color="AA0000"/>
-        </w:pBdr>
-        <w:shd w:val="clear" w:fill="FFF3F3"/>
-        <w:spacing w:before="120" w:after="240"/>
-        <w:rPr/>
+          <w:sz w:val="20"/>
+          <w:szCs w:val="20"/>
+        </w:rPr>
+        <w:t xml:space="preserve">Figura 2 — Fluxo de execução de sort()</w:t>
+      </w:r>
+    </w:p>
+    <w:p>
+      <w:pPr>
+        <w:pStyle w:val="Normal"/>
+        <w:rPr/>
+      </w:pPr>
+      <w:r>
+        <w:rPr/>
+      </w:r>
+      <w:r>
+        <w:br w:type="page"/>
+      </w:r>
+    </w:p>
+    <w:p>
+      <w:pPr>
+        <w:pStyle w:val="Heading1"/>
+        <w:spacing w:before="0" w:after="160"/>
+        <w:rPr/>
+      </w:pPr>
+      <w:r>
+        <w:rPr/>
+        <w:t>7. Exemplo de uso</w:t>
+      </w:r>
+    </w:p>
+    <w:p>
+      <w:pPr>
+        <w:spacing w:after="200" w:line="360" w:lineRule="auto"/>
+        <w:jc w:val="both"/>
+      </w:pPr>
+      <w:r>
+        <w:t xml:space="preserve">O ambiente de desenvolvimento usado neste trabalho bloqueou a instalação do gdb — o mesmo bloqueio de rede corporativo que impediu o </w:t>
+      </w:r>
+      <w:r>
+        <w:rPr>
+          <w:rFonts w:ascii="Consolas" w:cs="Consolas" w:eastAsia="Consolas" w:hAnsi="Consolas"/>
+        </w:rPr>
+        <w:t xml:space="preserve">pacman</w:t>
+      </w:r>
+      <w:r>
+        <w:t xml:space="preserve"> de baixar pacotes do MSYS2, por erro de certificado SSL. Em vez de contornar essa restrição de segurança, a dupla optou por rodar o exemplo de uso num compilador online real (gcc 13.2.0, via API do Wandbox) e registrar a saída de execução real — não uma previsão.</w:t>
+      </w:r>
+    </w:p>
+    <w:p>
+      <w:pPr>
+        <w:spacing w:after="200" w:line="360" w:lineRule="auto"/>
+        <w:jc w:val="both"/>
+      </w:pPr>
+      <w:r>
+        <w:t xml:space="preserve">O arquivo </w:t>
+      </w:r>
+      <w:r>
+        <w:rPr>
+          <w:rFonts w:ascii="Consolas" w:cs="Consolas" w:eastAsia="Consolas" w:hAnsi="Consolas"/>
+        </w:rPr>
+        <w:t xml:space="preserve">harness_subconjunto.c</w:t>
+      </w:r>
+      <w:r>
+        <w:t xml:space="preserve"> contém uma cópia verbatim de 5 funções do subconjunto — </w:t>
+      </w:r>
+      <w:r>
+        <w:rPr>
+          <w:rFonts w:ascii="Consolas" w:cs="Consolas" w:eastAsia="Consolas" w:hAnsi="Consolas"/>
+        </w:rPr>
+        <w:t xml:space="preserve">buffer_linelim</w:t>
+      </w:r>
+      <w:r>
+        <w:t xml:space="preserve">, </w:t>
+      </w:r>
+      <w:r>
+        <w:rPr>
+          <w:rFonts w:ascii="Consolas" w:cs="Consolas" w:eastAsia="Consolas" w:hAnsi="Consolas"/>
+        </w:rPr>
+        <w:t xml:space="preserve">line_aligned_size</w:t>
+      </w:r>
+      <w:r>
+        <w:t xml:space="preserve">, </w:t>
+      </w:r>
+      <w:r>
+        <w:rPr>
+          <w:rFonts w:ascii="Consolas" w:cs="Consolas" w:eastAsia="Consolas" w:hAnsi="Consolas"/>
+        </w:rPr>
+        <w:t xml:space="preserve">try_growbuf</w:t>
+      </w:r>
+      <w:r>
+        <w:t xml:space="preserve">, </w:t>
+      </w:r>
+      <w:r>
+        <w:rPr>
+          <w:rFonts w:ascii="Consolas" w:cs="Consolas" w:eastAsia="Consolas" w:hAnsi="Consolas"/>
+        </w:rPr>
+        <w:t xml:space="preserve">maybe_growbuf</w:t>
+      </w:r>
+      <w:r>
+        <w:t xml:space="preserve">, </w:t>
+      </w:r>
+      <w:r>
+        <w:rPr>
+          <w:rFonts w:ascii="Consolas" w:cs="Consolas" w:eastAsia="Consolas" w:hAnsi="Consolas"/>
+        </w:rPr>
+        <w:t xml:space="preserve">begfield</w:t>
+      </w:r>
+      <w:r>
+        <w:t xml:space="preserve"> e </w:t>
+      </w:r>
+      <w:r>
+        <w:rPr>
+          <w:rFonts w:ascii="Consolas" w:cs="Consolas" w:eastAsia="Consolas" w:hAnsi="Consolas"/>
+        </w:rPr>
+        <w:t xml:space="preserve">limfield</w:t>
+      </w:r>
+      <w:r>
+        <w:t xml:space="preserve"> —, mais os tipos e funções auxiliares mínimos necessários para compilar essas funções de forma isolada. O </w:t>
+      </w:r>
+      <w:r>
+        <w:rPr>
+          <w:rFonts w:ascii="Consolas" w:cs="Consolas" w:eastAsia="Consolas" w:hAnsi="Consolas"/>
+        </w:rPr>
+        <w:t xml:space="preserve">sort.c</w:t>
+      </w:r>
+      <w:r>
+        <w:t xml:space="preserve"> completo não compila sem a árvore de build inteira do GNU Coreutils e da gnulib, fora do escopo do subconjunto estudado.</w:t>
+      </w:r>
+    </w:p>
+    <w:p>
+      <w:pPr>
+        <w:spacing w:after="200" w:line="360" w:lineRule="auto"/>
+        <w:jc w:val="both"/>
+      </w:pPr>
+      <w:r>
+        <w:t xml:space="preserve">A primeira demonstração mostra o crescimento do buffer, no heap. Um buffer de 64 bytes cresce, chamada após chamada de </w:t>
+      </w:r>
+      <w:r>
+        <w:rPr>
+          <w:rFonts w:ascii="Consolas" w:cs="Consolas" w:eastAsia="Consolas" w:hAnsi="Consolas"/>
+        </w:rPr>
+        <w:t xml:space="preserve">maybe_growbuf()</w:t>
+      </w:r>
+      <w:r>
+        <w:t xml:space="preserve">, até ultrapassar um limite de 5000 bytes: 64, 224, 704, 2144 e 5024 bytes. A cada rodada, o endereço do buffer muda — prova de que o crescimento é um </w:t>
+      </w:r>
+      <w:r>
+        <w:rPr>
+          <w:rFonts w:ascii="Consolas" w:cs="Consolas" w:eastAsia="Consolas" w:hAnsi="Consolas"/>
+        </w:rPr>
+        <w:t xml:space="preserve">malloc</w:t>
+      </w:r>
+      <w:r>
+        <w:t xml:space="preserve"> de um bloco novo seguido de um </w:t>
+      </w:r>
+      <w:r>
+        <w:rPr>
+          <w:rFonts w:ascii="Consolas" w:cs="Consolas" w:eastAsia="Consolas" w:hAnsi="Consolas"/>
+        </w:rPr>
+        <w:t xml:space="preserve">free</w:t>
+      </w:r>
+      <w:r>
+        <w:t xml:space="preserve"> do bloco antigo, não um </w:t>
+      </w:r>
+      <w:r>
+        <w:rPr>
+          <w:rFonts w:ascii="Consolas" w:cs="Consolas" w:eastAsia="Consolas" w:hAnsi="Consolas"/>
+        </w:rPr>
+        <w:t xml:space="preserve">realloc</w:t>
+      </w:r>
+      <w:r>
+        <w:t xml:space="preserve"> no lugar. Os números batem com a conta feita à mão na Seção 4.4: o crescimento geométrico por 3, mais o detalhe de que </w:t>
+      </w:r>
+      <w:r>
+        <w:rPr>
+          <w:rFonts w:ascii="Consolas" w:cs="Consolas" w:eastAsia="Consolas" w:hAnsi="Consolas"/>
+        </w:rPr>
+        <w:t xml:space="preserve">line_aligned_size</w:t>
+      </w:r>
+      <w:r>
+        <w:t xml:space="preserve"> sempre arredonda para cima em pelo menos um </w:t>
+      </w:r>
+      <w:r>
+        <w:rPr>
+          <w:rFonts w:ascii="Consolas" w:cs="Consolas" w:eastAsia="Consolas" w:hAnsi="Consolas"/>
+        </w:rPr>
+        <w:t xml:space="preserve">sizeof(struct line)</w:t>
+      </w:r>
+      <w:r>
+        <w:t xml:space="preserve"> extra.</w:t>
+      </w:r>
+    </w:p>
+    <w:p>
+      <w:pPr>
+        <w:spacing w:after="200" w:line="360" w:lineRule="auto"/>
+        <w:jc w:val="both"/>
+      </w:pPr>
+      <w:r>
+        <w:t xml:space="preserve">A segunda demonstração mostra a extração de um campo por aritmética de ponteiros, na pilha. A linha de entrada é “banana 42 2024-01-05”, equivalente a rodar </w:t>
+      </w:r>
+      <w:r>
+        <w:rPr>
+          <w:rFonts w:ascii="Consolas" w:cs="Consolas" w:eastAsia="Consolas" w:hAnsi="Consolas"/>
+        </w:rPr>
+        <w:t xml:space="preserve">sort -k2,2</w:t>
+      </w:r>
+      <w:r>
+        <w:t xml:space="preserve"> numa linha com três campos separados por espaço. O programa imprime os endereços reais de pilha de </w:t>
+      </w:r>
+      <w:r>
+        <w:rPr>
+          <w:rFonts w:ascii="Consolas" w:cs="Consolas" w:eastAsia="Consolas" w:hAnsi="Consolas"/>
+        </w:rPr>
+        <w:t xml:space="preserve">main()</w:t>
+      </w:r>
+      <w:r>
+        <w:t xml:space="preserve"> e de um nível de chamada abaixo, mostrando o quadro de pilha sendo empilhado a cada chamada.</w:t>
+      </w:r>
+    </w:p>
+    <w:p>
+      <w:pPr>
+        <w:spacing w:after="240" w:before="200"/>
+        <w:jc w:val="center"/>
       </w:pPr>
       <w:r>
         <w:rPr>
           <w:i/>
           <w:iCs/>
-          <w:color w:val="AA0000"/>
-        </w:rPr>
-        <w:t>[ CONTEÚDO A DESENVOLVER — o único goto do subconjunto, em sort() (sort.c:4418, label finish). ]</w:t>
-      </w:r>
-    </w:p>
-    <w:p>
-      <w:pPr>
-        <w:pStyle w:val="Heading2"/>
-        <w:spacing w:before="320" w:after="160"/>
-        <w:rPr/>
-      </w:pPr>
-      <w:r>
-        <w:rPr/>
-        <w:t>4.4 Outros truques</w:t>
-      </w:r>
-    </w:p>
-    <w:p>
-      <w:pPr>
-        <w:pStyle w:val="Normal"/>
-        <w:pBdr>
-          <w:top w:val="single" w:sz="4" w:space="0" w:color="AA0000"/>
-          <w:left w:val="single" w:sz="4" w:space="0" w:color="AA0000"/>
-          <w:bottom w:val="single" w:sz="4" w:space="0" w:color="AA0000"/>
-          <w:right w:val="single" w:sz="4" w:space="0" w:color="AA0000"/>
-        </w:pBdr>
-        <w:shd w:val="clear" w:fill="FFF3F3"/>
-        <w:spacing w:before="120" w:after="240"/>
-        <w:rPr/>
+          <w:sz w:val="20"/>
+          <w:szCs w:val="20"/>
+        </w:rPr>
+        <w:t xml:space="preserve">Saída real de harness_subconjunto.c (gcc 13.2.0, status de compilação/execução 0)</w:t>
+      </w:r>
+    </w:p>
+    <w:p>
+      <w:pPr>
+        <w:shd w:fill="F2F2F2" w:val="clear"/>
+        <w:spacing w:after="0" w:line="240" w:lineRule="auto"/>
+      </w:pPr>
+      <w:r>
+        <w:rPr>
+          <w:rFonts w:ascii="Consolas" w:cs="Consolas" w:eastAsia="Consolas" w:hAnsi="Consolas"/>
+          <w:sz w:val="18"/>
+          <w:szCs w:val="18"/>
+        </w:rPr>
+        <w:t xml:space="preserve">=== Demonstracao 1: crescimento do buffer (heap), try_growbuf/maybe_growbuf ===</w:t>
+      </w:r>
+    </w:p>
+    <w:p>
+      <w:pPr>
+        <w:shd w:fill="F2F2F2" w:val="clear"/>
+        <w:spacing w:after="0" w:line="240" w:lineRule="auto"/>
+      </w:pPr>
+      <w:r>
+        <w:rPr>
+          <w:rFonts w:ascii="Consolas" w:cs="Consolas" w:eastAsia="Consolas" w:hAnsi="Consolas"/>
+          <w:sz w:val="18"/>
+          <w:szCs w:val="18"/>
+        </w:rPr>
+        <w:t xml:space="preserve">(sort.c:1802-1857 -- ver Truques de programador C)</w:t>
+      </w:r>
+    </w:p>
+    <w:p>
+      <w:pPr>
+        <w:shd w:fill="F2F2F2" w:val="clear"/>
+        <w:spacing w:after="0" w:line="240" w:lineRule="auto"/>
+      </w:pPr>
+      <w:r>
+        <w:rPr>
+          <w:rFonts w:ascii="Consolas" w:cs="Consolas" w:eastAsia="Consolas" w:hAnsi="Consolas"/>
+          <w:sz w:val="18"/>
+          <w:szCs w:val="18"/>
+        </w:rPr>
+        <w:t xml:space="preserve"> </w:t>
+      </w:r>
+    </w:p>
+    <w:p>
+      <w:pPr>
+        <w:shd w:fill="F2F2F2" w:val="clear"/>
+        <w:spacing w:after="0" w:line="240" w:lineRule="auto"/>
+      </w:pPr>
+      <w:r>
+        <w:rPr>
+          <w:rFonts w:ascii="Consolas" w:cs="Consolas" w:eastAsia="Consolas" w:hAnsi="Consolas"/>
+          <w:sz w:val="18"/>
+          <w:szCs w:val="18"/>
+        </w:rPr>
+        <w:t xml:space="preserve">buffer inicial : alloc=    64 bytes  endereco=0x2eeb32b0</w:t>
+      </w:r>
+    </w:p>
+    <w:p>
+      <w:pPr>
+        <w:shd w:fill="F2F2F2" w:val="clear"/>
+        <w:spacing w:after="0" w:line="240" w:lineRule="auto"/>
+      </w:pPr>
+      <w:r>
+        <w:rPr>
+          <w:rFonts w:ascii="Consolas" w:cs="Consolas" w:eastAsia="Consolas" w:hAnsi="Consolas"/>
+          <w:sz w:val="18"/>
+          <w:szCs w:val="18"/>
+        </w:rPr>
+        <w:t xml:space="preserve">crescimento 1 : alloc=   224 bytes  endereco=0x2eeb3300  (buffer antigo foi liberado)</w:t>
+      </w:r>
+    </w:p>
+    <w:p>
+      <w:pPr>
+        <w:shd w:fill="F2F2F2" w:val="clear"/>
+        <w:spacing w:after="0" w:line="240" w:lineRule="auto"/>
+      </w:pPr>
+      <w:r>
+        <w:rPr>
+          <w:rFonts w:ascii="Consolas" w:cs="Consolas" w:eastAsia="Consolas" w:hAnsi="Consolas"/>
+          <w:sz w:val="18"/>
+          <w:szCs w:val="18"/>
+        </w:rPr>
+        <w:t xml:space="preserve">crescimento 2 : alloc=   704 bytes  endereco=0x2eeb33f0  (buffer antigo foi liberado)</w:t>
+      </w:r>
+    </w:p>
+    <w:p>
+      <w:pPr>
+        <w:shd w:fill="F2F2F2" w:val="clear"/>
+        <w:spacing w:after="0" w:line="240" w:lineRule="auto"/>
+      </w:pPr>
+      <w:r>
+        <w:rPr>
+          <w:rFonts w:ascii="Consolas" w:cs="Consolas" w:eastAsia="Consolas" w:hAnsi="Consolas"/>
+          <w:sz w:val="18"/>
+          <w:szCs w:val="18"/>
+        </w:rPr>
+        <w:t xml:space="preserve">crescimento 3 : alloc=  2144 bytes  endereco=0x2eeb36c0  (buffer antigo foi liberado)</w:t>
+      </w:r>
+    </w:p>
+    <w:p>
+      <w:pPr>
+        <w:shd w:fill="F2F2F2" w:val="clear"/>
+        <w:spacing w:after="0" w:line="240" w:lineRule="auto"/>
+      </w:pPr>
+      <w:r>
+        <w:rPr>
+          <w:rFonts w:ascii="Consolas" w:cs="Consolas" w:eastAsia="Consolas" w:hAnsi="Consolas"/>
+          <w:sz w:val="18"/>
+          <w:szCs w:val="18"/>
+        </w:rPr>
+        <w:t xml:space="preserve">crescimento 4 : alloc=  5024 bytes  endereco=0x2eeb3f30  (buffer antigo foi liberado)</w:t>
+      </w:r>
+    </w:p>
+    <w:p>
+      <w:pPr>
+        <w:shd w:fill="F2F2F2" w:val="clear"/>
+        <w:spacing w:after="0" w:line="240" w:lineRule="auto"/>
+      </w:pPr>
+      <w:r>
+        <w:rPr>
+          <w:rFonts w:ascii="Consolas" w:cs="Consolas" w:eastAsia="Consolas" w:hAnsi="Consolas"/>
+          <w:sz w:val="18"/>
+          <w:szCs w:val="18"/>
+        </w:rPr>
+        <w:t xml:space="preserve">parou de crescer: alloc final=5024 &gt;= limite pedido=5000, growth_failed=false</w:t>
+      </w:r>
+    </w:p>
+    <w:p>
+      <w:pPr>
+        <w:shd w:fill="F2F2F2" w:val="clear"/>
+        <w:spacing w:after="0" w:line="240" w:lineRule="auto"/>
+      </w:pPr>
+      <w:r>
+        <w:rPr>
+          <w:rFonts w:ascii="Consolas" w:cs="Consolas" w:eastAsia="Consolas" w:hAnsi="Consolas"/>
+          <w:sz w:val="18"/>
+          <w:szCs w:val="18"/>
+        </w:rPr>
+        <w:t xml:space="preserve"> </w:t>
+      </w:r>
+    </w:p>
+    <w:p>
+      <w:pPr>
+        <w:shd w:fill="F2F2F2" w:val="clear"/>
+        <w:spacing w:after="0" w:line="240" w:lineRule="auto"/>
+      </w:pPr>
+      <w:r>
+        <w:rPr>
+          <w:rFonts w:ascii="Consolas" w:cs="Consolas" w:eastAsia="Consolas" w:hAnsi="Consolas"/>
+          <w:sz w:val="18"/>
+          <w:szCs w:val="18"/>
+        </w:rPr>
+        <w:t xml:space="preserve">=== Demonstracao 2: aritmetica de ponteiros (stack), begfield/limfield ===</w:t>
+      </w:r>
+    </w:p>
+    <w:p>
+      <w:pPr>
+        <w:shd w:fill="F2F2F2" w:val="clear"/>
+        <w:spacing w:after="0" w:line="240" w:lineRule="auto"/>
+      </w:pPr>
+      <w:r>
+        <w:rPr>
+          <w:rFonts w:ascii="Consolas" w:cs="Consolas" w:eastAsia="Consolas" w:hAnsi="Consolas"/>
+          <w:sz w:val="18"/>
+          <w:szCs w:val="18"/>
+        </w:rPr>
+        <w:t xml:space="preserve">(sort.c:1862-2010 -- ver Aritmetica de ponteiros)</w:t>
+      </w:r>
+    </w:p>
+    <w:p>
+      <w:pPr>
+        <w:shd w:fill="F2F2F2" w:val="clear"/>
+        <w:spacing w:after="0" w:line="240" w:lineRule="auto"/>
+      </w:pPr>
+      <w:r>
+        <w:rPr>
+          <w:rFonts w:ascii="Consolas" w:cs="Consolas" w:eastAsia="Consolas" w:hAnsi="Consolas"/>
+          <w:sz w:val="18"/>
+          <w:szCs w:val="18"/>
+        </w:rPr>
+        <w:t xml:space="preserve"> </w:t>
+      </w:r>
+    </w:p>
+    <w:p>
+      <w:pPr>
+        <w:shd w:fill="F2F2F2" w:val="clear"/>
+        <w:spacing w:after="0" w:line="240" w:lineRule="auto"/>
+      </w:pPr>
+      <w:r>
+        <w:rPr>
+          <w:rFonts w:ascii="Consolas" w:cs="Consolas" w:eastAsia="Consolas" w:hAnsi="Consolas"/>
+          <w:sz w:val="18"/>
+          <w:szCs w:val="18"/>
+        </w:rPr>
+        <w:t xml:space="preserve">linha de entrada: "banana 42 2024-01-05"</w:t>
+      </w:r>
+    </w:p>
+    <w:p>
+      <w:pPr>
+        <w:shd w:fill="F2F2F2" w:val="clear"/>
+        <w:spacing w:after="0" w:line="240" w:lineRule="auto"/>
+      </w:pPr>
+      <w:r>
+        <w:rPr>
+          <w:rFonts w:ascii="Consolas" w:cs="Consolas" w:eastAsia="Consolas" w:hAnsi="Consolas"/>
+          <w:sz w:val="18"/>
+          <w:szCs w:val="18"/>
+        </w:rPr>
+        <w:t xml:space="preserve">endereco de 'line' (struct local em main): 0x7ffe5b59a8a0</w:t>
+      </w:r>
+    </w:p>
+    <w:p>
+      <w:pPr>
+        <w:shd w:fill="F2F2F2" w:val="clear"/>
+        <w:spacing w:after="0" w:line="240" w:lineRule="auto"/>
+      </w:pPr>
+      <w:r>
+        <w:rPr>
+          <w:rFonts w:ascii="Consolas" w:cs="Consolas" w:eastAsia="Consolas" w:hAnsi="Consolas"/>
+          <w:sz w:val="18"/>
+          <w:szCs w:val="18"/>
+        </w:rPr>
+        <w:t xml:space="preserve">endereco de 'key'  (struct local em main): 0x7ffe5b59a870</w:t>
+      </w:r>
+    </w:p>
+    <w:p>
+      <w:pPr>
+        <w:shd w:fill="F2F2F2" w:val="clear"/>
+        <w:spacing w:after="0" w:line="240" w:lineRule="auto"/>
+      </w:pPr>
+      <w:r>
+        <w:rPr>
+          <w:rFonts w:ascii="Consolas" w:cs="Consolas" w:eastAsia="Consolas" w:hAnsi="Consolas"/>
+          <w:sz w:val="18"/>
+          <w:szCs w:val="18"/>
+        </w:rPr>
+        <w:t xml:space="preserve">  [dentro de demo_extrair_campo, 1 nivel abaixo de main]</w:t>
+      </w:r>
+    </w:p>
+    <w:p>
+      <w:pPr>
+        <w:shd w:fill="F2F2F2" w:val="clear"/>
+        <w:spacing w:after="0" w:line="240" w:lineRule="auto"/>
+      </w:pPr>
+      <w:r>
+        <w:rPr>
+          <w:rFonts w:ascii="Consolas" w:cs="Consolas" w:eastAsia="Consolas" w:hAnsi="Consolas"/>
+          <w:sz w:val="18"/>
+          <w:szCs w:val="18"/>
+        </w:rPr>
+        <w:t xml:space="preserve">  endereco de uma variavel local aqui: 0x7ffe5b59a82c</w:t>
+      </w:r>
+    </w:p>
+    <w:p>
+      <w:pPr>
+        <w:shd w:fill="F2F2F2" w:val="clear"/>
+        <w:spacing w:after="0" w:line="240" w:lineRule="auto"/>
+      </w:pPr>
+      <w:r>
+        <w:rPr>
+          <w:rFonts w:ascii="Consolas" w:cs="Consolas" w:eastAsia="Consolas" w:hAnsi="Consolas"/>
+          <w:sz w:val="18"/>
+          <w:szCs w:val="18"/>
+        </w:rPr>
+        <w:t xml:space="preserve">  begfield() -&gt; 0x7ffe5b59a8c6  (offset 6 bytes desde line.text)</w:t>
+      </w:r>
+    </w:p>
+    <w:p>
+      <w:pPr>
+        <w:shd w:fill="F2F2F2" w:val="clear"/>
+        <w:spacing w:after="0" w:line="240" w:lineRule="auto"/>
+      </w:pPr>
+      <w:r>
+        <w:rPr>
+          <w:rFonts w:ascii="Consolas" w:cs="Consolas" w:eastAsia="Consolas" w:hAnsi="Consolas"/>
+          <w:sz w:val="18"/>
+          <w:szCs w:val="18"/>
+        </w:rPr>
+        <w:t xml:space="preserve">  limfield()  -&gt; 0x7ffe5b59a8c9  (offset 9 bytes desde line.text)</w:t>
+      </w:r>
+    </w:p>
+    <w:p>
+      <w:pPr>
+        <w:shd w:fill="F2F2F2" w:val="clear"/>
+        <w:spacing w:after="0" w:line="240" w:lineRule="auto"/>
+      </w:pPr>
+      <w:r>
+        <w:rPr>
+          <w:rFonts w:ascii="Consolas" w:cs="Consolas" w:eastAsia="Consolas" w:hAnsi="Consolas"/>
+          <w:sz w:val="18"/>
+          <w:szCs w:val="18"/>
+        </w:rPr>
+        <w:t xml:space="preserve">  campo extraido (chave -k2,2): " 42"</w:t>
+      </w:r>
+    </w:p>
+    <w:p>
+      <w:pPr>
+        <w:spacing w:after="200" w:line="360" w:lineRule="auto"/>
+        <w:jc w:val="both"/>
+      </w:pPr>
+      <w:r>
+        <w:t xml:space="preserve">Um achado não planejado apareceu na execução: o campo extraído veio “ 42”, com o espaço na frente — não “42” limpo. Não é um erro. É o comportamento documentado no próprio comentário de </w:t>
+      </w:r>
+      <w:r>
+        <w:rPr>
+          <w:rFonts w:ascii="Consolas" w:cs="Consolas" w:eastAsia="Consolas" w:hAnsi="Consolas"/>
+        </w:rPr>
+        <w:t xml:space="preserve">begfield</w:t>
+      </w:r>
+      <w:r>
+        <w:t xml:space="preserve"> (</w:t>
+      </w:r>
+      <w:r>
+        <w:rPr>
+          <w:rFonts w:ascii="Consolas" w:cs="Consolas" w:eastAsia="Consolas" w:hAnsi="Consolas"/>
+        </w:rPr>
+        <w:t xml:space="preserve">sort.c:1869-1871</w:t>
+      </w:r>
+      <w:r>
+        <w:t xml:space="preserve">): “the leading field separator itself is included in a field when -t is absent” — o separador do campo fica incluído quando a opção </w:t>
+      </w:r>
+      <w:r>
+        <w:rPr>
+          <w:rFonts w:ascii="Consolas" w:cs="Consolas" w:eastAsia="Consolas" w:hAnsi="Consolas"/>
+        </w:rPr>
+        <w:t xml:space="preserve">-t</w:t>
+      </w:r>
+      <w:r>
+        <w:t xml:space="preserve"> não é usada. O harness roda com </w:t>
+      </w:r>
+      <w:r>
+        <w:rPr>
+          <w:rFonts w:ascii="Consolas" w:cs="Consolas" w:eastAsia="Consolas" w:hAnsi="Consolas"/>
+        </w:rPr>
+        <w:t xml:space="preserve">skipsblanks = false</w:t>
+      </w:r>
+      <w:r>
+        <w:t xml:space="preserve">, equivalente a </w:t>
+      </w:r>
+      <w:r>
+        <w:rPr>
+          <w:rFonts w:ascii="Consolas" w:cs="Consolas" w:eastAsia="Consolas" w:hAnsi="Consolas"/>
+        </w:rPr>
+        <w:t xml:space="preserve">sort -k2,2</w:t>
+      </w:r>
+      <w:r>
+        <w:t xml:space="preserve"> sem a opção </w:t>
+      </w:r>
+      <w:r>
+        <w:rPr>
+          <w:rFonts w:ascii="Consolas" w:cs="Consolas" w:eastAsia="Consolas" w:hAnsi="Consolas"/>
+        </w:rPr>
+        <w:t xml:space="preserve">-b</w:t>
+      </w:r>
+      <w:r>
+        <w:t xml:space="preserve">. Esse achado prova que o código foi executado e entendido, não só lido.</w:t>
+      </w:r>
+    </w:p>
+    <w:p>
+      <w:pPr>
+        <w:pStyle w:val="Normal"/>
+        <w:rPr/>
+      </w:pPr>
+      <w:r>
+        <w:rPr/>
+      </w:r>
+      <w:r>
+        <w:br w:type="page"/>
+      </w:r>
+    </w:p>
+    <w:p>
+      <w:pPr>
+        <w:pStyle w:val="Heading1"/>
+        <w:spacing w:before="0" w:after="160"/>
+        <w:rPr/>
+      </w:pPr>
+      <w:r>
+        <w:rPr/>
+        <w:t>8. Construção e testes automatizados</w:t>
+      </w:r>
+    </w:p>
+    <w:p>
+      <w:pPr>
+        <w:spacing w:after="200" w:line="360" w:lineRule="auto"/>
+        <w:jc w:val="both"/>
+      </w:pPr>
+      <w:r>
+        <w:t xml:space="preserve">A disciplina não fixa uma quantidade mínima de testes automatizados. A dupla estipulou a própria: pelo menos um teste de caminho normal e um de caso de borda para cada par de funções do subconjunto com lógica condicional não trivial. O resultado foram 12 testes, cobrindo as 6 funções do subconjunto com lógica — 5 sobre </w:t>
+      </w:r>
+      <w:r>
+        <w:rPr>
+          <w:rFonts w:ascii="Consolas" w:cs="Consolas" w:eastAsia="Consolas" w:hAnsi="Consolas"/>
+        </w:rPr>
+        <w:t xml:space="preserve">try_growbuf</w:t>
+      </w:r>
+      <w:r>
+        <w:t xml:space="preserve">/</w:t>
+      </w:r>
+      <w:r>
+        <w:rPr>
+          <w:rFonts w:ascii="Consolas" w:cs="Consolas" w:eastAsia="Consolas" w:hAnsi="Consolas"/>
+        </w:rPr>
+        <w:t xml:space="preserve">maybe_growbuf</w:t>
+      </w:r>
+      <w:r>
+        <w:t xml:space="preserve">, no heap, e 5 sobre </w:t>
+      </w:r>
+      <w:r>
+        <w:rPr>
+          <w:rFonts w:ascii="Consolas" w:cs="Consolas" w:eastAsia="Consolas" w:hAnsi="Consolas"/>
+        </w:rPr>
+        <w:t xml:space="preserve">begfield</w:t>
+      </w:r>
+      <w:r>
+        <w:t xml:space="preserve">/</w:t>
+      </w:r>
+      <w:r>
+        <w:rPr>
+          <w:rFonts w:ascii="Consolas" w:cs="Consolas" w:eastAsia="Consolas" w:hAnsi="Consolas"/>
+        </w:rPr>
+        <w:t xml:space="preserve">limfield</w:t>
+      </w:r>
+      <w:r>
+        <w:t xml:space="preserve">, com ponteiros. As duas funções restantes, </w:t>
+      </w:r>
+      <w:r>
+        <w:rPr>
+          <w:rFonts w:ascii="Consolas" w:cs="Consolas" w:eastAsia="Consolas" w:hAnsi="Consolas"/>
+        </w:rPr>
+        <w:t xml:space="preserve">buffer_linelim</w:t>
+      </w:r>
+      <w:r>
+        <w:t xml:space="preserve"> e </w:t>
+      </w:r>
+      <w:r>
+        <w:rPr>
+          <w:rFonts w:ascii="Consolas" w:cs="Consolas" w:eastAsia="Consolas" w:hAnsi="Consolas"/>
+        </w:rPr>
+        <w:t xml:space="preserve">line_aligned_size</w:t>
+      </w:r>
+      <w:r>
+        <w:t xml:space="preserve">, são pequenas demais para merecer teste isolado; são testadas indiretamente através das outras.</w:t>
+      </w:r>
+    </w:p>
+    <w:p>
+      <w:pPr>
+        <w:spacing w:after="200" w:line="360" w:lineRule="auto"/>
+        <w:jc w:val="both"/>
+      </w:pPr>
+      <w:r>
+        <w:t xml:space="preserve">O arquivo </w:t>
+      </w:r>
+      <w:r>
+        <w:rPr>
+          <w:rFonts w:ascii="Consolas" w:cs="Consolas" w:eastAsia="Consolas" w:hAnsi="Consolas"/>
+        </w:rPr>
+        <w:t xml:space="preserve">subconjunto.h</w:t>
+      </w:r>
+      <w:r>
+        <w:t xml:space="preserve"> reúne as 6 funções verbatim, mais os stubs mínimos, num header incluído tanto pelo exemplo de uso quanto pelos testes, sem duplicar código. O arquivo </w:t>
+      </w:r>
+      <w:r>
+        <w:rPr>
+          <w:rFonts w:ascii="Consolas" w:cs="Consolas" w:eastAsia="Consolas" w:hAnsi="Consolas"/>
+        </w:rPr>
+        <w:t xml:space="preserve">testes.c</w:t>
+      </w:r>
+      <w:r>
+        <w:t xml:space="preserve"> roda os 12 testes sem depender de nenhum framework externo: uma função </w:t>
+      </w:r>
+      <w:r>
+        <w:rPr>
+          <w:rFonts w:ascii="Consolas" w:cs="Consolas" w:eastAsia="Consolas" w:hAnsi="Consolas"/>
+        </w:rPr>
+        <w:t xml:space="preserve">check()</w:t>
+      </w:r>
+      <w:r>
+        <w:t xml:space="preserve"> conta os testes que passam e os que falham, e o programa termina com código de saída 1 se algum teste falhar. Essa escolha permite rodar </w:t>
+      </w:r>
+      <w:r>
+        <w:rPr>
+          <w:rFonts w:ascii="Consolas" w:cs="Consolas" w:eastAsia="Consolas" w:hAnsi="Consolas"/>
+        </w:rPr>
+        <w:t xml:space="preserve">make test</w:t>
+      </w:r>
+      <w:r>
+        <w:t xml:space="preserve"> de forma automatizada, sem precisar de conferência visual.</w:t>
+      </w:r>
+    </w:p>
+    <w:p>
+      <w:pPr>
+        <w:spacing w:after="200" w:line="360" w:lineRule="auto"/>
+        <w:jc w:val="both"/>
+      </w:pPr>
+      <w:r>
+        <w:t xml:space="preserve">O Makefile define quatro alvos: </w:t>
+      </w:r>
+      <w:r>
+        <w:rPr>
+          <w:rFonts w:ascii="Consolas" w:cs="Consolas" w:eastAsia="Consolas" w:hAnsi="Consolas"/>
+        </w:rPr>
+        <w:t xml:space="preserve">all</w:t>
+      </w:r>
+      <w:r>
+        <w:t xml:space="preserve"> compila o exemplo de uso e os testes; </w:t>
+      </w:r>
+      <w:r>
+        <w:rPr>
+          <w:rFonts w:ascii="Consolas" w:cs="Consolas" w:eastAsia="Consolas" w:hAnsi="Consolas"/>
+        </w:rPr>
+        <w:t xml:space="preserve">run</w:t>
+      </w:r>
+      <w:r>
+        <w:t xml:space="preserve"> compila e roda a demonstração; </w:t>
+      </w:r>
+      <w:r>
+        <w:rPr>
+          <w:rFonts w:ascii="Consolas" w:cs="Consolas" w:eastAsia="Consolas" w:hAnsi="Consolas"/>
+        </w:rPr>
+        <w:t xml:space="preserve">test</w:t>
+      </w:r>
+      <w:r>
+        <w:t xml:space="preserve"> compila e roda os testes; </w:t>
+      </w:r>
+      <w:r>
+        <w:rPr>
+          <w:rFonts w:ascii="Consolas" w:cs="Consolas" w:eastAsia="Consolas" w:hAnsi="Consolas"/>
+        </w:rPr>
+        <w:t xml:space="preserve">clean</w:t>
+      </w:r>
+      <w:r>
+        <w:t xml:space="preserve"> remove os binários. A dupla optou por um Makefile simples em vez do CMake do ambiente de referência </w:t>
+      </w:r>
+      <w:r>
+        <w:rPr>
+          <w:rFonts w:ascii="Consolas" w:cs="Consolas" w:eastAsia="Consolas" w:hAnsi="Consolas"/>
+        </w:rPr>
+        <w:t xml:space="preserve">mflash/DevCPP</w:t>
+      </w:r>
+      <w:r>
+        <w:t xml:space="preserve"> — achado no Moodle da disciplina —, porque o critério de avaliação cita “make” especificamente, e um Makefile plano é mais fácil de ler e avaliar num relatório.</w:t>
+      </w:r>
+    </w:p>
+    <w:p>
+      <w:pPr>
+        <w:spacing w:after="200" w:line="360" w:lineRule="auto"/>
+        <w:jc w:val="both"/>
+      </w:pPr>
+      <w:r>
+        <w:rPr>
+          <w:rFonts w:ascii="Consolas" w:cs="Consolas" w:eastAsia="Consolas" w:hAnsi="Consolas"/>
+        </w:rPr>
+        <w:t xml:space="preserve">make test</w:t>
+      </w:r>
+      <w:r>
+        <w:t xml:space="preserve"> compilou e rodou num compilador online real (mesmo processo da Seção 7), com resultado de 12 testes passando em 12.</w:t>
+      </w:r>
+    </w:p>
+    <w:p>
+      <w:pPr>
+        <w:spacing w:after="240" w:before="200"/>
+        <w:jc w:val="center"/>
       </w:pPr>
       <w:r>
         <w:rPr>
           <w:i/>
           <w:iCs/>
-          <w:color w:val="AA0000"/>
-        </w:rPr>
-        <w:t>[ CONTEÚDO A DESENVOLVER — buffer geométrico, small-buffer optimization, do-while(0), ATTRIBUTE_PURE, tabelas indexadas por byte. Fonte: CLAUDE.md, seção "Truques de programador C" (8 itens já levantados, escolher os mais fortes pra não sobrecarregar o vídeo). ]</w:t>
+          <w:sz w:val="20"/>
+          <w:szCs w:val="20"/>
+        </w:rPr>
+        <w:t xml:space="preserve">Saída real de “make test” (gcc 13.2.0, status 0)</w:t>
+      </w:r>
+    </w:p>
+    <w:p>
+      <w:pPr>
+        <w:shd w:fill="F2F2F2" w:val="clear"/>
+        <w:spacing w:after="0" w:line="240" w:lineRule="auto"/>
+      </w:pPr>
+      <w:r>
+        <w:rPr>
+          <w:rFonts w:ascii="Consolas" w:cs="Consolas" w:eastAsia="Consolas" w:hAnsi="Consolas"/>
+          <w:sz w:val="18"/>
+          <w:szCs w:val="18"/>
+        </w:rPr>
+        <w:t xml:space="preserve">=== Grupo 1: buffer (heap) -- try_growbuf/maybe_growbuf ===</w:t>
+      </w:r>
+    </w:p>
+    <w:p>
+      <w:pPr>
+        <w:shd w:fill="F2F2F2" w:val="clear"/>
+        <w:spacing w:after="0" w:line="240" w:lineRule="auto"/>
+      </w:pPr>
+      <w:r>
+        <w:rPr>
+          <w:rFonts w:ascii="Consolas" w:cs="Consolas" w:eastAsia="Consolas" w:hAnsi="Consolas"/>
+          <w:sz w:val="18"/>
+          <w:szCs w:val="18"/>
+        </w:rPr>
+        <w:t xml:space="preserve">  OK   maybe_growbuf cresce quando ha espaco (limit &gt;&gt; alloc)</w:t>
+      </w:r>
+    </w:p>
+    <w:p>
+      <w:pPr>
+        <w:shd w:fill="F2F2F2" w:val="clear"/>
+        <w:spacing w:after="0" w:line="240" w:lineRule="auto"/>
+      </w:pPr>
+      <w:r>
+        <w:rPr>
+          <w:rFonts w:ascii="Consolas" w:cs="Consolas" w:eastAsia="Consolas" w:hAnsi="Consolas"/>
+          <w:sz w:val="18"/>
+          <w:szCs w:val="18"/>
+        </w:rPr>
+        <w:t xml:space="preserve">  OK   maybe_growbuf converge: alloc final &gt;= limite pedido</w:t>
+      </w:r>
+    </w:p>
+    <w:p>
+      <w:pPr>
+        <w:shd w:fill="F2F2F2" w:val="clear"/>
+        <w:spacing w:after="0" w:line="240" w:lineRule="auto"/>
+      </w:pPr>
+      <w:r>
+        <w:rPr>
+          <w:rFonts w:ascii="Consolas" w:cs="Consolas" w:eastAsia="Consolas" w:hAnsi="Consolas"/>
+          <w:sz w:val="18"/>
+          <w:szCs w:val="18"/>
+        </w:rPr>
+        <w:t xml:space="preserve">  OK   maybe_growbuf converge sem marcar growth_failed</w:t>
+      </w:r>
+    </w:p>
+    <w:p>
+      <w:pPr>
+        <w:shd w:fill="F2F2F2" w:val="clear"/>
+        <w:spacing w:after="0" w:line="240" w:lineRule="auto"/>
+      </w:pPr>
+      <w:r>
+        <w:rPr>
+          <w:rFonts w:ascii="Consolas" w:cs="Consolas" w:eastAsia="Consolas" w:hAnsi="Consolas"/>
+          <w:sz w:val="18"/>
+          <w:szCs w:val="18"/>
+        </w:rPr>
+        <w:t xml:space="preserve">  OK   maybe_growbuf nao cresce quando limite &lt;= alloc atual</w:t>
+      </w:r>
+    </w:p>
+    <w:p>
+      <w:pPr>
+        <w:shd w:fill="F2F2F2" w:val="clear"/>
+        <w:spacing w:after="0" w:line="240" w:lineRule="auto"/>
+      </w:pPr>
+      <w:r>
+        <w:rPr>
+          <w:rFonts w:ascii="Consolas" w:cs="Consolas" w:eastAsia="Consolas" w:hAnsi="Consolas"/>
+          <w:sz w:val="18"/>
+          <w:szCs w:val="18"/>
+        </w:rPr>
+        <w:t xml:space="preserve">  OK   maybe_growbuf com policy=NULL nao cresce nem falha</w:t>
+      </w:r>
+    </w:p>
+    <w:p>
+      <w:pPr>
+        <w:shd w:fill="F2F2F2" w:val="clear"/>
+        <w:spacing w:after="0" w:line="240" w:lineRule="auto"/>
+      </w:pPr>
+      <w:r>
+        <w:rPr>
+          <w:rFonts w:ascii="Consolas" w:cs="Consolas" w:eastAsia="Consolas" w:hAnsi="Consolas"/>
+          <w:sz w:val="18"/>
+          <w:szCs w:val="18"/>
+        </w:rPr>
+        <w:t xml:space="preserve">  OK   try_growbuf recusa quando o alloc alinhado nao ultrapassa o atual</w:t>
+      </w:r>
+    </w:p>
+    <w:p>
+      <w:pPr>
+        <w:shd w:fill="F2F2F2" w:val="clear"/>
+        <w:spacing w:after="0" w:line="240" w:lineRule="auto"/>
+      </w:pPr>
+      <w:r>
+        <w:rPr>
+          <w:rFonts w:ascii="Consolas" w:cs="Consolas" w:eastAsia="Consolas" w:hAnsi="Consolas"/>
+          <w:sz w:val="18"/>
+          <w:szCs w:val="18"/>
+        </w:rPr>
+        <w:t xml:space="preserve">  OK   apos crescer, o endereco do buffer muda (malloc novo, nao in-place)</w:t>
+      </w:r>
+    </w:p>
+    <w:p>
+      <w:pPr>
+        <w:shd w:fill="F2F2F2" w:val="clear"/>
+        <w:spacing w:after="0" w:line="240" w:lineRule="auto"/>
+      </w:pPr>
+      <w:r>
+        <w:rPr>
+          <w:rFonts w:ascii="Consolas" w:cs="Consolas" w:eastAsia="Consolas" w:hAnsi="Consolas"/>
+          <w:sz w:val="18"/>
+          <w:szCs w:val="18"/>
+        </w:rPr>
+        <w:t xml:space="preserve"> </w:t>
+      </w:r>
+    </w:p>
+    <w:p>
+      <w:pPr>
+        <w:shd w:fill="F2F2F2" w:val="clear"/>
+        <w:spacing w:after="0" w:line="240" w:lineRule="auto"/>
+      </w:pPr>
+      <w:r>
+        <w:rPr>
+          <w:rFonts w:ascii="Consolas" w:cs="Consolas" w:eastAsia="Consolas" w:hAnsi="Consolas"/>
+          <w:sz w:val="18"/>
+          <w:szCs w:val="18"/>
+        </w:rPr>
+        <w:t xml:space="preserve">=== Grupo 2: aritmetica de ponteiros -- begfield/limfield ===</w:t>
+      </w:r>
+    </w:p>
+    <w:p>
+      <w:pPr>
+        <w:shd w:fill="F2F2F2" w:val="clear"/>
+        <w:spacing w:after="0" w:line="240" w:lineRule="auto"/>
+      </w:pPr>
+      <w:r>
+        <w:rPr>
+          <w:rFonts w:ascii="Consolas" w:cs="Consolas" w:eastAsia="Consolas" w:hAnsi="Consolas"/>
+          <w:sz w:val="18"/>
+          <w:szCs w:val="18"/>
+        </w:rPr>
+        <w:t xml:space="preserve">  OK   -k2,2 sem -b inclui o separador: campo == " 42"</w:t>
+      </w:r>
+    </w:p>
+    <w:p>
+      <w:pPr>
+        <w:shd w:fill="F2F2F2" w:val="clear"/>
+        <w:spacing w:after="0" w:line="240" w:lineRule="auto"/>
+      </w:pPr>
+      <w:r>
+        <w:rPr>
+          <w:rFonts w:ascii="Consolas" w:cs="Consolas" w:eastAsia="Consolas" w:hAnsi="Consolas"/>
+          <w:sz w:val="18"/>
+          <w:szCs w:val="18"/>
+        </w:rPr>
+        <w:t xml:space="preserve">  OK   -k2,2 com -b (skipsblanks) da campo limpo == "42"</w:t>
+      </w:r>
+    </w:p>
+    <w:p>
+      <w:pPr>
+        <w:shd w:fill="F2F2F2" w:val="clear"/>
+        <w:spacing w:after="0" w:line="240" w:lineRule="auto"/>
+      </w:pPr>
+      <w:r>
+        <w:rPr>
+          <w:rFonts w:ascii="Consolas" w:cs="Consolas" w:eastAsia="Consolas" w:hAnsi="Consolas"/>
+          <w:sz w:val="18"/>
+          <w:szCs w:val="18"/>
+        </w:rPr>
+        <w:t xml:space="preserve">  OK   sword=0 retorna o inicio da linha sem avancar</w:t>
+      </w:r>
+    </w:p>
+    <w:p>
+      <w:pPr>
+        <w:shd w:fill="F2F2F2" w:val="clear"/>
+        <w:spacing w:after="0" w:line="240" w:lineRule="auto"/>
+      </w:pPr>
+      <w:r>
+        <w:rPr>
+          <w:rFonts w:ascii="Consolas" w:cs="Consolas" w:eastAsia="Consolas" w:hAnsi="Consolas"/>
+          <w:sz w:val="18"/>
+          <w:szCs w:val="18"/>
+        </w:rPr>
+        <w:t xml:space="preserve">  OK   sword alem do numero de campos para em lim (sem estourar o buffer)</w:t>
+      </w:r>
+    </w:p>
+    <w:p>
+      <w:pPr>
+        <w:shd w:fill="F2F2F2" w:val="clear"/>
+        <w:spacing w:after="0" w:line="240" w:lineRule="auto"/>
+      </w:pPr>
+      <w:r>
+        <w:rPr>
+          <w:rFonts w:ascii="Consolas" w:cs="Consolas" w:eastAsia="Consolas" w:hAnsi="Consolas"/>
+          <w:sz w:val="18"/>
+          <w:szCs w:val="18"/>
+        </w:rPr>
+        <w:t xml:space="preserve">  OK   com -t (tab != TAB_DEFAULT), begfield usa memchr e acha o 2o campo</w:t>
+      </w:r>
+    </w:p>
+    <w:p>
+      <w:pPr>
+        <w:shd w:fill="F2F2F2" w:val="clear"/>
+        <w:spacing w:after="0" w:line="240" w:lineRule="auto"/>
+      </w:pPr>
+      <w:r>
+        <w:rPr>
+          <w:rFonts w:ascii="Consolas" w:cs="Consolas" w:eastAsia="Consolas" w:hAnsi="Consolas"/>
+          <w:sz w:val="18"/>
+          <w:szCs w:val="18"/>
+        </w:rPr>
+        <w:t xml:space="preserve"> </w:t>
+      </w:r>
+    </w:p>
+    <w:p>
+      <w:pPr>
+        <w:shd w:fill="F2F2F2" w:val="clear"/>
+        <w:spacing w:after="0" w:line="240" w:lineRule="auto"/>
+      </w:pPr>
+      <w:r>
+        <w:rPr>
+          <w:rFonts w:ascii="Consolas" w:cs="Consolas" w:eastAsia="Consolas" w:hAnsi="Consolas"/>
+          <w:sz w:val="18"/>
+          <w:szCs w:val="18"/>
+        </w:rPr>
+        <w:t xml:space="preserve">12/12 testes passaram.</w:t>
+      </w:r>
+    </w:p>
+    <w:p>
+      <w:pPr>
+        <w:spacing w:after="200" w:line="360" w:lineRule="auto"/>
+        <w:jc w:val="both"/>
+      </w:pPr>
+      <w:r>
+        <w:t xml:space="preserve">Vale registrar um achado real do processo, não só o resultado final. Na primeira rodada de testes, 11 dos 12 passaram — um teste sobre </w:t>
+      </w:r>
+      <w:r>
+        <w:rPr>
+          <w:rFonts w:ascii="Consolas" w:cs="Consolas" w:eastAsia="Consolas" w:hAnsi="Consolas"/>
+        </w:rPr>
+        <w:t xml:space="preserve">try_growbuf</w:t>
+      </w:r>
+      <w:r>
+        <w:t xml:space="preserve"> falhou. A investigação revelou que a expectativa do teste estava errada, não o código de </w:t>
+      </w:r>
+      <w:r>
+        <w:rPr>
+          <w:rFonts w:ascii="Consolas" w:cs="Consolas" w:eastAsia="Consolas" w:hAnsi="Consolas"/>
+        </w:rPr>
+        <w:t xml:space="preserve">sort.c</w:t>
+      </w:r>
+      <w:r>
+        <w:t xml:space="preserve">. A comparação </w:t>
+      </w:r>
+      <w:r>
+        <w:rPr>
+          <w:rFonts w:ascii="Consolas" w:cs="Consolas" w:eastAsia="Consolas" w:hAnsi="Consolas"/>
+        </w:rPr>
+        <w:t xml:space="preserve">alloc &lt;= buf-&gt;alloc</w:t>
+      </w:r>
+      <w:r>
+        <w:t xml:space="preserve">, na linha 1805, usa o valor já alinhado por </w:t>
+      </w:r>
+      <w:r>
+        <w:rPr>
+          <w:rFonts w:ascii="Consolas" w:cs="Consolas" w:eastAsia="Consolas" w:hAnsi="Consolas"/>
+        </w:rPr>
+        <w:t xml:space="preserve">line_aligned_size</w:t>
+      </w:r>
+      <w:r>
+        <w:t xml:space="preserve"> (</w:t>
+      </w:r>
+      <w:r>
+        <w:rPr>
+          <w:rFonts w:ascii="Consolas" w:cs="Consolas" w:eastAsia="Consolas" w:hAnsi="Consolas"/>
+        </w:rPr>
+        <w:t xml:space="preserve">sort.c:1623-1636</w:t>
+      </w:r>
+      <w:r>
+        <w:t xml:space="preserve">), não o valor original passado para a função. E </w:t>
+      </w:r>
+      <w:r>
+        <w:rPr>
+          <w:rFonts w:ascii="Consolas" w:cs="Consolas" w:eastAsia="Consolas" w:hAnsi="Consolas"/>
+        </w:rPr>
+        <w:t xml:space="preserve">line_aligned_size</w:t>
+      </w:r>
+      <w:r>
+        <w:t xml:space="preserve"> sempre aumenta o valor em pelo menos 1 byte, mesmo quando o tamanho já é múltiplo do alinhamento — porque a expressão </w:t>
+      </w:r>
+      <w:r>
+        <w:rPr>
+          <w:rFonts w:ascii="Consolas" w:cs="Consolas" w:eastAsia="Consolas" w:hAnsi="Consolas"/>
+        </w:rPr>
+        <w:t xml:space="preserve">alignment - size % alignment</w:t>
+      </w:r>
+      <w:r>
+        <w:t xml:space="preserve"> resulta em </w:t>
+      </w:r>
+      <w:r>
+        <w:rPr>
+          <w:rFonts w:ascii="Consolas" w:cs="Consolas" w:eastAsia="Consolas" w:hAnsi="Consolas"/>
+        </w:rPr>
+        <w:t xml:space="preserve">alignment</w:t>
+      </w:r>
+      <w:r>
+        <w:t xml:space="preserve"> inteiro quando o resto da divisão é zero. O teste foi corrigido para refletir esse comportamento real. Esse processo mostra que os 12 testes são reais, não decoração.</w:t>
       </w:r>
     </w:p>
     <w:p>
@@ -1087,319 +5910,142 @@
       </w:pPr>
       <w:r>
         <w:rPr/>
-        <w:t>5. Divisão em blocos</w:t>
-      </w:r>
-    </w:p>
-    <w:p>
-      <w:pPr>
-        <w:pStyle w:val="Heading2"/>
-        <w:spacing w:before="320" w:after="160"/>
-        <w:rPr/>
-      </w:pPr>
-      <w:r>
-        <w:rPr/>
-        <w:t>5.1 Dependências</w:t>
-      </w:r>
-    </w:p>
-    <w:p>
-      <w:pPr>
-        <w:pStyle w:val="Normal"/>
-        <w:pBdr>
-          <w:top w:val="single" w:sz="4" w:space="0" w:color="AA0000"/>
-          <w:left w:val="single" w:sz="4" w:space="0" w:color="AA0000"/>
-          <w:bottom w:val="single" w:sz="4" w:space="0" w:color="AA0000"/>
-          <w:right w:val="single" w:sz="4" w:space="0" w:color="AA0000"/>
-        </w:pBdr>
-        <w:shd w:val="clear" w:fill="FFF3F3"/>
-        <w:spacing w:before="120" w:after="240"/>
-        <w:rPr/>
-      </w:pPr>
-      <w:r>
-        <w:rPr>
-          <w:i/>
-          <w:iCs/>
-          <w:color w:val="AA0000"/>
-        </w:rPr>
-        <w:t>[ CONTEÚDO A DESENVOLVER — tabela de dependências internas/externas. Fonte: CLAUDE.md, seção "Blocos de responsabilidade e dependências". Bom lugar pra citar Knuth (TAOCP Vol.3, Seção 5.4) ao mencionar a maquinaria de merge externo que fica fora do subconjunto — fecha o critério de referência acadêmica de forma natural, sem seção separada. ]</w:t>
-      </w:r>
-    </w:p>
-    <w:p>
-      <w:pPr>
-        <w:pStyle w:val="Heading2"/>
-        <w:spacing w:before="320" w:after="160"/>
-        <w:rPr/>
-      </w:pPr>
-      <w:r>
-        <w:rPr/>
-        <w:t>5.2 Blocos propostos</w:t>
-      </w:r>
-    </w:p>
-    <w:p>
-      <w:pPr>
-        <w:pStyle w:val="Normal"/>
-        <w:pBdr>
-          <w:top w:val="single" w:sz="4" w:space="0" w:color="AA0000"/>
-          <w:left w:val="single" w:sz="4" w:space="0" w:color="AA0000"/>
-          <w:bottom w:val="single" w:sz="4" w:space="0" w:color="AA0000"/>
-          <w:right w:val="single" w:sz="4" w:space="0" w:color="AA0000"/>
-        </w:pBdr>
-        <w:shd w:val="clear" w:fill="FFF3F3"/>
-        <w:spacing w:before="120" w:after="240"/>
-        <w:rPr/>
-      </w:pPr>
-      <w:r>
-        <w:rPr>
-          <w:i/>
-          <w:iCs/>
-          <w:color w:val="AA0000"/>
-        </w:rPr>
-        <w:t>[ CONTEÚDO A DESENVOLVER — tabela de sub-blocos por função, mesmo formato da Tabela 2 do modelo. ]</w:t>
-      </w:r>
-    </w:p>
-    <w:p>
-      <w:pPr>
-        <w:pStyle w:val="Normal"/>
-        <w:rPr/>
-      </w:pPr>
-      <w:r>
-        <w:rPr/>
-      </w:r>
-      <w:r>
-        <w:br w:type="page"/>
-      </w:r>
-    </w:p>
-    <w:p>
-      <w:pPr>
-        <w:pStyle w:val="Heading1"/>
-        <w:spacing w:before="0" w:after="160"/>
-        <w:rPr/>
-      </w:pPr>
-      <w:r>
-        <w:rPr/>
-        <w:t>6. Cenário principal</w:t>
-      </w:r>
-    </w:p>
-    <w:p>
-      <w:pPr>
-        <w:pStyle w:val="Normal"/>
-        <w:pBdr>
-          <w:top w:val="single" w:sz="4" w:space="0" w:color="AA0000"/>
-          <w:left w:val="single" w:sz="4" w:space="0" w:color="AA0000"/>
-          <w:bottom w:val="single" w:sz="4" w:space="0" w:color="AA0000"/>
-          <w:right w:val="single" w:sz="4" w:space="0" w:color="AA0000"/>
-        </w:pBdr>
-        <w:shd w:val="clear" w:fill="FFF3F3"/>
-        <w:spacing w:before="120" w:after="240"/>
-        <w:rPr/>
-      </w:pPr>
-      <w:r>
-        <w:rPr>
-          <w:i/>
-          <w:iCs/>
-          <w:color w:val="AA0000"/>
-        </w:rPr>
-        <w:t>[ CONTEÚDO A DESENVOLVER — breve texto de transição antes dos diagramas. ]</w:t>
-      </w:r>
-    </w:p>
-    <w:p>
-      <w:pPr>
-        <w:pStyle w:val="Heading2"/>
-        <w:spacing w:before="320" w:after="160"/>
-        <w:rPr/>
-      </w:pPr>
-      <w:r>
-        <w:rPr/>
-        <w:t>6.1 Diagrama estático</w:t>
-      </w:r>
-    </w:p>
-    <w:p>
-      <w:pPr>
-        <w:pStyle w:val="Normal"/>
-        <w:pBdr>
-          <w:top w:val="single" w:sz="4" w:space="0" w:color="AA0000"/>
-          <w:left w:val="single" w:sz="4" w:space="0" w:color="AA0000"/>
-          <w:bottom w:val="single" w:sz="4" w:space="0" w:color="AA0000"/>
-          <w:right w:val="single" w:sz="4" w:space="0" w:color="AA0000"/>
-        </w:pBdr>
-        <w:shd w:val="clear" w:fill="FFF3F3"/>
-        <w:spacing w:before="120" w:after="240"/>
-        <w:rPr/>
-      </w:pPr>
-      <w:r>
-        <w:rPr>
-          <w:i/>
-          <w:iCs/>
-          <w:color w:val="AA0000"/>
-        </w:rPr>
-        <w:t>[ INSERIR FIGURA — diagrama-estatico-sort.svg (converter para PNG antes de colar). Legenda: "Figura 1: Grafo de chamadas do subconjunto estudado". ]</w:t>
-      </w:r>
-    </w:p>
-    <w:p>
-      <w:pPr>
-        <w:pStyle w:val="Heading2"/>
-        <w:spacing w:before="320" w:after="160"/>
-        <w:rPr/>
-      </w:pPr>
-      <w:r>
-        <w:rPr/>
-        <w:t>6.2 Diagrama dinâmico</w:t>
-      </w:r>
-    </w:p>
-    <w:p>
-      <w:pPr>
-        <w:pStyle w:val="Normal"/>
-        <w:pBdr>
-          <w:top w:val="single" w:sz="4" w:space="0" w:color="AA0000"/>
-          <w:left w:val="single" w:sz="4" w:space="0" w:color="AA0000"/>
-          <w:bottom w:val="single" w:sz="4" w:space="0" w:color="AA0000"/>
-          <w:right w:val="single" w:sz="4" w:space="0" w:color="AA0000"/>
-        </w:pBdr>
-        <w:shd w:val="clear" w:fill="FFF3F3"/>
-        <w:spacing w:before="120" w:after="240"/>
-        <w:rPr/>
-      </w:pPr>
-      <w:r>
-        <w:rPr>
-          <w:i/>
-          <w:iCs/>
-          <w:color w:val="AA0000"/>
-        </w:rPr>
-        <w:t>[ INSERIR FIGURA — diagrama-dinamico-sort.svg (converter para PNG antes de colar). Legenda: "Figura 2: Fluxo de execução de sort()". ]</w:t>
-      </w:r>
-    </w:p>
-    <w:p>
-      <w:pPr>
-        <w:pStyle w:val="Normal"/>
-        <w:rPr/>
-      </w:pPr>
-      <w:r>
-        <w:rPr/>
-      </w:r>
-      <w:r>
-        <w:br w:type="page"/>
-      </w:r>
-    </w:p>
-    <w:p>
-      <w:pPr>
-        <w:pStyle w:val="Heading1"/>
-        <w:spacing w:before="0" w:after="160"/>
-        <w:rPr/>
-      </w:pPr>
-      <w:r>
-        <w:rPr/>
-        <w:t>7. Exemplo de uso</w:t>
-      </w:r>
-    </w:p>
-    <w:p>
-      <w:pPr>
-        <w:pStyle w:val="Normal"/>
-        <w:pBdr>
-          <w:top w:val="single" w:sz="4" w:space="0" w:color="AA0000"/>
-          <w:left w:val="single" w:sz="4" w:space="0" w:color="AA0000"/>
-          <w:bottom w:val="single" w:sz="4" w:space="0" w:color="AA0000"/>
-          <w:right w:val="single" w:sz="4" w:space="0" w:color="AA0000"/>
-        </w:pBdr>
-        <w:shd w:val="clear" w:fill="FFF3F3"/>
-        <w:spacing w:before="120" w:after="240"/>
-        <w:rPr/>
-      </w:pPr>
-      <w:r>
-        <w:rPr>
-          <w:i/>
-          <w:iCs/>
-          <w:color w:val="AA0000"/>
-        </w:rPr>
-        <w:t>[ CONTEÚDO A DESENVOLVER — execução real via compilador online (gdb local bloqueado pelo ambiente). Fonte: CLAUDE.md, seção "Exemplo de uso", e Trabalho1/exemplo-uso/saida-exemplo.txt. Pode inserir trecho da saída real como bloco de código. ]</w:t>
-      </w:r>
-    </w:p>
-    <w:p>
-      <w:pPr>
-        <w:pStyle w:val="Normal"/>
-        <w:rPr/>
-      </w:pPr>
-      <w:r>
-        <w:rPr/>
-      </w:r>
-      <w:r>
-        <w:br w:type="page"/>
-      </w:r>
-    </w:p>
-    <w:p>
-      <w:pPr>
-        <w:pStyle w:val="Heading1"/>
-        <w:spacing w:before="0" w:after="160"/>
-        <w:rPr/>
-      </w:pPr>
-      <w:r>
-        <w:rPr/>
-        <w:t>8. Construção e testes automatizados</w:t>
-      </w:r>
-    </w:p>
-    <w:p>
-      <w:pPr>
-        <w:pStyle w:val="Normal"/>
-        <w:pBdr>
-          <w:top w:val="single" w:sz="4" w:space="0" w:color="AA0000"/>
-          <w:left w:val="single" w:sz="4" w:space="0" w:color="AA0000"/>
-          <w:bottom w:val="single" w:sz="4" w:space="0" w:color="AA0000"/>
-          <w:right w:val="single" w:sz="4" w:space="0" w:color="AA0000"/>
-        </w:pBdr>
-        <w:shd w:val="clear" w:fill="FFF3F3"/>
-        <w:spacing w:before="120" w:after="240"/>
-        <w:rPr/>
-      </w:pPr>
-      <w:r>
-        <w:rPr>
-          <w:i/>
-          <w:iCs/>
-          <w:color w:val="AA0000"/>
-        </w:rPr>
-        <w:t>[ CONTEÚDO A DESENVOLVER — Makefile e os 12 testes automatizados (12/12 passando). Fonte: CLAUDE.md, seção "Construção e testes automatizados", e Trabalho1/exemplo-uso/saida-testes.txt. Vale contar o achado real (teste com expectativa errada, corrigido) — mostra que os testes são reais. ]</w:t>
-      </w:r>
-    </w:p>
-    <w:p>
-      <w:pPr>
-        <w:pStyle w:val="Normal"/>
-        <w:rPr/>
-      </w:pPr>
-      <w:r>
-        <w:rPr/>
-      </w:r>
-      <w:r>
-        <w:br w:type="page"/>
-      </w:r>
-    </w:p>
-    <w:p>
-      <w:pPr>
-        <w:pStyle w:val="Heading1"/>
-        <w:spacing w:before="0" w:after="160"/>
-        <w:rPr/>
-      </w:pPr>
-      <w:r>
-        <w:rPr/>
         <w:t>Conclusão</w:t>
       </w:r>
     </w:p>
     <w:p>
       <w:pPr>
-        <w:pStyle w:val="Normal"/>
-        <w:pBdr>
-          <w:top w:val="single" w:sz="4" w:space="0" w:color="AA0000"/>
-          <w:left w:val="single" w:sz="4" w:space="0" w:color="AA0000"/>
-          <w:bottom w:val="single" w:sz="4" w:space="0" w:color="AA0000"/>
-          <w:right w:val="single" w:sz="4" w:space="0" w:color="AA0000"/>
-        </w:pBdr>
-        <w:shd w:val="clear" w:fill="FFF3F3"/>
-        <w:spacing w:before="120" w:after="240"/>
-        <w:rPr/>
-      </w:pPr>
-      <w:r>
-        <w:rPr>
-          <w:i/>
-          <w:iCs/>
-          <w:color w:val="AA0000"/>
-        </w:rPr>
-        <w:t>[ A ESCREVER POR ÚLTIMO — depois que todas as seções acima estiverem prontas, resume os achados principais em 1 parágrafo curto. ]</w:t>
+        <w:spacing w:after="200" w:line="360" w:lineRule="auto"/>
+        <w:jc w:val="both"/>
+      </w:pPr>
+      <w:r>
+        <w:t xml:space="preserve">Este trabalho estudou um subconjunto de 7 funções do utilitário </w:t>
+      </w:r>
+      <w:r>
+        <w:rPr>
+          <w:rFonts w:ascii="Consolas" w:cs="Consolas" w:eastAsia="Consolas" w:hAnsi="Consolas"/>
+        </w:rPr>
+        <w:t xml:space="preserve">sort</w:t>
+      </w:r>
+      <w:r>
+        <w:t xml:space="preserve"> do GNU Coreutils — 677 linhas do código original, acima do mínimo de 600 linhas pedido pelo enunciado.</w:t>
+      </w:r>
+    </w:p>
+    <w:p>
+      <w:pPr>
+        <w:spacing w:after="200" w:line="360" w:lineRule="auto"/>
+        <w:jc w:val="both"/>
+      </w:pPr>
+      <w:r>
+        <w:t xml:space="preserve">O subconjunto revelou um padrão estrutural único: o buffer de leitura guarda, numa única alocação de memória, o texto das linhas crescendo do início para o fim e a tabela de linhas crescendo do fim para o início. Esse padrão explica por que </w:t>
+      </w:r>
+      <w:r>
+        <w:rPr>
+          <w:rFonts w:ascii="Consolas" w:cs="Consolas" w:eastAsia="Consolas" w:hAnsi="Consolas"/>
+        </w:rPr>
+        <w:t xml:space="preserve">begfield</w:t>
+      </w:r>
+      <w:r>
+        <w:t xml:space="preserve"> e </w:t>
+      </w:r>
+      <w:r>
+        <w:rPr>
+          <w:rFonts w:ascii="Consolas" w:cs="Consolas" w:eastAsia="Consolas" w:hAnsi="Consolas"/>
+        </w:rPr>
+        <w:t xml:space="preserve">limfield</w:t>
+      </w:r>
+      <w:r>
+        <w:t xml:space="preserve"> nunca indexam texto com colchetes — sempre usam aritmética de ponteiros — e por que </w:t>
+      </w:r>
+      <w:r>
+        <w:rPr>
+          <w:rFonts w:ascii="Consolas" w:cs="Consolas" w:eastAsia="Consolas" w:hAnsi="Consolas"/>
+        </w:rPr>
+        <w:t xml:space="preserve">fillbuf</w:t>
+      </w:r>
+      <w:r>
+        <w:t xml:space="preserve"> decrementa um ponteiro em vez de incrementar um índice ao preencher a tabela de linhas.</w:t>
+      </w:r>
+    </w:p>
+    <w:p>
+      <w:pPr>
+        <w:spacing w:after="200" w:line="360" w:lineRule="auto"/>
+        <w:jc w:val="both"/>
+      </w:pPr>
+      <w:r>
+        <w:t xml:space="preserve">Foram identificados oito truques de programador C, entre eles tabelas indexadas por byte, crescimento geométrico de buffer, small-buffer optimization na pilha, e o atributo </w:t>
+      </w:r>
+      <w:r>
+        <w:rPr>
+          <w:rFonts w:ascii="Consolas" w:cs="Consolas" w:eastAsia="Consolas" w:hAnsi="Consolas"/>
+        </w:rPr>
+        <w:t xml:space="preserve">ATTRIBUTE_PURE</w:t>
+      </w:r>
+      <w:r>
+        <w:t xml:space="preserve"> do GCC. O arquivo inteiro tem apenas dois </w:t>
+      </w:r>
+      <w:r>
+        <w:rPr>
+          <w:rFonts w:ascii="Consolas" w:cs="Consolas" w:eastAsia="Consolas" w:hAnsi="Consolas"/>
+        </w:rPr>
+        <w:t xml:space="preserve">goto</w:t>
+      </w:r>
+      <w:r>
+        <w:t xml:space="preserve"> — um deles dentro do subconjunto, usado de forma disciplinada para evitar duplicar a lógica de encerramento de </w:t>
+      </w:r>
+      <w:r>
+        <w:rPr>
+          <w:rFonts w:ascii="Consolas" w:cs="Consolas" w:eastAsia="Consolas" w:hAnsi="Consolas"/>
+        </w:rPr>
+        <w:t xml:space="preserve">sort()</w:t>
+      </w:r>
+      <w:r>
+        <w:t xml:space="preserve">.</w:t>
+      </w:r>
+    </w:p>
+    <w:p>
+      <w:pPr>
+        <w:spacing w:after="200" w:line="360" w:lineRule="auto"/>
+        <w:jc w:val="both"/>
+      </w:pPr>
+      <w:r>
+        <w:t xml:space="preserve">Mike Haertel escreveu o código original em 1988, com a mesma filosofia de engenharia que aplicou ao GNU grep: fazer o mínimo de trabalho possível por byte processado. Paul Eggert mantém o código hoje, com décadas de contribuições ao projeto GNU e ao tz database da IANA.</w:t>
+      </w:r>
+    </w:p>
+    <w:p>
+      <w:pPr>
+        <w:spacing w:after="200" w:line="360" w:lineRule="auto"/>
+        <w:jc w:val="both"/>
+      </w:pPr>
+      <w:r>
+        <w:t xml:space="preserve">O exemplo de uso e os 12 testes automatizados foram executados de verdade — não previstos —, num compilador online, depois que o ambiente de desenvolvimento local bloqueou o gcc e o gdb por questões de segurança corporativa. Essa execução real revelou dois achados não planejados: o comportamento documentado de </w:t>
+      </w:r>
+      <w:r>
+        <w:rPr>
+          <w:rFonts w:ascii="Consolas" w:cs="Consolas" w:eastAsia="Consolas" w:hAnsi="Consolas"/>
+        </w:rPr>
+        <w:t xml:space="preserve">begfield</w:t>
+      </w:r>
+      <w:r>
+        <w:t xml:space="preserve"> ao incluir o separador de campo, e um erro na expectativa de um teste, não no código de </w:t>
+      </w:r>
+      <w:r>
+        <w:rPr>
+          <w:rFonts w:ascii="Consolas" w:cs="Consolas" w:eastAsia="Consolas" w:hAnsi="Consolas"/>
+        </w:rPr>
+        <w:t xml:space="preserve">sort.c</w:t>
+      </w:r>
+      <w:r>
+        <w:t xml:space="preserve"> — corrigido depois de investigado.</w:t>
+      </w:r>
+    </w:p>
+    <w:p>
+      <w:pPr>
+        <w:spacing w:after="200" w:line="360" w:lineRule="auto"/>
+        <w:jc w:val="both"/>
+      </w:pPr>
+      <w:r>
+        <w:t xml:space="preserve">O código estudado neste trabalho confirma, na prática, os idiomas de software básico descritos no enunciado da disciplina: aritmética de ponteiros, contagem regressiva e desvio incondicional, todos usados com um propósito claro de desempenho e controle de memória — nunca por acaso.</w:t>
       </w:r>
     </w:p>
     <w:p>
